--- a/Zebra IoT Connector - Documentation Template.docx
+++ b/Zebra IoT Connector - Documentation Template.docx
@@ -12,7 +12,7 @@
     </w:p>
     <w:p>
       <w:r>
-        <w:t>Eighteen sections, in the order a reader moves through the product: learn it, reach it, connect it, read tags, integrate, then run and support it.</w:t>
+        <w:t>Nineteen sections, in the order a reader moves through the product: learn it, reach it, connect it, read tags, integrate, then run and support it.</w:t>
       </w:r>
     </w:p>
     <w:p>
@@ -234,7 +234,7 @@
         <w:rPr>
           <w:sz w:val="21"/>
         </w:rPr>
-        <w:t xml:space="preserve">   Terminology</w:t>
+        <w:t xml:space="preserve">   Hardware and Power Requirements</w:t>
       </w:r>
       <w:r>
         <w:rPr>
@@ -247,6 +247,87 @@
     </w:p>
     <w:p>
       <w:pPr>
+        <w:spacing w:after="0" w:line="240" w:lineRule="auto"/>
+        <w:ind w:left="482"/>
+      </w:pPr>
+      <w:r>
+        <w:rPr>
+          <w:color w:val="888888"/>
+          <w:sz w:val="21"/>
+        </w:rPr>
+        <w:t>1.9</w:t>
+      </w:r>
+      <w:r>
+        <w:rPr>
+          <w:sz w:val="21"/>
+        </w:rPr>
+        <w:t xml:space="preserve">   System, Network, and Browser Requirements</w:t>
+      </w:r>
+      <w:r>
+        <w:rPr>
+          <w:i/>
+          <w:color w:val="3D3D3D"/>
+          <w:sz w:val="18"/>
+        </w:rPr>
+        <w:t xml:space="preserve">   Reference</w:t>
+      </w:r>
+    </w:p>
+    <w:p>
+      <w:pPr>
+        <w:spacing w:after="0" w:line="240" w:lineRule="auto"/>
+        <w:ind w:left="482"/>
+      </w:pPr>
+      <w:r>
+        <w:rPr>
+          <w:color w:val="888888"/>
+          <w:sz w:val="21"/>
+        </w:rPr>
+        <w:t>1.10</w:t>
+      </w:r>
+      <w:r>
+        <w:rPr>
+          <w:sz w:val="21"/>
+        </w:rPr>
+        <w:t xml:space="preserve">   Intended Audience and Role Paths</w:t>
+      </w:r>
+      <w:r>
+        <w:rPr>
+          <w:i/>
+          <w:color w:val="1F4E79"/>
+          <w:sz w:val="18"/>
+        </w:rPr>
+        <w:t xml:space="preserve">   Concept</w:t>
+      </w:r>
+    </w:p>
+    <w:p>
+      <w:pPr>
+        <w:spacing w:after="0" w:line="240" w:lineRule="auto"/>
+        <w:ind w:left="482"/>
+      </w:pPr>
+      <w:r>
+        <w:rPr>
+          <w:color w:val="888888"/>
+          <w:sz w:val="21"/>
+        </w:rPr>
+        <w:t>1.11</w:t>
+      </w:r>
+      <w:r>
+        <w:rPr>
+          <w:sz w:val="21"/>
+        </w:rPr>
+        <w:t xml:space="preserve">   Terminology</w:t>
+      </w:r>
+      <w:r>
+        <w:rPr>
+          <w:i/>
+          <w:color w:val="3D3D3D"/>
+          <w:sz w:val="18"/>
+        </w:rPr>
+        <w:t xml:space="preserve">   Reference</w:t>
+      </w:r>
+    </w:p>
+    <w:p>
+      <w:pPr>
         <w:keepNext/>
         <w:spacing w:before="160" w:after="20"/>
       </w:pPr>
@@ -613,7 +694,34 @@
         <w:rPr>
           <w:sz w:val="21"/>
         </w:rPr>
-        <w:t xml:space="preserve">   Network Status</w:t>
+        <w:t xml:space="preserve">   Configure Network Proxy</w:t>
+      </w:r>
+      <w:r>
+        <w:rPr>
+          <w:i/>
+          <w:color w:val="1B6B3A"/>
+          <w:sz w:val="18"/>
+        </w:rPr>
+        <w:t xml:space="preserve">   Task</w:t>
+      </w:r>
+    </w:p>
+    <w:p>
+      <w:pPr>
+        <w:spacing w:after="0" w:line="240" w:lineRule="auto"/>
+        <w:ind w:left="482"/>
+      </w:pPr>
+      <w:r>
+        <w:rPr>
+          <w:color w:val="888888"/>
+          <w:sz w:val="21"/>
+        </w:rPr>
+        <w:t>3.8</w:t>
+      </w:r>
+      <w:r>
+        <w:rPr>
+          <w:sz w:val="21"/>
+        </w:rPr>
+        <w:t xml:space="preserve">   Firewall Ports and Outbound Whitelist</w:t>
       </w:r>
       <w:r>
         <w:rPr>
@@ -626,6 +734,33 @@
     </w:p>
     <w:p>
       <w:pPr>
+        <w:spacing w:after="0" w:line="240" w:lineRule="auto"/>
+        <w:ind w:left="482"/>
+      </w:pPr>
+      <w:r>
+        <w:rPr>
+          <w:color w:val="888888"/>
+          <w:sz w:val="21"/>
+        </w:rPr>
+        <w:t>3.9</w:t>
+      </w:r>
+      <w:r>
+        <w:rPr>
+          <w:sz w:val="21"/>
+        </w:rPr>
+        <w:t xml:space="preserve">   Network Status</w:t>
+      </w:r>
+      <w:r>
+        <w:rPr>
+          <w:i/>
+          <w:color w:val="3D3D3D"/>
+          <w:sz w:val="18"/>
+        </w:rPr>
+        <w:t xml:space="preserve">   Reference</w:t>
+      </w:r>
+    </w:p>
+    <w:p>
+      <w:pPr>
         <w:keepNext/>
         <w:spacing w:before="160" w:after="20"/>
       </w:pPr>
@@ -911,7 +1046,7 @@
         <w:rPr>
           <w:sz w:val="21"/>
         </w:rPr>
-        <w:t xml:space="preserve">   Other Supported Destinations</w:t>
+        <w:t xml:space="preserve">   TCP/IP Socket Endpoints</w:t>
       </w:r>
       <w:r>
         <w:rPr>
@@ -924,6 +1059,114 @@
     </w:p>
     <w:p>
       <w:pPr>
+        <w:spacing w:after="0" w:line="240" w:lineRule="auto"/>
+        <w:ind w:left="482"/>
+      </w:pPr>
+      <w:r>
+        <w:rPr>
+          <w:color w:val="888888"/>
+          <w:sz w:val="21"/>
+        </w:rPr>
+        <w:t>5.6</w:t>
+      </w:r>
+      <w:r>
+        <w:rPr>
+          <w:sz w:val="21"/>
+        </w:rPr>
+        <w:t xml:space="preserve">   WebSocket Endpoints</w:t>
+      </w:r>
+      <w:r>
+        <w:rPr>
+          <w:i/>
+          <w:color w:val="1B6B3A"/>
+          <w:sz w:val="18"/>
+        </w:rPr>
+        <w:t xml:space="preserve">   Task</w:t>
+      </w:r>
+    </w:p>
+    <w:p>
+      <w:pPr>
+        <w:spacing w:after="0" w:line="240" w:lineRule="auto"/>
+        <w:ind w:left="482"/>
+      </w:pPr>
+      <w:r>
+        <w:rPr>
+          <w:color w:val="888888"/>
+          <w:sz w:val="21"/>
+        </w:rPr>
+        <w:t>5.7</w:t>
+      </w:r>
+      <w:r>
+        <w:rPr>
+          <w:sz w:val="21"/>
+        </w:rPr>
+        <w:t xml:space="preserve">   USB HID (Keyboard Wedge) and Serial Output</w:t>
+      </w:r>
+      <w:r>
+        <w:rPr>
+          <w:i/>
+          <w:color w:val="1B6B3A"/>
+          <w:sz w:val="18"/>
+        </w:rPr>
+        <w:t xml:space="preserve">   Task</w:t>
+      </w:r>
+    </w:p>
+    <w:p>
+      <w:pPr>
+        <w:spacing w:after="0" w:line="240" w:lineRule="auto"/>
+        <w:ind w:left="482"/>
+      </w:pPr>
+      <w:r>
+        <w:rPr>
+          <w:color w:val="888888"/>
+          <w:sz w:val="21"/>
+        </w:rPr>
+        <w:t>5.8</w:t>
+      </w:r>
+      <w:r>
+        <w:rPr>
+          <w:sz w:val="21"/>
+        </w:rPr>
+        <w:t xml:space="preserve">   Local REST API Connectivity</w:t>
+      </w:r>
+      <w:r>
+        <w:rPr>
+          <w:i/>
+          <w:color w:val="1B6B3A"/>
+          <w:sz w:val="18"/>
+        </w:rPr>
+        <w:t xml:space="preserve">   Task</w:t>
+      </w:r>
+    </w:p>
+    <w:p>
+      <w:pPr>
+        <w:spacing w:after="0" w:line="240" w:lineRule="auto"/>
+        <w:ind w:left="482"/>
+      </w:pPr>
+      <w:r>
+        <w:rPr>
+          <w:color w:val="888888"/>
+          <w:sz w:val="21"/>
+        </w:rPr>
+        <w:t>5.9</w:t>
+      </w:r>
+      <w:r>
+        <w:rPr>
+          <w:sz w:val="21"/>
+        </w:rPr>
+        <w:t xml:space="preserve">   Verify Destination Connectivity</w:t>
+      </w:r>
+      <w:r>
+        <w:rPr>
+          <w:i/>
+          <w:color w:val="1B6B3A"/>
+          <w:sz w:val="18"/>
+        </w:rPr>
+        <w:t xml:space="preserve">   Task</w:t>
+      </w:r>
+    </w:p>
+    <w:p>
+      <w:pPr>
         <w:keepNext/>
         <w:spacing w:before="160" w:after="20"/>
       </w:pPr>
@@ -979,7 +1222,7 @@
         <w:rPr>
           <w:sz w:val="21"/>
         </w:rPr>
-        <w:t xml:space="preserve">   Antenna and RF Configuration</w:t>
+        <w:t xml:space="preserve">   Simple, Inventory, and Portal Modes</w:t>
       </w:r>
       <w:r>
         <w:rPr>
@@ -1006,7 +1249,7 @@
         <w:rPr>
           <w:sz w:val="21"/>
         </w:rPr>
-        <w:t xml:space="preserve">   Tag Reporting</w:t>
+        <w:t xml:space="preserve">   Conveyor Mode</w:t>
       </w:r>
       <w:r>
         <w:rPr>
@@ -1033,7 +1276,7 @@
         <w:rPr>
           <w:sz w:val="21"/>
         </w:rPr>
-        <w:t xml:space="preserve">   Tag Filtering</w:t>
+        <w:t xml:space="preserve">   Directionality Mode (ATR7000)</w:t>
       </w:r>
       <w:r>
         <w:rPr>
@@ -1060,7 +1303,7 @@
         <w:rPr>
           <w:sz w:val="21"/>
         </w:rPr>
-        <w:t xml:space="preserve">   Start and Stop Conditions</w:t>
+        <w:t xml:space="preserve">   Custom Mode</w:t>
       </w:r>
       <w:r>
         <w:rPr>
@@ -1087,7 +1330,7 @@
         <w:rPr>
           <w:sz w:val="21"/>
         </w:rPr>
-        <w:t xml:space="preserve">   Tag Memory Operations</w:t>
+        <w:t xml:space="preserve">   Antenna and RF Configuration</w:t>
       </w:r>
       <w:r>
         <w:rPr>
@@ -1114,7 +1357,7 @@
         <w:rPr>
           <w:sz w:val="21"/>
         </w:rPr>
-        <w:t xml:space="preserve">   Gen2X</w:t>
+        <w:t xml:space="preserve">   Tag Reporting</w:t>
       </w:r>
       <w:r>
         <w:rPr>
@@ -1141,7 +1384,7 @@
         <w:rPr>
           <w:sz w:val="21"/>
         </w:rPr>
-        <w:t xml:space="preserve">   GPIO</w:t>
+        <w:t xml:space="preserve">   Tag Filtering</w:t>
       </w:r>
       <w:r>
         <w:rPr>
@@ -1154,6 +1397,141 @@
     </w:p>
     <w:p>
       <w:pPr>
+        <w:spacing w:after="0" w:line="240" w:lineRule="auto"/>
+        <w:ind w:left="482"/>
+      </w:pPr>
+      <w:r>
+        <w:rPr>
+          <w:color w:val="888888"/>
+          <w:sz w:val="21"/>
+        </w:rPr>
+        <w:t>6.9</w:t>
+      </w:r>
+      <w:r>
+        <w:rPr>
+          <w:sz w:val="21"/>
+        </w:rPr>
+        <w:t xml:space="preserve">   Start and Stop Conditions</w:t>
+      </w:r>
+      <w:r>
+        <w:rPr>
+          <w:i/>
+          <w:color w:val="1B6B3A"/>
+          <w:sz w:val="18"/>
+        </w:rPr>
+        <w:t xml:space="preserve">   Task</w:t>
+      </w:r>
+    </w:p>
+    <w:p>
+      <w:pPr>
+        <w:spacing w:after="0" w:line="240" w:lineRule="auto"/>
+        <w:ind w:left="482"/>
+      </w:pPr>
+      <w:r>
+        <w:rPr>
+          <w:color w:val="888888"/>
+          <w:sz w:val="21"/>
+        </w:rPr>
+        <w:t>6.10</w:t>
+      </w:r>
+      <w:r>
+        <w:rPr>
+          <w:sz w:val="21"/>
+        </w:rPr>
+        <w:t xml:space="preserve">   Start and Stop an RFID Operation</w:t>
+      </w:r>
+      <w:r>
+        <w:rPr>
+          <w:i/>
+          <w:color w:val="1B6B3A"/>
+          <w:sz w:val="18"/>
+        </w:rPr>
+        <w:t xml:space="preserve">   Task</w:t>
+      </w:r>
+    </w:p>
+    <w:p>
+      <w:pPr>
+        <w:spacing w:after="0" w:line="240" w:lineRule="auto"/>
+        <w:ind w:left="482"/>
+      </w:pPr>
+      <w:r>
+        <w:rPr>
+          <w:color w:val="888888"/>
+          <w:sz w:val="21"/>
+        </w:rPr>
+        <w:t>6.11</w:t>
+      </w:r>
+      <w:r>
+        <w:rPr>
+          <w:sz w:val="21"/>
+        </w:rPr>
+        <w:t xml:space="preserve">   Tag Memory Operations</w:t>
+      </w:r>
+      <w:r>
+        <w:rPr>
+          <w:i/>
+          <w:color w:val="1B6B3A"/>
+          <w:sz w:val="18"/>
+        </w:rPr>
+        <w:t xml:space="preserve">   Task</w:t>
+      </w:r>
+    </w:p>
+    <w:p>
+      <w:pPr>
+        <w:spacing w:after="0" w:line="240" w:lineRule="auto"/>
+        <w:ind w:left="482"/>
+      </w:pPr>
+      <w:r>
+        <w:rPr>
+          <w:color w:val="888888"/>
+          <w:sz w:val="21"/>
+        </w:rPr>
+        <w:t>6.12</w:t>
+      </w:r>
+      <w:r>
+        <w:rPr>
+          <w:sz w:val="21"/>
+        </w:rPr>
+        <w:t xml:space="preserve">   Gen2X</w:t>
+      </w:r>
+      <w:r>
+        <w:rPr>
+          <w:i/>
+          <w:color w:val="1B6B3A"/>
+          <w:sz w:val="18"/>
+        </w:rPr>
+        <w:t xml:space="preserve">   Task</w:t>
+      </w:r>
+    </w:p>
+    <w:p>
+      <w:pPr>
+        <w:spacing w:after="0" w:line="240" w:lineRule="auto"/>
+        <w:ind w:left="482"/>
+      </w:pPr>
+      <w:r>
+        <w:rPr>
+          <w:color w:val="888888"/>
+          <w:sz w:val="21"/>
+        </w:rPr>
+        <w:t>6.13</w:t>
+      </w:r>
+      <w:r>
+        <w:rPr>
+          <w:sz w:val="21"/>
+        </w:rPr>
+        <w:t xml:space="preserve">   GPIO</w:t>
+      </w:r>
+      <w:r>
+        <w:rPr>
+          <w:i/>
+          <w:color w:val="1B6B3A"/>
+          <w:sz w:val="18"/>
+        </w:rPr>
+        <w:t xml:space="preserve">   Task</w:t>
+      </w:r>
+    </w:p>
+    <w:p>
+      <w:pPr>
         <w:keepNext/>
         <w:spacing w:before="160" w:after="20"/>
       </w:pPr>
@@ -1372,6 +1750,33 @@
         <w:rPr>
           <w:sz w:val="21"/>
         </w:rPr>
+        <w:t xml:space="preserve">   Commands and Responses</w:t>
+      </w:r>
+      <w:r>
+        <w:rPr>
+          <w:i/>
+          <w:color w:val="1F4E79"/>
+          <w:sz w:val="18"/>
+        </w:rPr>
+        <w:t xml:space="preserve">   Concept</w:t>
+      </w:r>
+    </w:p>
+    <w:p>
+      <w:pPr>
+        <w:spacing w:after="0" w:line="240" w:lineRule="auto"/>
+        <w:ind w:left="482"/>
+      </w:pPr>
+      <w:r>
+        <w:rPr>
+          <w:color w:val="888888"/>
+          <w:sz w:val="21"/>
+        </w:rPr>
+        <w:t>7.9</w:t>
+      </w:r>
+      <w:r>
+        <w:rPr>
+          <w:sz w:val="21"/>
+        </w:rPr>
         <w:t xml:space="preserve">   Payload Examples</w:t>
       </w:r>
       <w:r>
@@ -1616,6 +2021,33 @@
         <w:rPr>
           <w:sz w:val="21"/>
         </w:rPr>
+        <w:t xml:space="preserve">   BLE Overview and Supported Hardware</w:t>
+      </w:r>
+      <w:r>
+        <w:rPr>
+          <w:i/>
+          <w:color w:val="1F4E79"/>
+          <w:sz w:val="18"/>
+        </w:rPr>
+        <w:t xml:space="preserve">   Concept</w:t>
+      </w:r>
+    </w:p>
+    <w:p>
+      <w:pPr>
+        <w:spacing w:after="0" w:line="240" w:lineRule="auto"/>
+        <w:ind w:left="482"/>
+      </w:pPr>
+      <w:r>
+        <w:rPr>
+          <w:color w:val="888888"/>
+          <w:sz w:val="21"/>
+        </w:rPr>
+        <w:t>9.2</w:t>
+      </w:r>
+      <w:r>
+        <w:rPr>
+          <w:sz w:val="21"/>
+        </w:rPr>
         <w:t xml:space="preserve">   Configure BLE Scanning</w:t>
       </w:r>
       <w:r>
@@ -1637,7 +2069,7 @@
           <w:color w:val="888888"/>
           <w:sz w:val="21"/>
         </w:rPr>
-        <w:t>9.2</w:t>
+        <w:t>9.3</w:t>
       </w:r>
       <w:r>
         <w:rPr>
@@ -1664,7 +2096,7 @@
           <w:color w:val="888888"/>
           <w:sz w:val="21"/>
         </w:rPr>
-        <w:t>9.3</w:t>
+        <w:t>9.4</w:t>
       </w:r>
       <w:r>
         <w:rPr>
@@ -1691,7 +2123,7 @@
           <w:color w:val="888888"/>
           <w:sz w:val="21"/>
         </w:rPr>
-        <w:t>9.4</w:t>
+        <w:t>9.5</w:t>
       </w:r>
       <w:r>
         <w:rPr>
@@ -1718,7 +2150,7 @@
           <w:color w:val="888888"/>
           <w:sz w:val="21"/>
         </w:rPr>
-        <w:t>9.5</w:t>
+        <w:t>9.6</w:t>
       </w:r>
       <w:r>
         <w:rPr>
@@ -1922,7 +2354,7 @@
           <w:color w:val="111111"/>
           <w:sz w:val="24"/>
         </w:rPr>
-        <w:t>11   Deployment and Scaling</w:t>
+        <w:t>11   On-Reader Application Development (Edge)</w:t>
       </w:r>
     </w:p>
     <w:p>
@@ -1941,7 +2373,7 @@
         <w:rPr>
           <w:sz w:val="21"/>
         </w:rPr>
-        <w:t xml:space="preserve">   Single-Reader Deployment</w:t>
+        <w:t xml:space="preserve">   On-Reader Application Overview</w:t>
       </w:r>
       <w:r>
         <w:rPr>
@@ -1968,7 +2400,34 @@
         <w:rPr>
           <w:sz w:val="21"/>
         </w:rPr>
-        <w:t xml:space="preserve">   Multiple-Reader Architecture</w:t>
+        <w:t xml:space="preserve">   Hardware Resource Limits</w:t>
+      </w:r>
+      <w:r>
+        <w:rPr>
+          <w:i/>
+          <w:color w:val="3D3D3D"/>
+          <w:sz w:val="18"/>
+        </w:rPr>
+        <w:t xml:space="preserve">   Reference</w:t>
+      </w:r>
+    </w:p>
+    <w:p>
+      <w:pPr>
+        <w:spacing w:after="0" w:line="240" w:lineRule="auto"/>
+        <w:ind w:left="482"/>
+      </w:pPr>
+      <w:r>
+        <w:rPr>
+          <w:color w:val="888888"/>
+          <w:sz w:val="21"/>
+        </w:rPr>
+        <w:t>11.3</w:t>
+      </w:r>
+      <w:r>
+        <w:rPr>
+          <w:sz w:val="21"/>
+        </w:rPr>
+        <w:t xml:space="preserve">   On-Reader Architecture and Data Flow</w:t>
       </w:r>
       <w:r>
         <w:rPr>
@@ -1989,13 +2448,243 @@
           <w:color w:val="888888"/>
           <w:sz w:val="21"/>
         </w:rPr>
-        <w:t>11.3</w:t>
-      </w:r>
-      <w:r>
-        <w:rPr>
-          <w:sz w:val="21"/>
-        </w:rPr>
-        <w:t xml:space="preserve">   Shared MQTT Broker</w:t>
+        <w:t>11.4</w:t>
+      </w:r>
+      <w:r>
+        <w:rPr>
+          <w:sz w:val="21"/>
+        </w:rPr>
+        <w:t xml:space="preserve">   Develop Python Applications</w:t>
+      </w:r>
+      <w:r>
+        <w:rPr>
+          <w:i/>
+          <w:color w:val="1B6B3A"/>
+          <w:sz w:val="18"/>
+        </w:rPr>
+        <w:t xml:space="preserve">   Task</w:t>
+      </w:r>
+    </w:p>
+    <w:p>
+      <w:pPr>
+        <w:spacing w:after="0" w:line="240" w:lineRule="auto"/>
+        <w:ind w:left="482"/>
+      </w:pPr>
+      <w:r>
+        <w:rPr>
+          <w:color w:val="888888"/>
+          <w:sz w:val="21"/>
+        </w:rPr>
+        <w:t>11.5</w:t>
+      </w:r>
+      <w:r>
+        <w:rPr>
+          <w:sz w:val="21"/>
+        </w:rPr>
+        <w:t xml:space="preserve">   Develop Node.js Applications</w:t>
+      </w:r>
+      <w:r>
+        <w:rPr>
+          <w:i/>
+          <w:color w:val="1B6B3A"/>
+          <w:sz w:val="18"/>
+        </w:rPr>
+        <w:t xml:space="preserve">   Task</w:t>
+      </w:r>
+    </w:p>
+    <w:p>
+      <w:pPr>
+        <w:spacing w:after="0" w:line="240" w:lineRule="auto"/>
+        <w:ind w:left="482"/>
+      </w:pPr>
+      <w:r>
+        <w:rPr>
+          <w:color w:val="888888"/>
+          <w:sz w:val="21"/>
+        </w:rPr>
+        <w:t>11.6</w:t>
+      </w:r>
+      <w:r>
+        <w:rPr>
+          <w:sz w:val="21"/>
+        </w:rPr>
+        <w:t xml:space="preserve">   Edge Data Filtering</w:t>
+      </w:r>
+      <w:r>
+        <w:rPr>
+          <w:i/>
+          <w:color w:val="1B6B3A"/>
+          <w:sz w:val="18"/>
+        </w:rPr>
+        <w:t xml:space="preserve">   Task</w:t>
+      </w:r>
+    </w:p>
+    <w:p>
+      <w:pPr>
+        <w:spacing w:after="0" w:line="240" w:lineRule="auto"/>
+        <w:ind w:left="482"/>
+      </w:pPr>
+      <w:r>
+        <w:rPr>
+          <w:color w:val="888888"/>
+          <w:sz w:val="21"/>
+        </w:rPr>
+        <w:t>11.7</w:t>
+      </w:r>
+      <w:r>
+        <w:rPr>
+          <w:sz w:val="21"/>
+        </w:rPr>
+        <w:t xml:space="preserve">   Edge Processing and Analytics</w:t>
+      </w:r>
+      <w:r>
+        <w:rPr>
+          <w:i/>
+          <w:color w:val="1B6B3A"/>
+          <w:sz w:val="18"/>
+        </w:rPr>
+        <w:t xml:space="preserve">   Task</w:t>
+      </w:r>
+    </w:p>
+    <w:p>
+      <w:pPr>
+        <w:spacing w:after="0" w:line="240" w:lineRule="auto"/>
+        <w:ind w:left="482"/>
+      </w:pPr>
+      <w:r>
+        <w:rPr>
+          <w:color w:val="888888"/>
+          <w:sz w:val="21"/>
+        </w:rPr>
+        <w:t>11.8</w:t>
+      </w:r>
+      <w:r>
+        <w:rPr>
+          <w:sz w:val="21"/>
+        </w:rPr>
+        <w:t xml:space="preserve">   Package an Application</w:t>
+      </w:r>
+      <w:r>
+        <w:rPr>
+          <w:i/>
+          <w:color w:val="1B6B3A"/>
+          <w:sz w:val="18"/>
+        </w:rPr>
+        <w:t xml:space="preserve">   Task</w:t>
+      </w:r>
+    </w:p>
+    <w:p>
+      <w:pPr>
+        <w:spacing w:after="0" w:line="240" w:lineRule="auto"/>
+        <w:ind w:left="482"/>
+      </w:pPr>
+      <w:r>
+        <w:rPr>
+          <w:color w:val="888888"/>
+          <w:sz w:val="21"/>
+        </w:rPr>
+        <w:t>11.9</w:t>
+      </w:r>
+      <w:r>
+        <w:rPr>
+          <w:sz w:val="21"/>
+        </w:rPr>
+        <w:t xml:space="preserve">   Deploy an Application</w:t>
+      </w:r>
+      <w:r>
+        <w:rPr>
+          <w:i/>
+          <w:color w:val="1B6B3A"/>
+          <w:sz w:val="18"/>
+        </w:rPr>
+        <w:t xml:space="preserve">   Task</w:t>
+      </w:r>
+    </w:p>
+    <w:p>
+      <w:pPr>
+        <w:spacing w:after="0" w:line="240" w:lineRule="auto"/>
+        <w:ind w:left="482"/>
+      </w:pPr>
+      <w:r>
+        <w:rPr>
+          <w:color w:val="888888"/>
+          <w:sz w:val="21"/>
+        </w:rPr>
+        <w:t>11.10</w:t>
+      </w:r>
+      <w:r>
+        <w:rPr>
+          <w:sz w:val="21"/>
+        </w:rPr>
+        <w:t xml:space="preserve">   Start and Stop Applications</w:t>
+      </w:r>
+      <w:r>
+        <w:rPr>
+          <w:i/>
+          <w:color w:val="1B6B3A"/>
+          <w:sz w:val="18"/>
+        </w:rPr>
+        <w:t xml:space="preserve">   Task</w:t>
+      </w:r>
+    </w:p>
+    <w:p>
+      <w:pPr>
+        <w:spacing w:after="0" w:line="240" w:lineRule="auto"/>
+        <w:ind w:left="482"/>
+      </w:pPr>
+      <w:r>
+        <w:rPr>
+          <w:color w:val="888888"/>
+          <w:sz w:val="21"/>
+        </w:rPr>
+        <w:t>11.11</w:t>
+      </w:r>
+      <w:r>
+        <w:rPr>
+          <w:sz w:val="21"/>
+        </w:rPr>
+        <w:t xml:space="preserve">   Manage User Applications</w:t>
+      </w:r>
+      <w:r>
+        <w:rPr>
+          <w:i/>
+          <w:color w:val="1B6B3A"/>
+          <w:sz w:val="18"/>
+        </w:rPr>
+        <w:t xml:space="preserve">   Task</w:t>
+      </w:r>
+    </w:p>
+    <w:p>
+      <w:pPr>
+        <w:keepNext/>
+        <w:spacing w:before="160" w:after="20"/>
+      </w:pPr>
+      <w:r>
+        <w:rPr>
+          <w:b/>
+          <w:color w:val="111111"/>
+          <w:sz w:val="24"/>
+        </w:rPr>
+        <w:t>12   Deployment and Scaling</w:t>
+      </w:r>
+    </w:p>
+    <w:p>
+      <w:pPr>
+        <w:spacing w:after="0" w:line="240" w:lineRule="auto"/>
+        <w:ind w:left="482"/>
+      </w:pPr>
+      <w:r>
+        <w:rPr>
+          <w:color w:val="888888"/>
+          <w:sz w:val="21"/>
+        </w:rPr>
+        <w:t>12.1</w:t>
+      </w:r>
+      <w:r>
+        <w:rPr>
+          <w:sz w:val="21"/>
+        </w:rPr>
+        <w:t xml:space="preserve">   Single-Reader Deployment</w:t>
       </w:r>
       <w:r>
         <w:rPr>
@@ -2016,13 +2705,13 @@
           <w:color w:val="888888"/>
           <w:sz w:val="21"/>
         </w:rPr>
-        <w:t>11.4</w:t>
-      </w:r>
-      <w:r>
-        <w:rPr>
-          <w:sz w:val="21"/>
-        </w:rPr>
-        <w:t xml:space="preserve">   Centralized Backend Architecture</w:t>
+        <w:t>12.2</w:t>
+      </w:r>
+      <w:r>
+        <w:rPr>
+          <w:sz w:val="21"/>
+        </w:rPr>
+        <w:t xml:space="preserve">   Multiple-Reader Architecture</w:t>
       </w:r>
       <w:r>
         <w:rPr>
@@ -2043,7 +2732,61 @@
           <w:color w:val="888888"/>
           <w:sz w:val="21"/>
         </w:rPr>
-        <w:t>11.5</w:t>
+        <w:t>12.3</w:t>
+      </w:r>
+      <w:r>
+        <w:rPr>
+          <w:sz w:val="21"/>
+        </w:rPr>
+        <w:t xml:space="preserve">   Shared MQTT Broker</w:t>
+      </w:r>
+      <w:r>
+        <w:rPr>
+          <w:i/>
+          <w:color w:val="1F4E79"/>
+          <w:sz w:val="18"/>
+        </w:rPr>
+        <w:t xml:space="preserve">   Concept</w:t>
+      </w:r>
+    </w:p>
+    <w:p>
+      <w:pPr>
+        <w:spacing w:after="0" w:line="240" w:lineRule="auto"/>
+        <w:ind w:left="482"/>
+      </w:pPr>
+      <w:r>
+        <w:rPr>
+          <w:color w:val="888888"/>
+          <w:sz w:val="21"/>
+        </w:rPr>
+        <w:t>12.4</w:t>
+      </w:r>
+      <w:r>
+        <w:rPr>
+          <w:sz w:val="21"/>
+        </w:rPr>
+        <w:t xml:space="preserve">   Centralized Backend Architecture</w:t>
+      </w:r>
+      <w:r>
+        <w:rPr>
+          <w:i/>
+          <w:color w:val="1F4E79"/>
+          <w:sz w:val="18"/>
+        </w:rPr>
+        <w:t xml:space="preserve">   Concept</w:t>
+      </w:r>
+    </w:p>
+    <w:p>
+      <w:pPr>
+        <w:spacing w:after="0" w:line="240" w:lineRule="auto"/>
+        <w:ind w:left="482"/>
+      </w:pPr>
+      <w:r>
+        <w:rPr>
+          <w:color w:val="888888"/>
+          <w:sz w:val="21"/>
+        </w:rPr>
+        <w:t>12.5</w:t>
       </w:r>
       <w:r>
         <w:rPr>
@@ -2070,7 +2813,7 @@
           <w:color w:val="888888"/>
           <w:sz w:val="21"/>
         </w:rPr>
-        <w:t>11.6</w:t>
+        <w:t>12.6</w:t>
       </w:r>
       <w:r>
         <w:rPr>
@@ -2097,7 +2840,7 @@
           <w:color w:val="888888"/>
           <w:sz w:val="21"/>
         </w:rPr>
-        <w:t>11.7</w:t>
+        <w:t>12.7</w:t>
       </w:r>
       <w:r>
         <w:rPr>
@@ -2116,6 +2859,33 @@
     </w:p>
     <w:p>
       <w:pPr>
+        <w:spacing w:after="0" w:line="240" w:lineRule="auto"/>
+        <w:ind w:left="482"/>
+      </w:pPr>
+      <w:r>
+        <w:rPr>
+          <w:color w:val="888888"/>
+          <w:sz w:val="21"/>
+        </w:rPr>
+        <w:t>12.8</w:t>
+      </w:r>
+      <w:r>
+        <w:rPr>
+          <w:sz w:val="21"/>
+        </w:rPr>
+        <w:t xml:space="preserve">   Performance Tuning and High-Density Tag Sizing</w:t>
+      </w:r>
+      <w:r>
+        <w:rPr>
+          <w:i/>
+          <w:color w:val="1F4E79"/>
+          <w:sz w:val="18"/>
+        </w:rPr>
+        <w:t xml:space="preserve">   Concept</w:t>
+      </w:r>
+    </w:p>
+    <w:p>
+      <w:pPr>
         <w:keepNext/>
         <w:spacing w:before="160" w:after="20"/>
       </w:pPr>
@@ -2125,7 +2895,7 @@
           <w:color w:val="111111"/>
           <w:sz w:val="24"/>
         </w:rPr>
-        <w:t>12   Security</w:t>
+        <w:t>13   Security</w:t>
       </w:r>
     </w:p>
     <w:p>
@@ -2138,7 +2908,7 @@
           <w:color w:val="888888"/>
           <w:sz w:val="21"/>
         </w:rPr>
-        <w:t>12.1</w:t>
+        <w:t>13.1</w:t>
       </w:r>
       <w:r>
         <w:rPr>
@@ -2165,7 +2935,7 @@
           <w:color w:val="888888"/>
           <w:sz w:val="21"/>
         </w:rPr>
-        <w:t>12.2</w:t>
+        <w:t>13.2</w:t>
       </w:r>
       <w:r>
         <w:rPr>
@@ -2192,7 +2962,7 @@
           <w:color w:val="888888"/>
           <w:sz w:val="21"/>
         </w:rPr>
-        <w:t>12.3</w:t>
+        <w:t>13.3</w:t>
       </w:r>
       <w:r>
         <w:rPr>
@@ -2219,7 +2989,7 @@
           <w:color w:val="888888"/>
           <w:sz w:val="21"/>
         </w:rPr>
-        <w:t>12.4</w:t>
+        <w:t>13.4</w:t>
       </w:r>
       <w:r>
         <w:rPr>
@@ -2246,7 +3016,7 @@
           <w:color w:val="888888"/>
           <w:sz w:val="21"/>
         </w:rPr>
-        <w:t>12.5</w:t>
+        <w:t>13.5</w:t>
       </w:r>
       <w:r>
         <w:rPr>
@@ -2273,7 +3043,7 @@
           <w:color w:val="888888"/>
           <w:sz w:val="21"/>
         </w:rPr>
-        <w:t>12.6</w:t>
+        <w:t>13.6</w:t>
       </w:r>
       <w:r>
         <w:rPr>
@@ -2300,7 +3070,7 @@
           <w:color w:val="888888"/>
           <w:sz w:val="21"/>
         </w:rPr>
-        <w:t>12.7</w:t>
+        <w:t>13.7</w:t>
       </w:r>
       <w:r>
         <w:rPr>
@@ -2328,7 +3098,7 @@
           <w:color w:val="111111"/>
           <w:sz w:val="24"/>
         </w:rPr>
-        <w:t>13   Monitoring and Maintenance</w:t>
+        <w:t>14   Monitoring and Maintenance</w:t>
       </w:r>
     </w:p>
     <w:p>
@@ -2341,7 +3111,7 @@
           <w:color w:val="888888"/>
           <w:sz w:val="21"/>
         </w:rPr>
-        <w:t>13.1</w:t>
+        <w:t>14.1</w:t>
       </w:r>
       <w:r>
         <w:rPr>
@@ -2368,7 +3138,7 @@
           <w:color w:val="888888"/>
           <w:sz w:val="21"/>
         </w:rPr>
-        <w:t>13.2</w:t>
+        <w:t>14.2</w:t>
       </w:r>
       <w:r>
         <w:rPr>
@@ -2395,7 +3165,7 @@
           <w:color w:val="888888"/>
           <w:sz w:val="21"/>
         </w:rPr>
-        <w:t>13.3</w:t>
+        <w:t>14.3</w:t>
       </w:r>
       <w:r>
         <w:rPr>
@@ -2422,7 +3192,7 @@
           <w:color w:val="888888"/>
           <w:sz w:val="21"/>
         </w:rPr>
-        <w:t>13.4</w:t>
+        <w:t>14.4</w:t>
       </w:r>
       <w:r>
         <w:rPr>
@@ -2449,7 +3219,7 @@
           <w:color w:val="888888"/>
           <w:sz w:val="21"/>
         </w:rPr>
-        <w:t>13.5</w:t>
+        <w:t>14.5</w:t>
       </w:r>
       <w:r>
         <w:rPr>
@@ -2477,7 +3247,7 @@
           <w:sz w:val="21"/>
         </w:rPr>
         <w:lastRenderedPageBreak/>
-        <w:t>13.6</w:t>
+        <w:t>14.6</w:t>
       </w:r>
       <w:r>
         <w:rPr>
@@ -2496,6 +3266,33 @@
     </w:p>
     <w:p>
       <w:pPr>
+        <w:spacing w:after="0" w:line="240" w:lineRule="auto"/>
+        <w:ind w:left="482"/>
+      </w:pPr>
+      <w:r>
+        <w:rPr>
+          <w:color w:val="888888"/>
+          <w:sz w:val="21"/>
+        </w:rPr>
+        <w:t>14.7</w:t>
+      </w:r>
+      <w:r>
+        <w:rPr>
+          <w:sz w:val="21"/>
+        </w:rPr>
+        <w:t xml:space="preserve">   Restart, Factory Reset, and Replace a Reader</w:t>
+      </w:r>
+      <w:r>
+        <w:rPr>
+          <w:i/>
+          <w:color w:val="1B6B3A"/>
+          <w:sz w:val="18"/>
+        </w:rPr>
+        <w:t xml:space="preserve">   Task</w:t>
+      </w:r>
+    </w:p>
+    <w:p>
+      <w:pPr>
         <w:keepNext/>
         <w:spacing w:before="160" w:after="20"/>
       </w:pPr>
@@ -2505,7 +3302,7 @@
           <w:color w:val="111111"/>
           <w:sz w:val="24"/>
         </w:rPr>
-        <w:t>14   Guides &amp; Best Practices</w:t>
+        <w:t>15   Guides &amp; Best Practices</w:t>
       </w:r>
     </w:p>
     <w:p>
@@ -2518,7 +3315,7 @@
           <w:color w:val="888888"/>
           <w:sz w:val="21"/>
         </w:rPr>
-        <w:t>14.1</w:t>
+        <w:t>15.1</w:t>
       </w:r>
       <w:r>
         <w:rPr>
@@ -2545,7 +3342,7 @@
           <w:color w:val="888888"/>
           <w:sz w:val="21"/>
         </w:rPr>
-        <w:t>14.2</w:t>
+        <w:t>15.2</w:t>
       </w:r>
       <w:r>
         <w:rPr>
@@ -2572,7 +3369,7 @@
           <w:color w:val="888888"/>
           <w:sz w:val="21"/>
         </w:rPr>
-        <w:t>14.3</w:t>
+        <w:t>15.3</w:t>
       </w:r>
       <w:r>
         <w:rPr>
@@ -2599,7 +3396,7 @@
           <w:color w:val="888888"/>
           <w:sz w:val="21"/>
         </w:rPr>
-        <w:t>14.4</w:t>
+        <w:t>15.4</w:t>
       </w:r>
       <w:r>
         <w:rPr>
@@ -2626,7 +3423,7 @@
           <w:color w:val="888888"/>
           <w:sz w:val="21"/>
         </w:rPr>
-        <w:t>14.5</w:t>
+        <w:t>15.5</w:t>
       </w:r>
       <w:r>
         <w:rPr>
@@ -2653,7 +3450,7 @@
           <w:color w:val="888888"/>
           <w:sz w:val="21"/>
         </w:rPr>
-        <w:t>14.6</w:t>
+        <w:t>15.6</w:t>
       </w:r>
       <w:r>
         <w:rPr>
@@ -2680,7 +3477,7 @@
           <w:color w:val="888888"/>
           <w:sz w:val="21"/>
         </w:rPr>
-        <w:t>14.7</w:t>
+        <w:t>15.7</w:t>
       </w:r>
       <w:r>
         <w:rPr>
@@ -2707,7 +3504,7 @@
           <w:color w:val="888888"/>
           <w:sz w:val="21"/>
         </w:rPr>
-        <w:t>14.8</w:t>
+        <w:t>15.8</w:t>
       </w:r>
       <w:r>
         <w:rPr>
@@ -2734,7 +3531,7 @@
           <w:color w:val="888888"/>
           <w:sz w:val="21"/>
         </w:rPr>
-        <w:t>14.9</w:t>
+        <w:t>15.9</w:t>
       </w:r>
       <w:r>
         <w:rPr>
@@ -2761,7 +3558,7 @@
           <w:color w:val="888888"/>
           <w:sz w:val="21"/>
         </w:rPr>
-        <w:t>14.10</w:t>
+        <w:t>15.10</w:t>
       </w:r>
       <w:r>
         <w:rPr>
@@ -2788,7 +3585,7 @@
           <w:color w:val="888888"/>
           <w:sz w:val="21"/>
         </w:rPr>
-        <w:t>14.11</w:t>
+        <w:t>15.11</w:t>
       </w:r>
       <w:r>
         <w:rPr>
@@ -2815,7 +3612,7 @@
           <w:color w:val="888888"/>
           <w:sz w:val="21"/>
         </w:rPr>
-        <w:t>14.12</w:t>
+        <w:t>15.12</w:t>
       </w:r>
       <w:r>
         <w:rPr>
@@ -2842,7 +3639,7 @@
           <w:color w:val="888888"/>
           <w:sz w:val="21"/>
         </w:rPr>
-        <w:t>14.13</w:t>
+        <w:t>15.13</w:t>
       </w:r>
       <w:r>
         <w:rPr>
@@ -2869,7 +3666,7 @@
           <w:color w:val="888888"/>
           <w:sz w:val="21"/>
         </w:rPr>
-        <w:t>14.14</w:t>
+        <w:t>15.14</w:t>
       </w:r>
       <w:r>
         <w:rPr>
@@ -2897,7 +3694,7 @@
           <w:color w:val="111111"/>
           <w:sz w:val="24"/>
         </w:rPr>
-        <w:t>15   Troubleshooting</w:t>
+        <w:t>16   Troubleshooting</w:t>
       </w:r>
     </w:p>
     <w:p>
@@ -2910,7 +3707,7 @@
           <w:color w:val="888888"/>
           <w:sz w:val="21"/>
         </w:rPr>
-        <w:t>15.1</w:t>
+        <w:t>16.1</w:t>
       </w:r>
       <w:r>
         <w:rPr>
@@ -2937,7 +3734,7 @@
           <w:color w:val="888888"/>
           <w:sz w:val="21"/>
         </w:rPr>
-        <w:t>15.2</w:t>
+        <w:t>16.2</w:t>
       </w:r>
       <w:r>
         <w:rPr>
@@ -2964,7 +3761,7 @@
           <w:color w:val="888888"/>
           <w:sz w:val="21"/>
         </w:rPr>
-        <w:t>15.3</w:t>
+        <w:t>16.3</w:t>
       </w:r>
       <w:r>
         <w:rPr>
@@ -2991,7 +3788,7 @@
           <w:color w:val="888888"/>
           <w:sz w:val="21"/>
         </w:rPr>
-        <w:t>15.4</w:t>
+        <w:t>16.4</w:t>
       </w:r>
       <w:r>
         <w:rPr>
@@ -3018,7 +3815,7 @@
           <w:color w:val="888888"/>
           <w:sz w:val="21"/>
         </w:rPr>
-        <w:t>15.5</w:t>
+        <w:t>16.5</w:t>
       </w:r>
       <w:r>
         <w:rPr>
@@ -3045,7 +3842,7 @@
           <w:color w:val="888888"/>
           <w:sz w:val="21"/>
         </w:rPr>
-        <w:t>15.6</w:t>
+        <w:t>16.6</w:t>
       </w:r>
       <w:r>
         <w:rPr>
@@ -3072,7 +3869,7 @@
           <w:color w:val="888888"/>
           <w:sz w:val="21"/>
         </w:rPr>
-        <w:t>15.7</w:t>
+        <w:t>16.7</w:t>
       </w:r>
       <w:r>
         <w:rPr>
@@ -3099,7 +3896,7 @@
           <w:color w:val="888888"/>
           <w:sz w:val="21"/>
         </w:rPr>
-        <w:t>15.8</w:t>
+        <w:t>16.8</w:t>
       </w:r>
       <w:r>
         <w:rPr>
@@ -3126,7 +3923,7 @@
           <w:color w:val="888888"/>
           <w:sz w:val="21"/>
         </w:rPr>
-        <w:t>15.9</w:t>
+        <w:t>16.9</w:t>
       </w:r>
       <w:r>
         <w:rPr>
@@ -3153,7 +3950,7 @@
           <w:color w:val="888888"/>
           <w:sz w:val="21"/>
         </w:rPr>
-        <w:t>15.10</w:t>
+        <w:t>16.10</w:t>
       </w:r>
       <w:r>
         <w:rPr>
@@ -3180,7 +3977,7 @@
           <w:color w:val="888888"/>
           <w:sz w:val="21"/>
         </w:rPr>
-        <w:t>15.11</w:t>
+        <w:t>16.11</w:t>
       </w:r>
       <w:r>
         <w:rPr>
@@ -3199,6 +3996,33 @@
     </w:p>
     <w:p>
       <w:pPr>
+        <w:spacing w:after="0" w:line="240" w:lineRule="auto"/>
+        <w:ind w:left="482"/>
+      </w:pPr>
+      <w:r>
+        <w:rPr>
+          <w:color w:val="888888"/>
+          <w:sz w:val="21"/>
+        </w:rPr>
+        <w:t>16.12</w:t>
+      </w:r>
+      <w:r>
+        <w:rPr>
+          <w:sz w:val="21"/>
+        </w:rPr>
+        <w:t xml:space="preserve">   Collect Diagnostic Information</w:t>
+      </w:r>
+      <w:r>
+        <w:rPr>
+          <w:i/>
+          <w:color w:val="8C3A2F"/>
+          <w:sz w:val="18"/>
+        </w:rPr>
+        <w:t xml:space="preserve">   Troubleshooting</w:t>
+      </w:r>
+    </w:p>
+    <w:p>
+      <w:pPr>
         <w:keepNext/>
         <w:spacing w:before="160" w:after="20"/>
       </w:pPr>
@@ -3208,7 +4032,7 @@
           <w:color w:val="111111"/>
           <w:sz w:val="24"/>
         </w:rPr>
-        <w:t>16   Solution Examples and Use Cases</w:t>
+        <w:t>17   Solution Examples and Use Cases</w:t>
       </w:r>
     </w:p>
     <w:p>
@@ -3221,7 +4045,7 @@
           <w:color w:val="888888"/>
           <w:sz w:val="21"/>
         </w:rPr>
-        <w:t>16.1</w:t>
+        <w:t>17.1</w:t>
       </w:r>
       <w:r>
         <w:rPr>
@@ -3248,7 +4072,7 @@
           <w:color w:val="888888"/>
           <w:sz w:val="21"/>
         </w:rPr>
-        <w:t>16.2</w:t>
+        <w:t>17.2</w:t>
       </w:r>
       <w:r>
         <w:rPr>
@@ -3275,7 +4099,7 @@
           <w:color w:val="888888"/>
           <w:sz w:val="21"/>
         </w:rPr>
-        <w:t>16.3</w:t>
+        <w:t>17.3</w:t>
       </w:r>
       <w:r>
         <w:rPr>
@@ -3302,7 +4126,7 @@
           <w:color w:val="888888"/>
           <w:sz w:val="21"/>
         </w:rPr>
-        <w:t>16.4</w:t>
+        <w:t>17.4</w:t>
       </w:r>
       <w:r>
         <w:rPr>
@@ -3329,7 +4153,7 @@
           <w:color w:val="888888"/>
           <w:sz w:val="21"/>
         </w:rPr>
-        <w:t>16.5</w:t>
+        <w:t>17.5</w:t>
       </w:r>
       <w:r>
         <w:rPr>
@@ -3356,7 +4180,7 @@
           <w:color w:val="888888"/>
           <w:sz w:val="21"/>
         </w:rPr>
-        <w:t>16.6</w:t>
+        <w:t>17.6</w:t>
       </w:r>
       <w:r>
         <w:rPr>
@@ -3383,7 +4207,7 @@
           <w:color w:val="888888"/>
           <w:sz w:val="21"/>
         </w:rPr>
-        <w:t>16.7</w:t>
+        <w:t>17.7</w:t>
       </w:r>
       <w:r>
         <w:rPr>
@@ -3410,7 +4234,7 @@
           <w:color w:val="888888"/>
           <w:sz w:val="21"/>
         </w:rPr>
-        <w:t>16.8</w:t>
+        <w:t>17.8</w:t>
       </w:r>
       <w:r>
         <w:rPr>
@@ -3429,6 +4253,33 @@
     </w:p>
     <w:p>
       <w:pPr>
+        <w:spacing w:after="0" w:line="240" w:lineRule="auto"/>
+        <w:ind w:left="482"/>
+      </w:pPr>
+      <w:r>
+        <w:rPr>
+          <w:color w:val="888888"/>
+          <w:sz w:val="21"/>
+        </w:rPr>
+        <w:t>17.9</w:t>
+      </w:r>
+      <w:r>
+        <w:rPr>
+          <w:sz w:val="21"/>
+        </w:rPr>
+        <w:t xml:space="preserve">   Edge Filtering and On-Reader Processing</w:t>
+      </w:r>
+      <w:r>
+        <w:rPr>
+          <w:i/>
+          <w:color w:val="5C3D7A"/>
+          <w:sz w:val="18"/>
+        </w:rPr>
+        <w:t xml:space="preserve">   Example</w:t>
+      </w:r>
+    </w:p>
+    <w:p>
+      <w:pPr>
         <w:keepNext/>
         <w:spacing w:before="160" w:after="20"/>
       </w:pPr>
@@ -3438,7 +4289,7 @@
           <w:color w:val="111111"/>
           <w:sz w:val="24"/>
         </w:rPr>
-        <w:t>17   Migration</w:t>
+        <w:t>18   Migration</w:t>
       </w:r>
     </w:p>
     <w:p>
@@ -3451,7 +4302,7 @@
           <w:color w:val="888888"/>
           <w:sz w:val="21"/>
         </w:rPr>
-        <w:t>17.1</w:t>
+        <w:t>18.1</w:t>
       </w:r>
       <w:r>
         <w:rPr>
@@ -3478,7 +4329,7 @@
           <w:color w:val="888888"/>
           <w:sz w:val="21"/>
         </w:rPr>
-        <w:t>17.2</w:t>
+        <w:t>18.2</w:t>
       </w:r>
       <w:r>
         <w:rPr>
@@ -3505,7 +4356,7 @@
           <w:color w:val="888888"/>
           <w:sz w:val="21"/>
         </w:rPr>
-        <w:t>17.3</w:t>
+        <w:t>18.3</w:t>
       </w:r>
       <w:r>
         <w:rPr>
@@ -3532,7 +4383,7 @@
           <w:color w:val="888888"/>
           <w:sz w:val="21"/>
         </w:rPr>
-        <w:t>17.4</w:t>
+        <w:t>18.4</w:t>
       </w:r>
       <w:r>
         <w:rPr>
@@ -3559,7 +4410,7 @@
           <w:color w:val="888888"/>
           <w:sz w:val="21"/>
         </w:rPr>
-        <w:t>17.5</w:t>
+        <w:t>18.5</w:t>
       </w:r>
       <w:r>
         <w:rPr>
@@ -3587,7 +4438,7 @@
           <w:color w:val="111111"/>
           <w:sz w:val="24"/>
         </w:rPr>
-        <w:t>18   API Reference</w:t>
+        <w:t>19   API Reference</w:t>
       </w:r>
     </w:p>
     <w:p>
@@ -3600,7 +4451,7 @@
           <w:color w:val="888888"/>
           <w:sz w:val="21"/>
         </w:rPr>
-        <w:t>18.1</w:t>
+        <w:t>19.1</w:t>
       </w:r>
       <w:r>
         <w:rPr>
@@ -3627,7 +4478,7 @@
           <w:color w:val="888888"/>
           <w:sz w:val="21"/>
         </w:rPr>
-        <w:t>18.2</w:t>
+        <w:t>19.2</w:t>
       </w:r>
       <w:r>
         <w:rPr>
@@ -3654,13 +4505,13 @@
           <w:color w:val="888888"/>
           <w:sz w:val="21"/>
         </w:rPr>
-        <w:t>18.14</w:t>
-      </w:r>
-      <w:r>
-        <w:rPr>
-          <w:sz w:val="21"/>
-        </w:rPr>
-        <w:t xml:space="preserve">   Known Issues</w:t>
+        <w:t>19.3</w:t>
+      </w:r>
+      <w:r>
+        <w:rPr>
+          <w:sz w:val="21"/>
+        </w:rPr>
+        <w:t xml:space="preserve">   MQTT Command Reference</w:t>
       </w:r>
       <w:r>
         <w:rPr>
@@ -3681,7 +4532,331 @@
           <w:color w:val="888888"/>
           <w:sz w:val="21"/>
         </w:rPr>
-        <w:t>18.15</w:t>
+        <w:t>19.4</w:t>
+      </w:r>
+      <w:r>
+        <w:rPr>
+          <w:sz w:val="21"/>
+        </w:rPr>
+        <w:t xml:space="preserve">   MQTT Topic Reference</w:t>
+      </w:r>
+      <w:r>
+        <w:rPr>
+          <w:i/>
+          <w:color w:val="3D3D3D"/>
+          <w:sz w:val="18"/>
+        </w:rPr>
+        <w:t xml:space="preserve">   Reference</w:t>
+      </w:r>
+    </w:p>
+    <w:p>
+      <w:pPr>
+        <w:spacing w:after="0" w:line="240" w:lineRule="auto"/>
+        <w:ind w:left="482"/>
+      </w:pPr>
+      <w:r>
+        <w:rPr>
+          <w:color w:val="888888"/>
+          <w:sz w:val="21"/>
+        </w:rPr>
+        <w:t>19.5</w:t>
+      </w:r>
+      <w:r>
+        <w:rPr>
+          <w:sz w:val="21"/>
+        </w:rPr>
+        <w:t xml:space="preserve">   Tag Data Schema</w:t>
+      </w:r>
+      <w:r>
+        <w:rPr>
+          <w:i/>
+          <w:color w:val="3D3D3D"/>
+          <w:sz w:val="18"/>
+        </w:rPr>
+        <w:t xml:space="preserve">   Reference</w:t>
+      </w:r>
+    </w:p>
+    <w:p>
+      <w:pPr>
+        <w:spacing w:after="0" w:line="240" w:lineRule="auto"/>
+        <w:ind w:left="482"/>
+      </w:pPr>
+      <w:r>
+        <w:rPr>
+          <w:color w:val="888888"/>
+          <w:sz w:val="21"/>
+        </w:rPr>
+        <w:t>19.6</w:t>
+      </w:r>
+      <w:r>
+        <w:rPr>
+          <w:sz w:val="21"/>
+        </w:rPr>
+        <w:t xml:space="preserve">   Management Event Schema</w:t>
+      </w:r>
+      <w:r>
+        <w:rPr>
+          <w:i/>
+          <w:color w:val="3D3D3D"/>
+          <w:sz w:val="18"/>
+        </w:rPr>
+        <w:t xml:space="preserve">   Reference</w:t>
+      </w:r>
+    </w:p>
+    <w:p>
+      <w:pPr>
+        <w:spacing w:after="0" w:line="240" w:lineRule="auto"/>
+        <w:ind w:left="482"/>
+      </w:pPr>
+      <w:r>
+        <w:rPr>
+          <w:color w:val="888888"/>
+          <w:sz w:val="21"/>
+        </w:rPr>
+        <w:t>19.7</w:t>
+      </w:r>
+      <w:r>
+        <w:rPr>
+          <w:sz w:val="21"/>
+        </w:rPr>
+        <w:t xml:space="preserve">   Heartbeat Schema</w:t>
+      </w:r>
+      <w:r>
+        <w:rPr>
+          <w:i/>
+          <w:color w:val="3D3D3D"/>
+          <w:sz w:val="18"/>
+        </w:rPr>
+        <w:t xml:space="preserve">   Reference</w:t>
+      </w:r>
+    </w:p>
+    <w:p>
+      <w:pPr>
+        <w:spacing w:after="0" w:line="240" w:lineRule="auto"/>
+        <w:ind w:left="482"/>
+      </w:pPr>
+      <w:r>
+        <w:rPr>
+          <w:color w:val="888888"/>
+          <w:sz w:val="21"/>
+        </w:rPr>
+        <w:t>19.8</w:t>
+      </w:r>
+      <w:r>
+        <w:rPr>
+          <w:sz w:val="21"/>
+        </w:rPr>
+        <w:t xml:space="preserve">   BLE Event Schema</w:t>
+      </w:r>
+      <w:r>
+        <w:rPr>
+          <w:i/>
+          <w:color w:val="3D3D3D"/>
+          <w:sz w:val="18"/>
+        </w:rPr>
+        <w:t xml:space="preserve">   Reference</w:t>
+      </w:r>
+    </w:p>
+    <w:p>
+      <w:pPr>
+        <w:spacing w:after="0" w:line="240" w:lineRule="auto"/>
+        <w:ind w:left="482"/>
+      </w:pPr>
+      <w:r>
+        <w:rPr>
+          <w:color w:val="888888"/>
+          <w:sz w:val="21"/>
+        </w:rPr>
+        <w:t>19.9</w:t>
+      </w:r>
+      <w:r>
+        <w:rPr>
+          <w:sz w:val="21"/>
+        </w:rPr>
+        <w:t xml:space="preserve">   Command and Response Schema</w:t>
+      </w:r>
+      <w:r>
+        <w:rPr>
+          <w:i/>
+          <w:color w:val="3D3D3D"/>
+          <w:sz w:val="18"/>
+        </w:rPr>
+        <w:t xml:space="preserve">   Reference</w:t>
+      </w:r>
+    </w:p>
+    <w:p>
+      <w:pPr>
+        <w:spacing w:after="0" w:line="240" w:lineRule="auto"/>
+        <w:ind w:left="482"/>
+      </w:pPr>
+      <w:r>
+        <w:rPr>
+          <w:color w:val="888888"/>
+          <w:sz w:val="21"/>
+        </w:rPr>
+        <w:t>19.10</w:t>
+      </w:r>
+      <w:r>
+        <w:rPr>
+          <w:sz w:val="21"/>
+        </w:rPr>
+        <w:t xml:space="preserve">   Configuration Parameters</w:t>
+      </w:r>
+      <w:r>
+        <w:rPr>
+          <w:i/>
+          <w:color w:val="3D3D3D"/>
+          <w:sz w:val="18"/>
+        </w:rPr>
+        <w:t xml:space="preserve">   Reference</w:t>
+      </w:r>
+    </w:p>
+    <w:p>
+      <w:pPr>
+        <w:spacing w:after="0" w:line="240" w:lineRule="auto"/>
+        <w:ind w:left="482"/>
+      </w:pPr>
+      <w:r>
+        <w:rPr>
+          <w:color w:val="888888"/>
+          <w:sz w:val="21"/>
+        </w:rPr>
+        <w:t>19.11</w:t>
+      </w:r>
+      <w:r>
+        <w:rPr>
+          <w:sz w:val="21"/>
+        </w:rPr>
+        <w:t xml:space="preserve">   Defaults and Limits</w:t>
+      </w:r>
+      <w:r>
+        <w:rPr>
+          <w:i/>
+          <w:color w:val="3D3D3D"/>
+          <w:sz w:val="18"/>
+        </w:rPr>
+        <w:t xml:space="preserve">   Reference</w:t>
+      </w:r>
+    </w:p>
+    <w:p>
+      <w:pPr>
+        <w:spacing w:after="0" w:line="240" w:lineRule="auto"/>
+        <w:ind w:left="482"/>
+      </w:pPr>
+      <w:r>
+        <w:rPr>
+          <w:color w:val="888888"/>
+          <w:sz w:val="21"/>
+        </w:rPr>
+        <w:t>19.12</w:t>
+      </w:r>
+      <w:r>
+        <w:rPr>
+          <w:sz w:val="21"/>
+        </w:rPr>
+        <w:t xml:space="preserve">   Supported Features by Reader</w:t>
+      </w:r>
+      <w:r>
+        <w:rPr>
+          <w:i/>
+          <w:color w:val="3D3D3D"/>
+          <w:sz w:val="18"/>
+        </w:rPr>
+        <w:t xml:space="preserve">   Reference</w:t>
+      </w:r>
+    </w:p>
+    <w:p>
+      <w:pPr>
+        <w:spacing w:after="0" w:line="240" w:lineRule="auto"/>
+        <w:ind w:left="482"/>
+      </w:pPr>
+      <w:r>
+        <w:rPr>
+          <w:color w:val="888888"/>
+          <w:sz w:val="21"/>
+        </w:rPr>
+        <w:t>19.13</w:t>
+      </w:r>
+      <w:r>
+        <w:rPr>
+          <w:sz w:val="21"/>
+        </w:rPr>
+        <w:t xml:space="preserve">   Compatibility Matrix</w:t>
+      </w:r>
+      <w:r>
+        <w:rPr>
+          <w:i/>
+          <w:color w:val="3D3D3D"/>
+          <w:sz w:val="18"/>
+        </w:rPr>
+        <w:t xml:space="preserve">   Reference</w:t>
+      </w:r>
+    </w:p>
+    <w:p>
+      <w:pPr>
+        <w:spacing w:after="0" w:line="240" w:lineRule="auto"/>
+        <w:ind w:left="482"/>
+      </w:pPr>
+      <w:r>
+        <w:rPr>
+          <w:color w:val="888888"/>
+          <w:sz w:val="21"/>
+        </w:rPr>
+        <w:t>19.14</w:t>
+      </w:r>
+      <w:r>
+        <w:rPr>
+          <w:sz w:val="21"/>
+        </w:rPr>
+        <w:t xml:space="preserve">   Status and Error Codes</w:t>
+      </w:r>
+      <w:r>
+        <w:rPr>
+          <w:i/>
+          <w:color w:val="3D3D3D"/>
+          <w:sz w:val="18"/>
+        </w:rPr>
+        <w:t xml:space="preserve">   Reference</w:t>
+      </w:r>
+    </w:p>
+    <w:p>
+      <w:pPr>
+        <w:spacing w:after="0" w:line="240" w:lineRule="auto"/>
+        <w:ind w:left="482"/>
+      </w:pPr>
+      <w:r>
+        <w:rPr>
+          <w:color w:val="888888"/>
+          <w:sz w:val="21"/>
+        </w:rPr>
+        <w:t>19.15</w:t>
+      </w:r>
+      <w:r>
+        <w:rPr>
+          <w:sz w:val="21"/>
+        </w:rPr>
+        <w:t xml:space="preserve">   Known Issues</w:t>
+      </w:r>
+      <w:r>
+        <w:rPr>
+          <w:i/>
+          <w:color w:val="3D3D3D"/>
+          <w:sz w:val="18"/>
+        </w:rPr>
+        <w:t xml:space="preserve">   Reference</w:t>
+      </w:r>
+    </w:p>
+    <w:p>
+      <w:pPr>
+        <w:spacing w:after="0" w:line="240" w:lineRule="auto"/>
+        <w:ind w:left="482"/>
+      </w:pPr>
+      <w:r>
+        <w:rPr>
+          <w:color w:val="888888"/>
+          <w:sz w:val="21"/>
+        </w:rPr>
+        <w:t>19.16</w:t>
       </w:r>
       <w:r>
         <w:rPr>
@@ -4131,7 +5306,7 @@
               <w:rPr>
                 <w:sz w:val="21"/>
               </w:rPr>
-              <w:t xml:space="preserve">  Introduce MQTT and local REST, what each one is for, and which kinds of data each one carries.</w:t>
+              <w:t xml:space="preserve">  Introduce the four Zebra IoT Connector interfaces—Management, Control, Data, and Management Events—along with local REST, what each one is for, and which kinds of data each one carries.</w:t>
             </w:r>
           </w:p>
         </w:tc>
@@ -4265,7 +5440,7 @@
               <w:rPr>
                 <w:sz w:val="21"/>
               </w:rPr>
-              <w:t xml:space="preserve">  List the readers and software versions this guide applies to. Reader differences belong on this page.</w:t>
+              <w:t xml:space="preserve">  List the supported readers (FX7500, FX9600, FXR90, ATR7000) and minimum firmware versions this guide applies to. Reader differences belong on this page.</w:t>
             </w:r>
           </w:p>
         </w:tc>
@@ -4281,8 +5456,7 @@
         <w:pStyle w:val="Heading2"/>
       </w:pPr>
       <w:r>
-        <w:lastRenderedPageBreak/>
-        <w:t>1.8   Terminology</w:t>
+        <w:t>1.8   Hardware and Power Requirements</w:t>
       </w:r>
     </w:p>
     <w:tbl>
@@ -4333,6 +5507,208 @@
               <w:rPr>
                 <w:sz w:val="21"/>
               </w:rPr>
+              <w:t xml:space="preserve">  State the power supply requirements and transmit power limits across PoE (802.3af), PoE+ (802.3at), and 24V DC, plus supported USB Wi-Fi, BLE, and serial accessories.</w:t>
+            </w:r>
+          </w:p>
+        </w:tc>
+      </w:tr>
+    </w:tbl>
+    <w:p>
+      <w:pPr>
+        <w:spacing w:before="40" w:after="40" w:line="240" w:lineRule="auto"/>
+      </w:pPr>
+    </w:p>
+    <w:p>
+      <w:pPr>
+        <w:pStyle w:val="Heading2"/>
+      </w:pPr>
+      <w:r>
+        <w:t>1.9   System, Network, and Browser Requirements</w:t>
+      </w:r>
+    </w:p>
+    <w:tbl>
+      <w:tblPr>
+        <w:tblW w:w="9864" w:type="dxa"/>
+        <w:tblBorders>
+          <w:top w:val="single" w:sz="4" w:space="0" w:color="E6E6E6"/>
+          <w:left w:val="single" w:sz="18" w:space="0" w:color="3D3D3D"/>
+          <w:bottom w:val="single" w:sz="4" w:space="0" w:color="E6E6E6"/>
+          <w:right w:val="single" w:sz="4" w:space="0" w:color="E6E6E6"/>
+          <w:insideH w:val="nil"/>
+          <w:insideV w:val="nil"/>
+        </w:tblBorders>
+        <w:tblLayout w:type="fixed"/>
+        <w:tblLook w:val="04A0" w:firstRow="1" w:lastRow="0" w:firstColumn="1" w:lastColumn="0" w:noHBand="0" w:noVBand="1"/>
+      </w:tblPr>
+      <w:tblGrid>
+        <w:gridCol w:w="9864"/>
+      </w:tblGrid>
+      <w:tr>
+        <w:trPr>
+          <w:cantSplit/>
+        </w:trPr>
+        <w:tc>
+          <w:tcPr>
+            <w:tcW w:w="9864" w:type="dxa"/>
+            <w:shd w:val="clear" w:color="auto" w:fill="FBFBFB"/>
+            <w:tcMar>
+              <w:top w:w="80" w:type="dxa"/>
+              <w:left w:w="140" w:type="dxa"/>
+              <w:bottom w:w="80" w:type="dxa"/>
+              <w:right w:w="140" w:type="dxa"/>
+            </w:tcMar>
+          </w:tcPr>
+          <w:p>
+            <w:pPr>
+              <w:spacing w:after="60"/>
+            </w:pPr>
+            <w:r>
+              <w:rPr>
+                <w:b/>
+                <w:color w:val="3D3D3D"/>
+                <w:sz w:val="21"/>
+              </w:rPr>
+              <w:t>Reference</w:t>
+            </w:r>
+            <w:r>
+              <w:rPr>
+                <w:sz w:val="21"/>
+              </w:rPr>
+              <w:t xml:space="preserve">  List the backend MQTT broker requirements, mandatory NTP time synchronization for TLS, USB RNDIS driver requirements, and supported web browsers.</w:t>
+            </w:r>
+          </w:p>
+        </w:tc>
+      </w:tr>
+    </w:tbl>
+    <w:p>
+      <w:pPr>
+        <w:spacing w:before="40" w:after="40" w:line="240" w:lineRule="auto"/>
+      </w:pPr>
+    </w:p>
+    <w:p>
+      <w:pPr>
+        <w:pStyle w:val="Heading2"/>
+      </w:pPr>
+      <w:r>
+        <w:t>1.10   Intended Audience and Role Paths</w:t>
+      </w:r>
+    </w:p>
+    <w:tbl>
+      <w:tblPr>
+        <w:tblW w:w="9864" w:type="dxa"/>
+        <w:tblBorders>
+          <w:top w:val="single" w:sz="4" w:space="0" w:color="E6E6E6"/>
+          <w:left w:val="single" w:sz="18" w:space="0" w:color="1F4E79"/>
+          <w:bottom w:val="single" w:sz="4" w:space="0" w:color="E6E6E6"/>
+          <w:right w:val="single" w:sz="4" w:space="0" w:color="E6E6E6"/>
+          <w:insideH w:val="nil"/>
+          <w:insideV w:val="nil"/>
+        </w:tblBorders>
+        <w:tblLayout w:type="fixed"/>
+        <w:tblLook w:val="04A0" w:firstRow="1" w:lastRow="0" w:firstColumn="1" w:lastColumn="0" w:noHBand="0" w:noVBand="1"/>
+      </w:tblPr>
+      <w:tblGrid>
+        <w:gridCol w:w="9864"/>
+      </w:tblGrid>
+      <w:tr>
+        <w:trPr>
+          <w:cantSplit/>
+        </w:trPr>
+        <w:tc>
+          <w:tcPr>
+            <w:tcW w:w="9864" w:type="dxa"/>
+            <w:shd w:val="clear" w:color="auto" w:fill="FBFBFB"/>
+            <w:tcMar>
+              <w:top w:w="80" w:type="dxa"/>
+              <w:left w:w="140" w:type="dxa"/>
+              <w:bottom w:w="80" w:type="dxa"/>
+              <w:right w:w="140" w:type="dxa"/>
+            </w:tcMar>
+          </w:tcPr>
+          <w:p>
+            <w:pPr>
+              <w:spacing w:after="60"/>
+            </w:pPr>
+            <w:r>
+              <w:rPr>
+                <w:b/>
+                <w:color w:val="1F4E79"/>
+                <w:sz w:val="21"/>
+              </w:rPr>
+              <w:t>Concept</w:t>
+            </w:r>
+            <w:r>
+              <w:rPr>
+                <w:sz w:val="21"/>
+              </w:rPr>
+              <w:t xml:space="preserve">  Map the guide to the four primary roles—Solution Architect, System Integrator, Application Developer, and IT Administrator—and point each role to its starting sections.</w:t>
+            </w:r>
+          </w:p>
+        </w:tc>
+      </w:tr>
+    </w:tbl>
+    <w:p>
+      <w:pPr>
+        <w:spacing w:before="40" w:after="40" w:line="240" w:lineRule="auto"/>
+      </w:pPr>
+    </w:p>
+    <w:p>
+      <w:pPr>
+        <w:pStyle w:val="Heading2"/>
+      </w:pPr>
+      <w:r>
+        <w:lastRenderedPageBreak/>
+        <w:t>1.11   Terminology</w:t>
+      </w:r>
+    </w:p>
+    <w:tbl>
+      <w:tblPr>
+        <w:tblW w:w="9864" w:type="dxa"/>
+        <w:tblBorders>
+          <w:top w:val="single" w:sz="4" w:space="0" w:color="E6E6E6"/>
+          <w:left w:val="single" w:sz="18" w:space="0" w:color="3D3D3D"/>
+          <w:bottom w:val="single" w:sz="4" w:space="0" w:color="E6E6E6"/>
+          <w:right w:val="single" w:sz="4" w:space="0" w:color="E6E6E6"/>
+          <w:insideH w:val="nil"/>
+          <w:insideV w:val="nil"/>
+        </w:tblBorders>
+        <w:tblLayout w:type="fixed"/>
+        <w:tblLook w:val="04A0" w:firstRow="1" w:lastRow="0" w:firstColumn="1" w:lastColumn="0" w:noHBand="0" w:noVBand="1"/>
+      </w:tblPr>
+      <w:tblGrid>
+        <w:gridCol w:w="9864"/>
+      </w:tblGrid>
+      <w:tr>
+        <w:trPr>
+          <w:cantSplit/>
+        </w:trPr>
+        <w:tc>
+          <w:tcPr>
+            <w:tcW w:w="9864" w:type="dxa"/>
+            <w:shd w:val="clear" w:color="auto" w:fill="FBFBFB"/>
+            <w:tcMar>
+              <w:top w:w="80" w:type="dxa"/>
+              <w:left w:w="140" w:type="dxa"/>
+              <w:bottom w:w="80" w:type="dxa"/>
+              <w:right w:w="140" w:type="dxa"/>
+            </w:tcMar>
+          </w:tcPr>
+          <w:p>
+            <w:pPr>
+              <w:spacing w:after="60"/>
+            </w:pPr>
+            <w:r>
+              <w:rPr>
+                <w:b/>
+                <w:color w:val="3D3D3D"/>
+                <w:sz w:val="21"/>
+              </w:rPr>
+              <w:t>Reference</w:t>
+            </w:r>
+            <w:r>
+              <w:rPr>
+                <w:sz w:val="21"/>
+              </w:rPr>
               <w:t xml:space="preserve">  Define the words this guide uses. Later pages use these words and link here.</w:t>
             </w:r>
           </w:p>
@@ -4643,7 +6019,7 @@
               <w:rPr>
                 <w:sz w:val="21"/>
               </w:rPr>
-              <w:t xml:space="preserve">  Explain how to find the reader on the network and open a session.</w:t>
+              <w:t xml:space="preserve">  Explain how to find the reader on the network or over USB, open a session, sign in, and change the default administrator password on first boot.</w:t>
             </w:r>
           </w:p>
         </w:tc>
@@ -4710,7 +6086,7 @@
               <w:rPr>
                 <w:sz w:val="21"/>
               </w:rPr>
-              <w:t xml:space="preserve">  Cover only the settings the first tag read requires. Link to the full configuration sections for everything else.</w:t>
+              <w:t xml:space="preserve">  Cover only the settings the first tag read requires: setting the regulatory region and configuring date and time (NTP). Link to the full configuration sections for everything else.</w:t>
             </w:r>
           </w:p>
         </w:tc>
@@ -5371,7 +6747,7 @@
         <w:pStyle w:val="Heading2"/>
       </w:pPr>
       <w:r>
-        <w:t>3.7   Network Status</w:t>
+        <w:t>3.7   Configure Network Proxy</w:t>
       </w:r>
     </w:p>
     <w:tbl>
@@ -5379,7 +6755,7 @@
         <w:tblW w:w="9864" w:type="dxa"/>
         <w:tblBorders>
           <w:top w:val="single" w:sz="4" w:space="0" w:color="E6E6E6"/>
-          <w:left w:val="single" w:sz="18" w:space="0" w:color="3D3D3D"/>
+          <w:left w:val="single" w:sz="18" w:space="0" w:color="1B6B3A"/>
           <w:bottom w:val="single" w:sz="4" w:space="0" w:color="E6E6E6"/>
           <w:right w:val="single" w:sz="4" w:space="0" w:color="E6E6E6"/>
           <w:insideH w:val="nil"/>
@@ -5413,6 +6789,140 @@
             <w:r>
               <w:rPr>
                 <w:b/>
+                <w:color w:val="1B6B3A"/>
+                <w:sz w:val="21"/>
+              </w:rPr>
+              <w:t>Task</w:t>
+            </w:r>
+            <w:r>
+              <w:rPr>
+                <w:sz w:val="21"/>
+              </w:rPr>
+              <w:t xml:space="preserve">  Configure HTTP, HTTPS, or SOCKS proxy settings when the reader operates behind a corporate proxy.</w:t>
+            </w:r>
+          </w:p>
+        </w:tc>
+      </w:tr>
+    </w:tbl>
+    <w:p>
+      <w:pPr>
+        <w:spacing w:before="40" w:after="40" w:line="240" w:lineRule="auto"/>
+      </w:pPr>
+    </w:p>
+    <w:p>
+      <w:pPr>
+        <w:pStyle w:val="Heading2"/>
+      </w:pPr>
+      <w:r>
+        <w:t>3.8   Firewall Ports and Outbound Whitelist</w:t>
+      </w:r>
+    </w:p>
+    <w:tbl>
+      <w:tblPr>
+        <w:tblW w:w="9864" w:type="dxa"/>
+        <w:tblBorders>
+          <w:top w:val="single" w:sz="4" w:space="0" w:color="E6E6E6"/>
+          <w:left w:val="single" w:sz="18" w:space="0" w:color="3D3D3D"/>
+          <w:bottom w:val="single" w:sz="4" w:space="0" w:color="E6E6E6"/>
+          <w:right w:val="single" w:sz="4" w:space="0" w:color="E6E6E6"/>
+          <w:insideH w:val="nil"/>
+          <w:insideV w:val="nil"/>
+        </w:tblBorders>
+        <w:tblLayout w:type="fixed"/>
+        <w:tblLook w:val="04A0" w:firstRow="1" w:lastRow="0" w:firstColumn="1" w:lastColumn="0" w:noHBand="0" w:noVBand="1"/>
+      </w:tblPr>
+      <w:tblGrid>
+        <w:gridCol w:w="9864"/>
+      </w:tblGrid>
+      <w:tr>
+        <w:trPr>
+          <w:cantSplit/>
+        </w:trPr>
+        <w:tc>
+          <w:tcPr>
+            <w:tcW w:w="9864" w:type="dxa"/>
+            <w:shd w:val="clear" w:color="auto" w:fill="FBFBFB"/>
+            <w:tcMar>
+              <w:top w:w="80" w:type="dxa"/>
+              <w:left w:w="140" w:type="dxa"/>
+              <w:bottom w:w="80" w:type="dxa"/>
+              <w:right w:w="140" w:type="dxa"/>
+            </w:tcMar>
+          </w:tcPr>
+          <w:p>
+            <w:pPr>
+              <w:spacing w:after="60"/>
+            </w:pPr>
+            <w:r>
+              <w:rPr>
+                <w:b/>
+                <w:color w:val="3D3D3D"/>
+                <w:sz w:val="21"/>
+              </w:rPr>
+              <w:t>Reference</w:t>
+            </w:r>
+            <w:r>
+              <w:rPr>
+                <w:sz w:val="21"/>
+              </w:rPr>
+              <w:t xml:space="preserve">  List the inbound and outbound ports (MQTT 8883 and 1883, HTTPS 443, NTP 123) and cloud endpoints that must be allowed through the firewall.</w:t>
+            </w:r>
+          </w:p>
+        </w:tc>
+      </w:tr>
+    </w:tbl>
+    <w:p>
+      <w:pPr>
+        <w:spacing w:before="40" w:after="40" w:line="240" w:lineRule="auto"/>
+      </w:pPr>
+    </w:p>
+    <w:p>
+      <w:pPr>
+        <w:pStyle w:val="Heading2"/>
+      </w:pPr>
+      <w:r>
+        <w:t>3.9   Network Status</w:t>
+      </w:r>
+    </w:p>
+    <w:tbl>
+      <w:tblPr>
+        <w:tblW w:w="9864" w:type="dxa"/>
+        <w:tblBorders>
+          <w:top w:val="single" w:sz="4" w:space="0" w:color="E6E6E6"/>
+          <w:left w:val="single" w:sz="18" w:space="0" w:color="3D3D3D"/>
+          <w:bottom w:val="single" w:sz="4" w:space="0" w:color="E6E6E6"/>
+          <w:right w:val="single" w:sz="4" w:space="0" w:color="E6E6E6"/>
+          <w:insideH w:val="nil"/>
+          <w:insideV w:val="nil"/>
+        </w:tblBorders>
+        <w:tblLayout w:type="fixed"/>
+        <w:tblLook w:val="04A0" w:firstRow="1" w:lastRow="0" w:firstColumn="1" w:lastColumn="0" w:noHBand="0" w:noVBand="1"/>
+      </w:tblPr>
+      <w:tblGrid>
+        <w:gridCol w:w="9864"/>
+      </w:tblGrid>
+      <w:tr>
+        <w:trPr>
+          <w:cantSplit/>
+        </w:trPr>
+        <w:tc>
+          <w:tcPr>
+            <w:tcW w:w="9864" w:type="dxa"/>
+            <w:shd w:val="clear" w:color="auto" w:fill="FBFBFB"/>
+            <w:tcMar>
+              <w:top w:w="80" w:type="dxa"/>
+              <w:left w:w="140" w:type="dxa"/>
+              <w:bottom w:w="80" w:type="dxa"/>
+              <w:right w:w="140" w:type="dxa"/>
+            </w:tcMar>
+          </w:tcPr>
+          <w:p>
+            <w:pPr>
+              <w:spacing w:after="60"/>
+            </w:pPr>
+            <w:r>
+              <w:rPr>
+                <w:b/>
                 <w:color w:val="3D3D3D"/>
                 <w:sz w:val="21"/>
               </w:rPr>
@@ -5975,7 +7485,7 @@
               <w:rPr>
                 <w:sz w:val="21"/>
               </w:rPr>
-              <w:t xml:space="preserve">  One page for each destination type. Certificate installation stays in section 12. These pages link to it.</w:t>
+              <w:t xml:space="preserve">  One page for each destination type. Certificate installation stays in section 13. These pages link to it.</w:t>
             </w:r>
           </w:p>
         </w:tc>
@@ -6259,7 +7769,7 @@
         <w:pStyle w:val="Heading2"/>
       </w:pPr>
       <w:r>
-        <w:t>5.5   Other Supported Destinations</w:t>
+        <w:t>5.5   TCP/IP Socket Endpoints</w:t>
       </w:r>
     </w:p>
     <w:tbl>
@@ -6310,7 +7820,275 @@
               <w:rPr>
                 <w:sz w:val="21"/>
               </w:rPr>
-              <w:t xml:space="preserve">  Cover each remaining destination the connector supports. Give each destination its own subsection on this page.</w:t>
+              <w:t xml:space="preserve">  Connect the reader to a raw TCP/IP socket server or client and confirm tag data arrives over the socket.</w:t>
+            </w:r>
+          </w:p>
+        </w:tc>
+      </w:tr>
+    </w:tbl>
+    <w:p>
+      <w:pPr>
+        <w:spacing w:before="40" w:after="40" w:line="240" w:lineRule="auto"/>
+      </w:pPr>
+    </w:p>
+    <w:p>
+      <w:pPr>
+        <w:pStyle w:val="Heading2"/>
+      </w:pPr>
+      <w:r>
+        <w:t>5.6   WebSocket Endpoints</w:t>
+      </w:r>
+    </w:p>
+    <w:tbl>
+      <w:tblPr>
+        <w:tblW w:w="9864" w:type="dxa"/>
+        <w:tblBorders>
+          <w:top w:val="single" w:sz="4" w:space="0" w:color="E6E6E6"/>
+          <w:left w:val="single" w:sz="18" w:space="0" w:color="1B6B3A"/>
+          <w:bottom w:val="single" w:sz="4" w:space="0" w:color="E6E6E6"/>
+          <w:right w:val="single" w:sz="4" w:space="0" w:color="E6E6E6"/>
+          <w:insideH w:val="nil"/>
+          <w:insideV w:val="nil"/>
+        </w:tblBorders>
+        <w:tblLayout w:type="fixed"/>
+        <w:tblLook w:val="04A0" w:firstRow="1" w:lastRow="0" w:firstColumn="1" w:lastColumn="0" w:noHBand="0" w:noVBand="1"/>
+      </w:tblPr>
+      <w:tblGrid>
+        <w:gridCol w:w="9864"/>
+      </w:tblGrid>
+      <w:tr>
+        <w:trPr>
+          <w:cantSplit/>
+        </w:trPr>
+        <w:tc>
+          <w:tcPr>
+            <w:tcW w:w="9864" w:type="dxa"/>
+            <w:shd w:val="clear" w:color="auto" w:fill="FBFBFB"/>
+            <w:tcMar>
+              <w:top w:w="80" w:type="dxa"/>
+              <w:left w:w="140" w:type="dxa"/>
+              <w:bottom w:w="80" w:type="dxa"/>
+              <w:right w:w="140" w:type="dxa"/>
+            </w:tcMar>
+          </w:tcPr>
+          <w:p>
+            <w:pPr>
+              <w:spacing w:after="60"/>
+            </w:pPr>
+            <w:r>
+              <w:rPr>
+                <w:b/>
+                <w:color w:val="1B6B3A"/>
+                <w:sz w:val="21"/>
+              </w:rPr>
+              <w:t>Task</w:t>
+            </w:r>
+            <w:r>
+              <w:rPr>
+                <w:sz w:val="21"/>
+              </w:rPr>
+              <w:t xml:space="preserve">  Stream reader data over a WebSocket connection and confirm the endpoint receives messages.</w:t>
+            </w:r>
+          </w:p>
+        </w:tc>
+      </w:tr>
+    </w:tbl>
+    <w:p>
+      <w:pPr>
+        <w:spacing w:before="40" w:after="40" w:line="240" w:lineRule="auto"/>
+      </w:pPr>
+    </w:p>
+    <w:p>
+      <w:pPr>
+        <w:pStyle w:val="Heading2"/>
+      </w:pPr>
+      <w:r>
+        <w:t>5.7   USB HID (Keyboard Wedge) and Serial Output</w:t>
+      </w:r>
+    </w:p>
+    <w:tbl>
+      <w:tblPr>
+        <w:tblW w:w="9864" w:type="dxa"/>
+        <w:tblBorders>
+          <w:top w:val="single" w:sz="4" w:space="0" w:color="E6E6E6"/>
+          <w:left w:val="single" w:sz="18" w:space="0" w:color="1B6B3A"/>
+          <w:bottom w:val="single" w:sz="4" w:space="0" w:color="E6E6E6"/>
+          <w:right w:val="single" w:sz="4" w:space="0" w:color="E6E6E6"/>
+          <w:insideH w:val="nil"/>
+          <w:insideV w:val="nil"/>
+        </w:tblBorders>
+        <w:tblLayout w:type="fixed"/>
+        <w:tblLook w:val="04A0" w:firstRow="1" w:lastRow="0" w:firstColumn="1" w:lastColumn="0" w:noHBand="0" w:noVBand="1"/>
+      </w:tblPr>
+      <w:tblGrid>
+        <w:gridCol w:w="9864"/>
+      </w:tblGrid>
+      <w:tr>
+        <w:trPr>
+          <w:cantSplit/>
+        </w:trPr>
+        <w:tc>
+          <w:tcPr>
+            <w:tcW w:w="9864" w:type="dxa"/>
+            <w:shd w:val="clear" w:color="auto" w:fill="FBFBFB"/>
+            <w:tcMar>
+              <w:top w:w="80" w:type="dxa"/>
+              <w:left w:w="140" w:type="dxa"/>
+              <w:bottom w:w="80" w:type="dxa"/>
+              <w:right w:w="140" w:type="dxa"/>
+            </w:tcMar>
+          </w:tcPr>
+          <w:p>
+            <w:pPr>
+              <w:spacing w:after="60"/>
+            </w:pPr>
+            <w:r>
+              <w:rPr>
+                <w:b/>
+                <w:color w:val="1B6B3A"/>
+                <w:sz w:val="21"/>
+              </w:rPr>
+              <w:t>Task</w:t>
+            </w:r>
+            <w:r>
+              <w:rPr>
+                <w:sz w:val="21"/>
+              </w:rPr>
+              <w:t xml:space="preserve">  Send tag reads directly to a local host over USB HID keyboard wedge or RS-232 serial without a network broker.</w:t>
+            </w:r>
+          </w:p>
+        </w:tc>
+      </w:tr>
+    </w:tbl>
+    <w:p>
+      <w:pPr>
+        <w:spacing w:before="40" w:after="40" w:line="240" w:lineRule="auto"/>
+      </w:pPr>
+    </w:p>
+    <w:p>
+      <w:pPr>
+        <w:pStyle w:val="Heading2"/>
+      </w:pPr>
+      <w:r>
+        <w:t>5.8   Local REST API Connectivity</w:t>
+      </w:r>
+    </w:p>
+    <w:tbl>
+      <w:tblPr>
+        <w:tblW w:w="9864" w:type="dxa"/>
+        <w:tblBorders>
+          <w:top w:val="single" w:sz="4" w:space="0" w:color="E6E6E6"/>
+          <w:left w:val="single" w:sz="18" w:space="0" w:color="1B6B3A"/>
+          <w:bottom w:val="single" w:sz="4" w:space="0" w:color="E6E6E6"/>
+          <w:right w:val="single" w:sz="4" w:space="0" w:color="E6E6E6"/>
+          <w:insideH w:val="nil"/>
+          <w:insideV w:val="nil"/>
+        </w:tblBorders>
+        <w:tblLayout w:type="fixed"/>
+        <w:tblLook w:val="04A0" w:firstRow="1" w:lastRow="0" w:firstColumn="1" w:lastColumn="0" w:noHBand="0" w:noVBand="1"/>
+      </w:tblPr>
+      <w:tblGrid>
+        <w:gridCol w:w="9864"/>
+      </w:tblGrid>
+      <w:tr>
+        <w:trPr>
+          <w:cantSplit/>
+        </w:trPr>
+        <w:tc>
+          <w:tcPr>
+            <w:tcW w:w="9864" w:type="dxa"/>
+            <w:shd w:val="clear" w:color="auto" w:fill="FBFBFB"/>
+            <w:tcMar>
+              <w:top w:w="80" w:type="dxa"/>
+              <w:left w:w="140" w:type="dxa"/>
+              <w:bottom w:w="80" w:type="dxa"/>
+              <w:right w:w="140" w:type="dxa"/>
+            </w:tcMar>
+          </w:tcPr>
+          <w:p>
+            <w:pPr>
+              <w:spacing w:after="60"/>
+            </w:pPr>
+            <w:r>
+              <w:rPr>
+                <w:b/>
+                <w:color w:val="1B6B3A"/>
+                <w:sz w:val="21"/>
+              </w:rPr>
+              <w:t>Task</w:t>
+            </w:r>
+            <w:r>
+              <w:rPr>
+                <w:sz w:val="21"/>
+              </w:rPr>
+              <w:t xml:space="preserve">  Enable and authenticate against the local REST interface on the reader. Application calls stay in section 10.</w:t>
+            </w:r>
+          </w:p>
+        </w:tc>
+      </w:tr>
+    </w:tbl>
+    <w:p>
+      <w:pPr>
+        <w:spacing w:before="40" w:after="40" w:line="240" w:lineRule="auto"/>
+      </w:pPr>
+    </w:p>
+    <w:p>
+      <w:pPr>
+        <w:pStyle w:val="Heading2"/>
+      </w:pPr>
+      <w:r>
+        <w:t>5.9   Verify Destination Connectivity</w:t>
+      </w:r>
+    </w:p>
+    <w:tbl>
+      <w:tblPr>
+        <w:tblW w:w="9864" w:type="dxa"/>
+        <w:tblBorders>
+          <w:top w:val="single" w:sz="4" w:space="0" w:color="E6E6E6"/>
+          <w:left w:val="single" w:sz="18" w:space="0" w:color="1B6B3A"/>
+          <w:bottom w:val="single" w:sz="4" w:space="0" w:color="E6E6E6"/>
+          <w:right w:val="single" w:sz="4" w:space="0" w:color="E6E6E6"/>
+          <w:insideH w:val="nil"/>
+          <w:insideV w:val="nil"/>
+        </w:tblBorders>
+        <w:tblLayout w:type="fixed"/>
+        <w:tblLook w:val="04A0" w:firstRow="1" w:lastRow="0" w:firstColumn="1" w:lastColumn="0" w:noHBand="0" w:noVBand="1"/>
+      </w:tblPr>
+      <w:tblGrid>
+        <w:gridCol w:w="9864"/>
+      </w:tblGrid>
+      <w:tr>
+        <w:trPr>
+          <w:cantSplit/>
+        </w:trPr>
+        <w:tc>
+          <w:tcPr>
+            <w:tcW w:w="9864" w:type="dxa"/>
+            <w:shd w:val="clear" w:color="auto" w:fill="FBFBFB"/>
+            <w:tcMar>
+              <w:top w:w="80" w:type="dxa"/>
+              <w:left w:w="140" w:type="dxa"/>
+              <w:bottom w:w="80" w:type="dxa"/>
+              <w:right w:w="140" w:type="dxa"/>
+            </w:tcMar>
+          </w:tcPr>
+          <w:p>
+            <w:pPr>
+              <w:spacing w:after="60"/>
+            </w:pPr>
+            <w:r>
+              <w:rPr>
+                <w:b/>
+                <w:color w:val="1B6B3A"/>
+                <w:sz w:val="21"/>
+              </w:rPr>
+              <w:t>Task</w:t>
+            </w:r>
+            <w:r>
+              <w:rPr>
+                <w:sz w:val="21"/>
+              </w:rPr>
+              <w:t xml:space="preserve">  Confirm that the connection to the configured destination is active and delivering messages.</w:t>
             </w:r>
           </w:p>
         </w:tc>
@@ -6486,7 +8264,7 @@
               <w:rPr>
                 <w:sz w:val="21"/>
               </w:rPr>
-              <w:t xml:space="preserve">  Explain what each operating mode changes in the read. This page owns the mode model.</w:t>
+              <w:t xml:space="preserve">  Explain what an operating mode is and how to choose between SIMPLE, INVENTORY, PORTAL, CONVEYOR, DIRECTIONALITY, and CUSTOM. This page owns the mode model.</w:t>
             </w:r>
           </w:p>
         </w:tc>
@@ -6502,7 +8280,7 @@
         <w:pStyle w:val="Heading2"/>
       </w:pPr>
       <w:r>
-        <w:t>6.2   Antenna and RF Configuration</w:t>
+        <w:t>6.2   Simple, Inventory, and Portal Modes</w:t>
       </w:r>
     </w:p>
     <w:tbl>
@@ -6553,7 +8331,7 @@
               <w:rPr>
                 <w:sz w:val="21"/>
               </w:rPr>
-              <w:t xml:space="preserve">  Set antennas, transmit power, and the other radio settings for a read.</w:t>
+              <w:t xml:space="preserve">  Configure SIMPLE, INVENTORY, and PORTAL modes for standard tag reads, cycle counts, and dock doors.</w:t>
             </w:r>
           </w:p>
         </w:tc>
@@ -6569,7 +8347,7 @@
         <w:pStyle w:val="Heading2"/>
       </w:pPr>
       <w:r>
-        <w:t>6.3   Tag Reporting</w:t>
+        <w:t>6.3   Conveyor Mode</w:t>
       </w:r>
     </w:p>
     <w:tbl>
@@ -6620,7 +8398,7 @@
               <w:rPr>
                 <w:sz w:val="21"/>
               </w:rPr>
-              <w:t xml:space="preserve">  Choose which tag fields the reader reports.</w:t>
+              <w:t xml:space="preserve">  Configure CONVEYOR mode for high-speed moving belts and set the read zone parameters.</w:t>
             </w:r>
           </w:p>
         </w:tc>
@@ -6636,7 +8414,7 @@
         <w:pStyle w:val="Heading2"/>
       </w:pPr>
       <w:r>
-        <w:t>6.4   Tag Filtering</w:t>
+        <w:t>6.4   Directionality Mode (ATR7000)</w:t>
       </w:r>
     </w:p>
     <w:tbl>
@@ -6687,7 +8465,7 @@
               <w:rPr>
                 <w:sz w:val="21"/>
               </w:rPr>
-              <w:t xml:space="preserve">  Choose which tags the radio reports. Filtering of messages after they are published stays in section 7.</w:t>
+              <w:t xml:space="preserve">  Configure DIRECTIONALITY mode on the ATR7000 array reader to report tag bearing, transition zones, and location coordinates.</w:t>
             </w:r>
           </w:p>
         </w:tc>
@@ -6703,7 +8481,7 @@
         <w:pStyle w:val="Heading2"/>
       </w:pPr>
       <w:r>
-        <w:t>6.5   Start and Stop Conditions</w:t>
+        <w:t>6.5   Custom Mode</w:t>
       </w:r>
     </w:p>
     <w:tbl>
@@ -6754,7 +8532,7 @@
               <w:rPr>
                 <w:sz w:val="21"/>
               </w:rPr>
-              <w:t xml:space="preserve">  Set when a read starts and when it stops.</w:t>
+              <w:t xml:space="preserve">  Build a custom operating mode when the preset modes do not match the read environment.</w:t>
             </w:r>
           </w:p>
         </w:tc>
@@ -6770,7 +8548,7 @@
         <w:pStyle w:val="Heading2"/>
       </w:pPr>
       <w:r>
-        <w:t>6.6   Tag Memory Operations</w:t>
+        <w:t>6.6   Antenna and RF Configuration</w:t>
       </w:r>
     </w:p>
     <w:tbl>
@@ -6821,7 +8599,7 @@
               <w:rPr>
                 <w:sz w:val="21"/>
               </w:rPr>
-              <w:t xml:space="preserve">  Read and write tag memory, and confirm the result.</w:t>
+              <w:t xml:space="preserve">  Set antennas, transmit power, RF modes, and EPC Gen2 session, target, and Q settings.</w:t>
             </w:r>
           </w:p>
         </w:tc>
@@ -6837,7 +8615,7 @@
         <w:pStyle w:val="Heading2"/>
       </w:pPr>
       <w:r>
-        <w:t>6.7   Gen2X</w:t>
+        <w:t>6.7   Tag Reporting</w:t>
       </w:r>
     </w:p>
     <w:tbl>
@@ -6888,7 +8666,7 @@
               <w:rPr>
                 <w:sz w:val="21"/>
               </w:rPr>
-              <w:t xml:space="preserve">  Enable and use Gen2X, and say what it changes in the read.</w:t>
+              <w:t xml:space="preserve">  Choose which tag fields the reader reports.</w:t>
             </w:r>
           </w:p>
         </w:tc>
@@ -6904,7 +8682,7 @@
         <w:pStyle w:val="Heading2"/>
       </w:pPr>
       <w:r>
-        <w:t>6.8   GPIO</w:t>
+        <w:t>6.8   Tag Filtering</w:t>
       </w:r>
     </w:p>
     <w:tbl>
@@ -6955,6 +8733,341 @@
               <w:rPr>
                 <w:sz w:val="21"/>
               </w:rPr>
+              <w:t xml:space="preserve">  Choose which tags the radio reports. Filtering of messages after they are published stays in section 7.</w:t>
+            </w:r>
+          </w:p>
+        </w:tc>
+      </w:tr>
+    </w:tbl>
+    <w:p>
+      <w:pPr>
+        <w:spacing w:before="40" w:after="40" w:line="240" w:lineRule="auto"/>
+      </w:pPr>
+    </w:p>
+    <w:p>
+      <w:pPr>
+        <w:pStyle w:val="Heading2"/>
+      </w:pPr>
+      <w:r>
+        <w:t>6.9   Start and Stop Conditions</w:t>
+      </w:r>
+    </w:p>
+    <w:tbl>
+      <w:tblPr>
+        <w:tblW w:w="9864" w:type="dxa"/>
+        <w:tblBorders>
+          <w:top w:val="single" w:sz="4" w:space="0" w:color="E6E6E6"/>
+          <w:left w:val="single" w:sz="18" w:space="0" w:color="1B6B3A"/>
+          <w:bottom w:val="single" w:sz="4" w:space="0" w:color="E6E6E6"/>
+          <w:right w:val="single" w:sz="4" w:space="0" w:color="E6E6E6"/>
+          <w:insideH w:val="nil"/>
+          <w:insideV w:val="nil"/>
+        </w:tblBorders>
+        <w:tblLayout w:type="fixed"/>
+        <w:tblLook w:val="04A0" w:firstRow="1" w:lastRow="0" w:firstColumn="1" w:lastColumn="0" w:noHBand="0" w:noVBand="1"/>
+      </w:tblPr>
+      <w:tblGrid>
+        <w:gridCol w:w="9864"/>
+      </w:tblGrid>
+      <w:tr>
+        <w:trPr>
+          <w:cantSplit/>
+        </w:trPr>
+        <w:tc>
+          <w:tcPr>
+            <w:tcW w:w="9864" w:type="dxa"/>
+            <w:shd w:val="clear" w:color="auto" w:fill="FBFBFB"/>
+            <w:tcMar>
+              <w:top w:w="80" w:type="dxa"/>
+              <w:left w:w="140" w:type="dxa"/>
+              <w:bottom w:w="80" w:type="dxa"/>
+              <w:right w:w="140" w:type="dxa"/>
+            </w:tcMar>
+          </w:tcPr>
+          <w:p>
+            <w:pPr>
+              <w:spacing w:after="60"/>
+            </w:pPr>
+            <w:r>
+              <w:rPr>
+                <w:b/>
+                <w:color w:val="1B6B3A"/>
+                <w:sz w:val="21"/>
+              </w:rPr>
+              <w:t>Task</w:t>
+            </w:r>
+            <w:r>
+              <w:rPr>
+                <w:sz w:val="21"/>
+              </w:rPr>
+              <w:t xml:space="preserve">  Set when a read starts and when it stops automatically.</w:t>
+            </w:r>
+          </w:p>
+        </w:tc>
+      </w:tr>
+    </w:tbl>
+    <w:p>
+      <w:pPr>
+        <w:spacing w:before="40" w:after="40" w:line="240" w:lineRule="auto"/>
+      </w:pPr>
+    </w:p>
+    <w:p>
+      <w:pPr>
+        <w:pStyle w:val="Heading2"/>
+      </w:pPr>
+      <w:r>
+        <w:t>6.10   Start and Stop an RFID Operation</w:t>
+      </w:r>
+    </w:p>
+    <w:tbl>
+      <w:tblPr>
+        <w:tblW w:w="9864" w:type="dxa"/>
+        <w:tblBorders>
+          <w:top w:val="single" w:sz="4" w:space="0" w:color="E6E6E6"/>
+          <w:left w:val="single" w:sz="18" w:space="0" w:color="1B6B3A"/>
+          <w:bottom w:val="single" w:sz="4" w:space="0" w:color="E6E6E6"/>
+          <w:right w:val="single" w:sz="4" w:space="0" w:color="E6E6E6"/>
+          <w:insideH w:val="nil"/>
+          <w:insideV w:val="nil"/>
+        </w:tblBorders>
+        <w:tblLayout w:type="fixed"/>
+        <w:tblLook w:val="04A0" w:firstRow="1" w:lastRow="0" w:firstColumn="1" w:lastColumn="0" w:noHBand="0" w:noVBand="1"/>
+      </w:tblPr>
+      <w:tblGrid>
+        <w:gridCol w:w="9864"/>
+      </w:tblGrid>
+      <w:tr>
+        <w:trPr>
+          <w:cantSplit/>
+        </w:trPr>
+        <w:tc>
+          <w:tcPr>
+            <w:tcW w:w="9864" w:type="dxa"/>
+            <w:shd w:val="clear" w:color="auto" w:fill="FBFBFB"/>
+            <w:tcMar>
+              <w:top w:w="80" w:type="dxa"/>
+              <w:left w:w="140" w:type="dxa"/>
+              <w:bottom w:w="80" w:type="dxa"/>
+              <w:right w:w="140" w:type="dxa"/>
+            </w:tcMar>
+          </w:tcPr>
+          <w:p>
+            <w:pPr>
+              <w:spacing w:after="60"/>
+            </w:pPr>
+            <w:r>
+              <w:rPr>
+                <w:b/>
+                <w:color w:val="1B6B3A"/>
+                <w:sz w:val="21"/>
+              </w:rPr>
+              <w:t>Task</w:t>
+            </w:r>
+            <w:r>
+              <w:rPr>
+                <w:sz w:val="21"/>
+              </w:rPr>
+              <w:t xml:space="preserve">  Manually start and stop a read operation and confirm that the radio is reading tags.</w:t>
+            </w:r>
+          </w:p>
+        </w:tc>
+      </w:tr>
+    </w:tbl>
+    <w:p>
+      <w:pPr>
+        <w:spacing w:before="40" w:after="40" w:line="240" w:lineRule="auto"/>
+      </w:pPr>
+    </w:p>
+    <w:p>
+      <w:pPr>
+        <w:pStyle w:val="Heading2"/>
+      </w:pPr>
+      <w:r>
+        <w:t>6.11   Tag Memory Operations</w:t>
+      </w:r>
+    </w:p>
+    <w:tbl>
+      <w:tblPr>
+        <w:tblW w:w="9864" w:type="dxa"/>
+        <w:tblBorders>
+          <w:top w:val="single" w:sz="4" w:space="0" w:color="E6E6E6"/>
+          <w:left w:val="single" w:sz="18" w:space="0" w:color="1B6B3A"/>
+          <w:bottom w:val="single" w:sz="4" w:space="0" w:color="E6E6E6"/>
+          <w:right w:val="single" w:sz="4" w:space="0" w:color="E6E6E6"/>
+          <w:insideH w:val="nil"/>
+          <w:insideV w:val="nil"/>
+        </w:tblBorders>
+        <w:tblLayout w:type="fixed"/>
+        <w:tblLook w:val="04A0" w:firstRow="1" w:lastRow="0" w:firstColumn="1" w:lastColumn="0" w:noHBand="0" w:noVBand="1"/>
+      </w:tblPr>
+      <w:tblGrid>
+        <w:gridCol w:w="9864"/>
+      </w:tblGrid>
+      <w:tr>
+        <w:trPr>
+          <w:cantSplit/>
+        </w:trPr>
+        <w:tc>
+          <w:tcPr>
+            <w:tcW w:w="9864" w:type="dxa"/>
+            <w:shd w:val="clear" w:color="auto" w:fill="FBFBFB"/>
+            <w:tcMar>
+              <w:top w:w="80" w:type="dxa"/>
+              <w:left w:w="140" w:type="dxa"/>
+              <w:bottom w:w="80" w:type="dxa"/>
+              <w:right w:w="140" w:type="dxa"/>
+            </w:tcMar>
+          </w:tcPr>
+          <w:p>
+            <w:pPr>
+              <w:spacing w:after="60"/>
+            </w:pPr>
+            <w:r>
+              <w:rPr>
+                <w:b/>
+                <w:color w:val="1B6B3A"/>
+                <w:sz w:val="21"/>
+              </w:rPr>
+              <w:t>Task</w:t>
+            </w:r>
+            <w:r>
+              <w:rPr>
+                <w:sz w:val="21"/>
+              </w:rPr>
+              <w:t xml:space="preserve">  Read and write tag memory, and confirm the result.</w:t>
+            </w:r>
+          </w:p>
+        </w:tc>
+      </w:tr>
+    </w:tbl>
+    <w:p>
+      <w:pPr>
+        <w:spacing w:before="40" w:after="40" w:line="240" w:lineRule="auto"/>
+      </w:pPr>
+    </w:p>
+    <w:p>
+      <w:pPr>
+        <w:pStyle w:val="Heading2"/>
+      </w:pPr>
+      <w:r>
+        <w:t>6.12   Gen2X</w:t>
+      </w:r>
+    </w:p>
+    <w:tbl>
+      <w:tblPr>
+        <w:tblW w:w="9864" w:type="dxa"/>
+        <w:tblBorders>
+          <w:top w:val="single" w:sz="4" w:space="0" w:color="E6E6E6"/>
+          <w:left w:val="single" w:sz="18" w:space="0" w:color="1B6B3A"/>
+          <w:bottom w:val="single" w:sz="4" w:space="0" w:color="E6E6E6"/>
+          <w:right w:val="single" w:sz="4" w:space="0" w:color="E6E6E6"/>
+          <w:insideH w:val="nil"/>
+          <w:insideV w:val="nil"/>
+        </w:tblBorders>
+        <w:tblLayout w:type="fixed"/>
+        <w:tblLook w:val="04A0" w:firstRow="1" w:lastRow="0" w:firstColumn="1" w:lastColumn="0" w:noHBand="0" w:noVBand="1"/>
+      </w:tblPr>
+      <w:tblGrid>
+        <w:gridCol w:w="9864"/>
+      </w:tblGrid>
+      <w:tr>
+        <w:trPr>
+          <w:cantSplit/>
+        </w:trPr>
+        <w:tc>
+          <w:tcPr>
+            <w:tcW w:w="9864" w:type="dxa"/>
+            <w:shd w:val="clear" w:color="auto" w:fill="FBFBFB"/>
+            <w:tcMar>
+              <w:top w:w="80" w:type="dxa"/>
+              <w:left w:w="140" w:type="dxa"/>
+              <w:bottom w:w="80" w:type="dxa"/>
+              <w:right w:w="140" w:type="dxa"/>
+            </w:tcMar>
+          </w:tcPr>
+          <w:p>
+            <w:pPr>
+              <w:spacing w:after="60"/>
+            </w:pPr>
+            <w:r>
+              <w:rPr>
+                <w:b/>
+                <w:color w:val="1B6B3A"/>
+                <w:sz w:val="21"/>
+              </w:rPr>
+              <w:t>Task</w:t>
+            </w:r>
+            <w:r>
+              <w:rPr>
+                <w:sz w:val="21"/>
+              </w:rPr>
+              <w:t xml:space="preserve">  Enable and use Gen2X, and say what it changes in the read.</w:t>
+            </w:r>
+          </w:p>
+        </w:tc>
+      </w:tr>
+    </w:tbl>
+    <w:p>
+      <w:pPr>
+        <w:spacing w:before="40" w:after="40" w:line="240" w:lineRule="auto"/>
+      </w:pPr>
+    </w:p>
+    <w:p>
+      <w:pPr>
+        <w:pStyle w:val="Heading2"/>
+      </w:pPr>
+      <w:r>
+        <w:t>6.13   GPIO</w:t>
+      </w:r>
+    </w:p>
+    <w:tbl>
+      <w:tblPr>
+        <w:tblW w:w="9864" w:type="dxa"/>
+        <w:tblBorders>
+          <w:top w:val="single" w:sz="4" w:space="0" w:color="E6E6E6"/>
+          <w:left w:val="single" w:sz="18" w:space="0" w:color="1B6B3A"/>
+          <w:bottom w:val="single" w:sz="4" w:space="0" w:color="E6E6E6"/>
+          <w:right w:val="single" w:sz="4" w:space="0" w:color="E6E6E6"/>
+          <w:insideH w:val="nil"/>
+          <w:insideV w:val="nil"/>
+        </w:tblBorders>
+        <w:tblLayout w:type="fixed"/>
+        <w:tblLook w:val="04A0" w:firstRow="1" w:lastRow="0" w:firstColumn="1" w:lastColumn="0" w:noHBand="0" w:noVBand="1"/>
+      </w:tblPr>
+      <w:tblGrid>
+        <w:gridCol w:w="9864"/>
+      </w:tblGrid>
+      <w:tr>
+        <w:trPr>
+          <w:cantSplit/>
+        </w:trPr>
+        <w:tc>
+          <w:tcPr>
+            <w:tcW w:w="9864" w:type="dxa"/>
+            <w:shd w:val="clear" w:color="auto" w:fill="FBFBFB"/>
+            <w:tcMar>
+              <w:top w:w="80" w:type="dxa"/>
+              <w:left w:w="140" w:type="dxa"/>
+              <w:bottom w:w="80" w:type="dxa"/>
+              <w:right w:w="140" w:type="dxa"/>
+            </w:tcMar>
+          </w:tcPr>
+          <w:p>
+            <w:pPr>
+              <w:spacing w:after="60"/>
+            </w:pPr>
+            <w:r>
+              <w:rPr>
+                <w:b/>
+                <w:color w:val="1B6B3A"/>
+                <w:sz w:val="21"/>
+              </w:rPr>
+              <w:t>Task</w:t>
+            </w:r>
+            <w:r>
+              <w:rPr>
+                <w:sz w:val="21"/>
+              </w:rPr>
               <w:t xml:space="preserve">  Configure and use general-purpose inputs and outputs during RFID operation. GPI and GPO events as messages stay in section 8.</w:t>
             </w:r>
           </w:p>
@@ -7064,7 +9177,7 @@
               <w:rPr>
                 <w:sz w:val="21"/>
               </w:rPr>
-              <w:t xml:space="preserve">  The tag payload, topics, and delivery behavior. Field-by-field schema stays in section 18.</w:t>
+              <w:t xml:space="preserve">  The tag payload, topics, and delivery behavior. Field-by-field schema stays in section 19.</w:t>
             </w:r>
           </w:p>
         </w:tc>
@@ -7198,7 +9311,7 @@
               <w:rPr>
                 <w:sz w:val="21"/>
               </w:rPr>
-              <w:t xml:space="preserve">  Explain how a tag message identifies the reader that sent it. How to tell readers apart in a fleet stays in section 11.</w:t>
+              <w:t xml:space="preserve">  Explain how a tag message identifies the reader that sent it. How to tell readers apart in a fleet stays in section 12.</w:t>
             </w:r>
           </w:p>
         </w:tc>
@@ -7265,7 +9378,7 @@
               <w:rPr>
                 <w:sz w:val="21"/>
               </w:rPr>
-              <w:t xml:space="preserve">  Explain which topics carry tag data and how messages are routed. The topic catalog stays in section 18.</w:t>
+              <w:t xml:space="preserve">  Explain which topics carry tag data and how messages are routed. The topic catalog stays in section 19.</w:t>
             </w:r>
           </w:p>
         </w:tc>
@@ -7549,8 +9662,7 @@
         <w:pStyle w:val="Heading2"/>
       </w:pPr>
       <w:r>
-        <w:lastRenderedPageBreak/>
-        <w:t>7.8   Payload Examples</w:t>
+        <w:t>7.8   Commands and Responses</w:t>
       </w:r>
     </w:p>
     <w:tbl>
@@ -7558,7 +9670,7 @@
         <w:tblW w:w="9864" w:type="dxa"/>
         <w:tblBorders>
           <w:top w:val="single" w:sz="4" w:space="0" w:color="E6E6E6"/>
-          <w:left w:val="single" w:sz="18" w:space="0" w:color="3D3D3D"/>
+          <w:left w:val="single" w:sz="18" w:space="0" w:color="1F4E79"/>
           <w:bottom w:val="single" w:sz="4" w:space="0" w:color="E6E6E6"/>
           <w:right w:val="single" w:sz="4" w:space="0" w:color="E6E6E6"/>
           <w:insideH w:val="nil"/>
@@ -7592,6 +9704,74 @@
             <w:r>
               <w:rPr>
                 <w:b/>
+                <w:color w:val="1F4E79"/>
+                <w:sz w:val="21"/>
+              </w:rPr>
+              <w:t>Concept</w:t>
+            </w:r>
+            <w:r>
+              <w:rPr>
+                <w:sz w:val="21"/>
+              </w:rPr>
+              <w:t xml:space="preserve">  Explain how an application sends commands to the Control interface, how the reader returns responses, and how to match a response to its command. Application code stays in section 10.</w:t>
+            </w:r>
+          </w:p>
+        </w:tc>
+      </w:tr>
+    </w:tbl>
+    <w:p>
+      <w:pPr>
+        <w:spacing w:before="40" w:after="40" w:line="240" w:lineRule="auto"/>
+      </w:pPr>
+    </w:p>
+    <w:p>
+      <w:pPr>
+        <w:pStyle w:val="Heading2"/>
+      </w:pPr>
+      <w:r>
+        <w:lastRenderedPageBreak/>
+        <w:t>7.9   Payload Examples</w:t>
+      </w:r>
+    </w:p>
+    <w:tbl>
+      <w:tblPr>
+        <w:tblW w:w="9864" w:type="dxa"/>
+        <w:tblBorders>
+          <w:top w:val="single" w:sz="4" w:space="0" w:color="E6E6E6"/>
+          <w:left w:val="single" w:sz="18" w:space="0" w:color="3D3D3D"/>
+          <w:bottom w:val="single" w:sz="4" w:space="0" w:color="E6E6E6"/>
+          <w:right w:val="single" w:sz="4" w:space="0" w:color="E6E6E6"/>
+          <w:insideH w:val="nil"/>
+          <w:insideV w:val="nil"/>
+        </w:tblBorders>
+        <w:tblLayout w:type="fixed"/>
+        <w:tblLook w:val="04A0" w:firstRow="1" w:lastRow="0" w:firstColumn="1" w:lastColumn="0" w:noHBand="0" w:noVBand="1"/>
+      </w:tblPr>
+      <w:tblGrid>
+        <w:gridCol w:w="9864"/>
+      </w:tblGrid>
+      <w:tr>
+        <w:trPr>
+          <w:cantSplit/>
+        </w:trPr>
+        <w:tc>
+          <w:tcPr>
+            <w:tcW w:w="9864" w:type="dxa"/>
+            <w:shd w:val="clear" w:color="auto" w:fill="FBFBFB"/>
+            <w:tcMar>
+              <w:top w:w="80" w:type="dxa"/>
+              <w:left w:w="140" w:type="dxa"/>
+              <w:bottom w:w="80" w:type="dxa"/>
+              <w:right w:w="140" w:type="dxa"/>
+            </w:tcMar>
+          </w:tcPr>
+          <w:p>
+            <w:pPr>
+              <w:spacing w:after="60"/>
+            </w:pPr>
+            <w:r>
+              <w:rPr>
+                <w:b/>
                 <w:color w:val="3D3D3D"/>
                 <w:sz w:val="21"/>
               </w:rPr>
@@ -7601,7 +9781,7 @@
               <w:rPr>
                 <w:sz w:val="21"/>
               </w:rPr>
-              <w:t xml:space="preserve">  Show complete tag payloads for the common cases. Annotate each example. Keep the schema in section 18.</w:t>
+              <w:t xml:space="preserve">  Show complete tag payloads for the common cases. Annotate each example. Keep the schema in section 19.</w:t>
             </w:r>
           </w:p>
         </w:tc>
@@ -7710,7 +9890,7 @@
               <w:rPr>
                 <w:sz w:val="21"/>
               </w:rPr>
-              <w:t xml:space="preserve">  What each management event means. Schemas stay in section 18. Turning events on for operations stays linked with section 13.</w:t>
+              <w:t xml:space="preserve">  What each management event means. Schemas stay in section 19. Turning events on for operations stays linked with section 14.</w:t>
             </w:r>
           </w:p>
         </w:tc>
@@ -8045,7 +10225,7 @@
               <w:rPr>
                 <w:sz w:val="21"/>
               </w:rPr>
-              <w:t xml:space="preserve">  Explain the events published while firmware is updating. The update procedure stays in section 13.</w:t>
+              <w:t xml:space="preserve">  Explain the events published while firmware is updating. The update procedure stays in section 14.</w:t>
             </w:r>
           </w:p>
         </w:tc>
@@ -8179,7 +10359,7 @@
               <w:rPr>
                 <w:sz w:val="21"/>
               </w:rPr>
-              <w:t xml:space="preserve">  Show one complete example of each management event. Keep the schema in section 18.</w:t>
+              <w:t xml:space="preserve">  Show one complete example of each management event. Keep the schema in section 19.</w:t>
             </w:r>
           </w:p>
         </w:tc>
@@ -8304,7 +10484,7 @@
         <w:pStyle w:val="Heading2"/>
       </w:pPr>
       <w:r>
-        <w:t>9.1   Configure BLE Scanning</w:t>
+        <w:t>9.1   BLE Overview and Supported Hardware</w:t>
       </w:r>
     </w:p>
     <w:tbl>
@@ -8312,7 +10492,7 @@
         <w:tblW w:w="9864" w:type="dxa"/>
         <w:tblBorders>
           <w:top w:val="single" w:sz="4" w:space="0" w:color="E6E6E6"/>
-          <w:left w:val="single" w:sz="18" w:space="0" w:color="1B6B3A"/>
+          <w:left w:val="single" w:sz="18" w:space="0" w:color="1F4E79"/>
           <w:bottom w:val="single" w:sz="4" w:space="0" w:color="E6E6E6"/>
           <w:right w:val="single" w:sz="4" w:space="0" w:color="E6E6E6"/>
           <w:insideH w:val="nil"/>
@@ -8346,16 +10526,16 @@
             <w:r>
               <w:rPr>
                 <w:b/>
-                <w:color w:val="1B6B3A"/>
-                <w:sz w:val="21"/>
-              </w:rPr>
-              <w:t>Task</w:t>
-            </w:r>
-            <w:r>
-              <w:rPr>
-                <w:sz w:val="21"/>
-              </w:rPr>
-              <w:t xml:space="preserve">  Turn scanning on and set what the reader looks for.</w:t>
+                <w:color w:val="1F4E79"/>
+                <w:sz w:val="21"/>
+              </w:rPr>
+              <w:t>Concept</w:t>
+            </w:r>
+            <w:r>
+              <w:rPr>
+                <w:sz w:val="21"/>
+              </w:rPr>
+              <w:t xml:space="preserve">  Explain how BLE scanning works in the connector and which readers use an internal BLE radio versus an external USB BLE adapter.</w:t>
             </w:r>
           </w:p>
         </w:tc>
@@ -8371,7 +10551,7 @@
         <w:pStyle w:val="Heading2"/>
       </w:pPr>
       <w:r>
-        <w:t>9.2   Receive BLE Events</w:t>
+        <w:t>9.2   Configure BLE Scanning</w:t>
       </w:r>
     </w:p>
     <w:tbl>
@@ -8422,7 +10602,7 @@
               <w:rPr>
                 <w:sz w:val="21"/>
               </w:rPr>
-              <w:t xml:space="preserve">  Subscribe to BLE events and confirm one event arrived.</w:t>
+              <w:t xml:space="preserve">  Turn scanning on and set what the reader looks for.</w:t>
             </w:r>
           </w:p>
         </w:tc>
@@ -8438,7 +10618,7 @@
         <w:pStyle w:val="Heading2"/>
       </w:pPr>
       <w:r>
-        <w:t>9.3   BLE Event Structure</w:t>
+        <w:t>9.3   Receive BLE Events</w:t>
       </w:r>
     </w:p>
     <w:tbl>
@@ -8446,7 +10626,7 @@
         <w:tblW w:w="9864" w:type="dxa"/>
         <w:tblBorders>
           <w:top w:val="single" w:sz="4" w:space="0" w:color="E6E6E6"/>
-          <w:left w:val="single" w:sz="18" w:space="0" w:color="1F4E79"/>
+          <w:left w:val="single" w:sz="18" w:space="0" w:color="1B6B3A"/>
           <w:bottom w:val="single" w:sz="4" w:space="0" w:color="E6E6E6"/>
           <w:right w:val="single" w:sz="4" w:space="0" w:color="E6E6E6"/>
           <w:insideH w:val="nil"/>
@@ -8480,16 +10660,16 @@
             <w:r>
               <w:rPr>
                 <w:b/>
-                <w:color w:val="1F4E79"/>
-                <w:sz w:val="21"/>
-              </w:rPr>
-              <w:t>Concept</w:t>
-            </w:r>
-            <w:r>
-              <w:rPr>
-                <w:sz w:val="21"/>
-              </w:rPr>
-              <w:t xml:space="preserve">  Walk through one BLE event and name each part.</w:t>
+                <w:color w:val="1B6B3A"/>
+                <w:sz w:val="21"/>
+              </w:rPr>
+              <w:t>Task</w:t>
+            </w:r>
+            <w:r>
+              <w:rPr>
+                <w:sz w:val="21"/>
+              </w:rPr>
+              <w:t xml:space="preserve">  Subscribe to BLE events and confirm one event arrived.</w:t>
             </w:r>
           </w:p>
         </w:tc>
@@ -8505,7 +10685,7 @@
         <w:pStyle w:val="Heading2"/>
       </w:pPr>
       <w:r>
-        <w:t>9.4   BLE Data Routing</w:t>
+        <w:t>9.4   BLE Event Structure</w:t>
       </w:r>
     </w:p>
     <w:tbl>
@@ -8513,7 +10693,7 @@
         <w:tblW w:w="9864" w:type="dxa"/>
         <w:tblBorders>
           <w:top w:val="single" w:sz="4" w:space="0" w:color="E6E6E6"/>
-          <w:left w:val="single" w:sz="18" w:space="0" w:color="1B6B3A"/>
+          <w:left w:val="single" w:sz="18" w:space="0" w:color="1F4E79"/>
           <w:bottom w:val="single" w:sz="4" w:space="0" w:color="E6E6E6"/>
           <w:right w:val="single" w:sz="4" w:space="0" w:color="E6E6E6"/>
           <w:insideH w:val="nil"/>
@@ -8547,16 +10727,16 @@
             <w:r>
               <w:rPr>
                 <w:b/>
-                <w:color w:val="1B6B3A"/>
-                <w:sz w:val="21"/>
-              </w:rPr>
-              <w:t>Task</w:t>
-            </w:r>
-            <w:r>
-              <w:rPr>
-                <w:sz w:val="21"/>
-              </w:rPr>
-              <w:t xml:space="preserve">  Send BLE events to the right destination and topic.</w:t>
+                <w:color w:val="1F4E79"/>
+                <w:sz w:val="21"/>
+              </w:rPr>
+              <w:t>Concept</w:t>
+            </w:r>
+            <w:r>
+              <w:rPr>
+                <w:sz w:val="21"/>
+              </w:rPr>
+              <w:t xml:space="preserve">  Walk through one BLE event and name each part.</w:t>
             </w:r>
           </w:p>
         </w:tc>
@@ -8572,7 +10752,7 @@
         <w:pStyle w:val="Heading2"/>
       </w:pPr>
       <w:r>
-        <w:t>9.5   Payload Examples</w:t>
+        <w:t>9.5   BLE Data Routing</w:t>
       </w:r>
     </w:p>
     <w:tbl>
@@ -8580,7 +10760,7 @@
         <w:tblW w:w="9864" w:type="dxa"/>
         <w:tblBorders>
           <w:top w:val="single" w:sz="4" w:space="0" w:color="E6E6E6"/>
-          <w:left w:val="single" w:sz="18" w:space="0" w:color="3D3D3D"/>
+          <w:left w:val="single" w:sz="18" w:space="0" w:color="1B6B3A"/>
           <w:bottom w:val="single" w:sz="4" w:space="0" w:color="E6E6E6"/>
           <w:right w:val="single" w:sz="4" w:space="0" w:color="E6E6E6"/>
           <w:insideH w:val="nil"/>
@@ -8614,6 +10794,73 @@
             <w:r>
               <w:rPr>
                 <w:b/>
+                <w:color w:val="1B6B3A"/>
+                <w:sz w:val="21"/>
+              </w:rPr>
+              <w:t>Task</w:t>
+            </w:r>
+            <w:r>
+              <w:rPr>
+                <w:sz w:val="21"/>
+              </w:rPr>
+              <w:t xml:space="preserve">  Send BLE events to the right destination and topic.</w:t>
+            </w:r>
+          </w:p>
+        </w:tc>
+      </w:tr>
+    </w:tbl>
+    <w:p>
+      <w:pPr>
+        <w:spacing w:before="40" w:after="40" w:line="240" w:lineRule="auto"/>
+      </w:pPr>
+    </w:p>
+    <w:p>
+      <w:pPr>
+        <w:pStyle w:val="Heading2"/>
+      </w:pPr>
+      <w:r>
+        <w:t>9.6   Payload Examples</w:t>
+      </w:r>
+    </w:p>
+    <w:tbl>
+      <w:tblPr>
+        <w:tblW w:w="9864" w:type="dxa"/>
+        <w:tblBorders>
+          <w:top w:val="single" w:sz="4" w:space="0" w:color="E6E6E6"/>
+          <w:left w:val="single" w:sz="18" w:space="0" w:color="3D3D3D"/>
+          <w:bottom w:val="single" w:sz="4" w:space="0" w:color="E6E6E6"/>
+          <w:right w:val="single" w:sz="4" w:space="0" w:color="E6E6E6"/>
+          <w:insideH w:val="nil"/>
+          <w:insideV w:val="nil"/>
+        </w:tblBorders>
+        <w:tblLayout w:type="fixed"/>
+        <w:tblLook w:val="04A0" w:firstRow="1" w:lastRow="0" w:firstColumn="1" w:lastColumn="0" w:noHBand="0" w:noVBand="1"/>
+      </w:tblPr>
+      <w:tblGrid>
+        <w:gridCol w:w="9864"/>
+      </w:tblGrid>
+      <w:tr>
+        <w:trPr>
+          <w:cantSplit/>
+        </w:trPr>
+        <w:tc>
+          <w:tcPr>
+            <w:tcW w:w="9864" w:type="dxa"/>
+            <w:shd w:val="clear" w:color="auto" w:fill="FBFBFB"/>
+            <w:tcMar>
+              <w:top w:w="80" w:type="dxa"/>
+              <w:left w:w="140" w:type="dxa"/>
+              <w:bottom w:w="80" w:type="dxa"/>
+              <w:right w:w="140" w:type="dxa"/>
+            </w:tcMar>
+          </w:tcPr>
+          <w:p>
+            <w:pPr>
+              <w:spacing w:after="60"/>
+            </w:pPr>
+            <w:r>
+              <w:rPr>
+                <w:b/>
                 <w:color w:val="3D3D3D"/>
                 <w:sz w:val="21"/>
               </w:rPr>
@@ -8623,7 +10870,7 @@
               <w:rPr>
                 <w:sz w:val="21"/>
               </w:rPr>
-              <w:t xml:space="preserve">  Show complete BLE event payloads. Keep the schema in section 18.</w:t>
+              <w:t xml:space="preserve">  Show complete BLE event payloads. Keep the schema in section 19.</w:t>
             </w:r>
           </w:p>
         </w:tc>
@@ -9154,7 +11401,7 @@
       </w:pPr>
       <w:r>
         <w:lastRenderedPageBreak/>
-        <w:t>11.  Deployment and Scaling</w:t>
+        <w:t>11.  On-Reader Application Development (Edge)</w:t>
       </w:r>
     </w:p>
     <w:tbl>
@@ -9205,7 +11452,7 @@
               <w:rPr>
                 <w:sz w:val="21"/>
               </w:rPr>
-              <w:t xml:space="preserve">  Move from one reader to a site with many readers.</w:t>
+              <w:t xml:space="preserve">  Explain how to build, package, and run an application on the reader.</w:t>
             </w:r>
           </w:p>
           <w:p>
@@ -9224,7 +11471,7 @@
               <w:rPr>
                 <w:sz w:val="21"/>
               </w:rPr>
-              <w:t xml:space="preserve">  Solution architects and integrators.</w:t>
+              <w:t xml:space="preserve">  Application developers.</w:t>
             </w:r>
           </w:p>
           <w:p>
@@ -9243,7 +11490,7 @@
               <w:rPr>
                 <w:sz w:val="21"/>
               </w:rPr>
-              <w:t xml:space="preserve">  How readers are arranged and told apart in a deployment. Per-reader setup stays in sections 2 through 6.</w:t>
+              <w:t xml:space="preserve">  Applications that run on the reader. External applications stay in section 10. User application events stay in section 8.</w:t>
             </w:r>
           </w:p>
         </w:tc>
@@ -9259,7 +11506,7 @@
         <w:pStyle w:val="Heading2"/>
       </w:pPr>
       <w:r>
-        <w:t>11.1   Single-Reader Deployment</w:t>
+        <w:t>11.1   On-Reader Application Overview</w:t>
       </w:r>
     </w:p>
     <w:tbl>
@@ -9310,7 +11557,7 @@
               <w:rPr>
                 <w:sz w:val="21"/>
               </w:rPr>
-              <w:t xml:space="preserve">  Describe a complete one-reader deployment and the parts it contains.</w:t>
+              <w:t xml:space="preserve">  State what an application on the reader can do, and how it differs from an external MQTT or REST application.</w:t>
             </w:r>
           </w:p>
         </w:tc>
@@ -9326,7 +11573,7 @@
         <w:pStyle w:val="Heading2"/>
       </w:pPr>
       <w:r>
-        <w:t>11.2   Multiple-Reader Architecture</w:t>
+        <w:t>11.2   Hardware Resource Limits</w:t>
       </w:r>
     </w:p>
     <w:tbl>
@@ -9334,7 +11581,7 @@
         <w:tblW w:w="9864" w:type="dxa"/>
         <w:tblBorders>
           <w:top w:val="single" w:sz="4" w:space="0" w:color="E6E6E6"/>
-          <w:left w:val="single" w:sz="18" w:space="0" w:color="1F4E79"/>
+          <w:left w:val="single" w:sz="18" w:space="0" w:color="3D3D3D"/>
           <w:bottom w:val="single" w:sz="4" w:space="0" w:color="E6E6E6"/>
           <w:right w:val="single" w:sz="4" w:space="0" w:color="E6E6E6"/>
           <w:insideH w:val="nil"/>
@@ -9368,16 +11615,16 @@
             <w:r>
               <w:rPr>
                 <w:b/>
-                <w:color w:val="1F4E79"/>
-                <w:sz w:val="21"/>
-              </w:rPr>
-              <w:t>Concept</w:t>
-            </w:r>
-            <w:r>
-              <w:rPr>
-                <w:sz w:val="21"/>
-              </w:rPr>
-              <w:t xml:space="preserve">  Show how several readers share a destination and how the application sees them as separate sources.</w:t>
+                <w:color w:val="3D3D3D"/>
+                <w:sz w:val="21"/>
+              </w:rPr>
+              <w:t>Reference</w:t>
+            </w:r>
+            <w:r>
+              <w:rPr>
+                <w:sz w:val="21"/>
+              </w:rPr>
+              <w:t xml:space="preserve">  State the CPU architecture, memory, and storage limits for user applications on each supported reader.</w:t>
             </w:r>
           </w:p>
         </w:tc>
@@ -9393,7 +11640,7 @@
         <w:pStyle w:val="Heading2"/>
       </w:pPr>
       <w:r>
-        <w:t>11.3   Shared MQTT Broker</w:t>
+        <w:t>11.3   On-Reader Architecture and Data Flow</w:t>
       </w:r>
     </w:p>
     <w:tbl>
@@ -9444,7 +11691,7 @@
               <w:rPr>
                 <w:sz w:val="21"/>
               </w:rPr>
-              <w:t xml:space="preserve">  Explain what changes when many readers use one broker, including topic separation.</w:t>
+              <w:t xml:space="preserve">  Show how tag, BLE, and management data reach the application, and what the application can change before data leaves the reader.</w:t>
             </w:r>
           </w:p>
         </w:tc>
@@ -9460,7 +11707,7 @@
         <w:pStyle w:val="Heading2"/>
       </w:pPr>
       <w:r>
-        <w:t>11.4   Centralized Backend Architecture</w:t>
+        <w:t>11.4   Develop Python Applications</w:t>
       </w:r>
     </w:p>
     <w:tbl>
@@ -9468,7 +11715,7 @@
         <w:tblW w:w="9864" w:type="dxa"/>
         <w:tblBorders>
           <w:top w:val="single" w:sz="4" w:space="0" w:color="E6E6E6"/>
-          <w:left w:val="single" w:sz="18" w:space="0" w:color="1F4E79"/>
+          <w:left w:val="single" w:sz="18" w:space="0" w:color="1B6B3A"/>
           <w:bottom w:val="single" w:sz="4" w:space="0" w:color="E6E6E6"/>
           <w:right w:val="single" w:sz="4" w:space="0" w:color="E6E6E6"/>
           <w:insideH w:val="nil"/>
@@ -9502,16 +11749,16 @@
             <w:r>
               <w:rPr>
                 <w:b/>
-                <w:color w:val="1F4E79"/>
-                <w:sz w:val="21"/>
-              </w:rPr>
-              <w:t>Concept</w:t>
-            </w:r>
-            <w:r>
-              <w:rPr>
-                <w:sz w:val="21"/>
-              </w:rPr>
-              <w:t xml:space="preserve">  Show a central application behind the broker or cloud, and what that application is responsible for.</w:t>
+                <w:color w:val="1B6B3A"/>
+                <w:sz w:val="21"/>
+              </w:rPr>
+              <w:t>Task</w:t>
+            </w:r>
+            <w:r>
+              <w:rPr>
+                <w:sz w:val="21"/>
+              </w:rPr>
+              <w:t xml:space="preserve">  State the supported Python runtime, the project layout, how the application reads reader data, and a minimal working example.</w:t>
             </w:r>
           </w:p>
         </w:tc>
@@ -9527,7 +11774,7 @@
         <w:pStyle w:val="Heading2"/>
       </w:pPr>
       <w:r>
-        <w:t>11.5   Reader Identification</w:t>
+        <w:t>11.5   Develop Node.js Applications</w:t>
       </w:r>
     </w:p>
     <w:tbl>
@@ -9578,7 +11825,7 @@
               <w:rPr>
                 <w:sz w:val="21"/>
               </w:rPr>
-              <w:t xml:space="preserve">  Set the identity used to tell readers apart in a deployment. The identity field inside a tag message is defined in section 7.</w:t>
+              <w:t xml:space="preserve">  State the supported Node.js runtime, the project layout, how the application reads reader data, and a minimal working example.</w:t>
             </w:r>
           </w:p>
         </w:tc>
@@ -9594,7 +11841,7 @@
         <w:pStyle w:val="Heading2"/>
       </w:pPr>
       <w:r>
-        <w:t>11.6   Provisioning</w:t>
+        <w:t>11.6   Edge Data Filtering</w:t>
       </w:r>
     </w:p>
     <w:tbl>
@@ -9645,7 +11892,7 @@
               <w:rPr>
                 <w:sz w:val="21"/>
               </w:rPr>
-              <w:t xml:space="preserve">  Repeat a known-good setup on the next reader. Describe the unit of configuration that moves with the reader.</w:t>
+              <w:t xml:space="preserve">  Filter tag, BLE, or management data on the reader before it is published. Radio tag filtering stays in section 6. Delivery filtering stays in section 7.</w:t>
             </w:r>
           </w:p>
         </w:tc>
@@ -9661,7 +11908,7 @@
         <w:pStyle w:val="Heading2"/>
       </w:pPr>
       <w:r>
-        <w:t>11.7   Scaling Considerations</w:t>
+        <w:t>11.7   Edge Processing and Analytics</w:t>
       </w:r>
     </w:p>
     <w:tbl>
@@ -9669,7 +11916,7 @@
         <w:tblW w:w="9864" w:type="dxa"/>
         <w:tblBorders>
           <w:top w:val="single" w:sz="4" w:space="0" w:color="E6E6E6"/>
-          <w:left w:val="single" w:sz="18" w:space="0" w:color="1F4E79"/>
+          <w:left w:val="single" w:sz="18" w:space="0" w:color="1B6B3A"/>
           <w:bottom w:val="single" w:sz="4" w:space="0" w:color="E6E6E6"/>
           <w:right w:val="single" w:sz="4" w:space="0" w:color="E6E6E6"/>
           <w:insideH w:val="nil"/>
@@ -9703,16 +11950,16 @@
             <w:r>
               <w:rPr>
                 <w:b/>
-                <w:color w:val="1F4E79"/>
-                <w:sz w:val="21"/>
-              </w:rPr>
-              <w:t>Concept</w:t>
-            </w:r>
-            <w:r>
-              <w:rPr>
-                <w:sz w:val="21"/>
-              </w:rPr>
-              <w:t xml:space="preserve">  State what grows with the number of readers: connections, topics, volume, and operations. Keep this to decisions, and link to the task pages.</w:t>
+                <w:color w:val="1B6B3A"/>
+                <w:sz w:val="21"/>
+              </w:rPr>
+              <w:t>Task</w:t>
+            </w:r>
+            <w:r>
+              <w:rPr>
+                <w:sz w:val="21"/>
+              </w:rPr>
+              <w:t xml:space="preserve">  Describe the processing the application can do on the reader, what still goes to the destination, and how to confirm the result.</w:t>
             </w:r>
           </w:p>
         </w:tc>
@@ -9725,6 +11972,274 @@
     </w:p>
     <w:p>
       <w:pPr>
+        <w:pStyle w:val="Heading2"/>
+      </w:pPr>
+      <w:r>
+        <w:t>11.8   Package an Application</w:t>
+      </w:r>
+    </w:p>
+    <w:tbl>
+      <w:tblPr>
+        <w:tblW w:w="9864" w:type="dxa"/>
+        <w:tblBorders>
+          <w:top w:val="single" w:sz="4" w:space="0" w:color="E6E6E6"/>
+          <w:left w:val="single" w:sz="18" w:space="0" w:color="1B6B3A"/>
+          <w:bottom w:val="single" w:sz="4" w:space="0" w:color="E6E6E6"/>
+          <w:right w:val="single" w:sz="4" w:space="0" w:color="E6E6E6"/>
+          <w:insideH w:val="nil"/>
+          <w:insideV w:val="nil"/>
+        </w:tblBorders>
+        <w:tblLayout w:type="fixed"/>
+        <w:tblLook w:val="04A0" w:firstRow="1" w:lastRow="0" w:firstColumn="1" w:lastColumn="0" w:noHBand="0" w:noVBand="1"/>
+      </w:tblPr>
+      <w:tblGrid>
+        <w:gridCol w:w="9864"/>
+      </w:tblGrid>
+      <w:tr>
+        <w:trPr>
+          <w:cantSplit/>
+        </w:trPr>
+        <w:tc>
+          <w:tcPr>
+            <w:tcW w:w="9864" w:type="dxa"/>
+            <w:shd w:val="clear" w:color="auto" w:fill="FBFBFB"/>
+            <w:tcMar>
+              <w:top w:w="80" w:type="dxa"/>
+              <w:left w:w="140" w:type="dxa"/>
+              <w:bottom w:w="80" w:type="dxa"/>
+              <w:right w:w="140" w:type="dxa"/>
+            </w:tcMar>
+          </w:tcPr>
+          <w:p>
+            <w:pPr>
+              <w:spacing w:after="60"/>
+            </w:pPr>
+            <w:r>
+              <w:rPr>
+                <w:b/>
+                <w:color w:val="1B6B3A"/>
+                <w:sz w:val="21"/>
+              </w:rPr>
+              <w:t>Task</w:t>
+            </w:r>
+            <w:r>
+              <w:rPr>
+                <w:sz w:val="21"/>
+              </w:rPr>
+              <w:t xml:space="preserve">  List the package contents, the required metadata, the build steps, and how to confirm the package is valid.</w:t>
+            </w:r>
+          </w:p>
+        </w:tc>
+      </w:tr>
+    </w:tbl>
+    <w:p>
+      <w:pPr>
+        <w:spacing w:before="40" w:after="40" w:line="240" w:lineRule="auto"/>
+      </w:pPr>
+    </w:p>
+    <w:p>
+      <w:pPr>
+        <w:pStyle w:val="Heading2"/>
+      </w:pPr>
+      <w:r>
+        <w:t>11.9   Deploy an Application</w:t>
+      </w:r>
+    </w:p>
+    <w:tbl>
+      <w:tblPr>
+        <w:tblW w:w="9864" w:type="dxa"/>
+        <w:tblBorders>
+          <w:top w:val="single" w:sz="4" w:space="0" w:color="E6E6E6"/>
+          <w:left w:val="single" w:sz="18" w:space="0" w:color="1B6B3A"/>
+          <w:bottom w:val="single" w:sz="4" w:space="0" w:color="E6E6E6"/>
+          <w:right w:val="single" w:sz="4" w:space="0" w:color="E6E6E6"/>
+          <w:insideH w:val="nil"/>
+          <w:insideV w:val="nil"/>
+        </w:tblBorders>
+        <w:tblLayout w:type="fixed"/>
+        <w:tblLook w:val="04A0" w:firstRow="1" w:lastRow="0" w:firstColumn="1" w:lastColumn="0" w:noHBand="0" w:noVBand="1"/>
+      </w:tblPr>
+      <w:tblGrid>
+        <w:gridCol w:w="9864"/>
+      </w:tblGrid>
+      <w:tr>
+        <w:trPr>
+          <w:cantSplit/>
+        </w:trPr>
+        <w:tc>
+          <w:tcPr>
+            <w:tcW w:w="9864" w:type="dxa"/>
+            <w:shd w:val="clear" w:color="auto" w:fill="FBFBFB"/>
+            <w:tcMar>
+              <w:top w:w="80" w:type="dxa"/>
+              <w:left w:w="140" w:type="dxa"/>
+              <w:bottom w:w="80" w:type="dxa"/>
+              <w:right w:w="140" w:type="dxa"/>
+            </w:tcMar>
+          </w:tcPr>
+          <w:p>
+            <w:pPr>
+              <w:spacing w:after="60"/>
+            </w:pPr>
+            <w:r>
+              <w:rPr>
+                <w:b/>
+                <w:color w:val="1B6B3A"/>
+                <w:sz w:val="21"/>
+              </w:rPr>
+              <w:t>Task</w:t>
+            </w:r>
+            <w:r>
+              <w:rPr>
+                <w:sz w:val="21"/>
+              </w:rPr>
+              <w:t xml:space="preserve">  Install a package on the reader and confirm the application is present. Repeating this across readers stays in section 12.</w:t>
+            </w:r>
+          </w:p>
+        </w:tc>
+      </w:tr>
+    </w:tbl>
+    <w:p>
+      <w:pPr>
+        <w:spacing w:before="40" w:after="40" w:line="240" w:lineRule="auto"/>
+      </w:pPr>
+    </w:p>
+    <w:p>
+      <w:pPr>
+        <w:pStyle w:val="Heading2"/>
+      </w:pPr>
+      <w:r>
+        <w:t>11.10   Start and Stop Applications</w:t>
+      </w:r>
+    </w:p>
+    <w:tbl>
+      <w:tblPr>
+        <w:tblW w:w="9864" w:type="dxa"/>
+        <w:tblBorders>
+          <w:top w:val="single" w:sz="4" w:space="0" w:color="E6E6E6"/>
+          <w:left w:val="single" w:sz="18" w:space="0" w:color="1B6B3A"/>
+          <w:bottom w:val="single" w:sz="4" w:space="0" w:color="E6E6E6"/>
+          <w:right w:val="single" w:sz="4" w:space="0" w:color="E6E6E6"/>
+          <w:insideH w:val="nil"/>
+          <w:insideV w:val="nil"/>
+        </w:tblBorders>
+        <w:tblLayout w:type="fixed"/>
+        <w:tblLook w:val="04A0" w:firstRow="1" w:lastRow="0" w:firstColumn="1" w:lastColumn="0" w:noHBand="0" w:noVBand="1"/>
+      </w:tblPr>
+      <w:tblGrid>
+        <w:gridCol w:w="9864"/>
+      </w:tblGrid>
+      <w:tr>
+        <w:trPr>
+          <w:cantSplit/>
+        </w:trPr>
+        <w:tc>
+          <w:tcPr>
+            <w:tcW w:w="9864" w:type="dxa"/>
+            <w:shd w:val="clear" w:color="auto" w:fill="FBFBFB"/>
+            <w:tcMar>
+              <w:top w:w="80" w:type="dxa"/>
+              <w:left w:w="140" w:type="dxa"/>
+              <w:bottom w:w="80" w:type="dxa"/>
+              <w:right w:w="140" w:type="dxa"/>
+            </w:tcMar>
+          </w:tcPr>
+          <w:p>
+            <w:pPr>
+              <w:spacing w:after="60"/>
+            </w:pPr>
+            <w:r>
+              <w:rPr>
+                <w:b/>
+                <w:color w:val="1B6B3A"/>
+                <w:sz w:val="21"/>
+              </w:rPr>
+              <w:t>Task</w:t>
+            </w:r>
+            <w:r>
+              <w:rPr>
+                <w:sz w:val="21"/>
+              </w:rPr>
+              <w:t xml:space="preserve">  Start and stop an on-reader application and confirm its status.</w:t>
+            </w:r>
+          </w:p>
+        </w:tc>
+      </w:tr>
+    </w:tbl>
+    <w:p>
+      <w:pPr>
+        <w:spacing w:before="40" w:after="40" w:line="240" w:lineRule="auto"/>
+      </w:pPr>
+    </w:p>
+    <w:p>
+      <w:pPr>
+        <w:pStyle w:val="Heading2"/>
+      </w:pPr>
+      <w:r>
+        <w:t>11.11   Manage User Applications</w:t>
+      </w:r>
+    </w:p>
+    <w:tbl>
+      <w:tblPr>
+        <w:tblW w:w="9864" w:type="dxa"/>
+        <w:tblBorders>
+          <w:top w:val="single" w:sz="4" w:space="0" w:color="E6E6E6"/>
+          <w:left w:val="single" w:sz="18" w:space="0" w:color="1B6B3A"/>
+          <w:bottom w:val="single" w:sz="4" w:space="0" w:color="E6E6E6"/>
+          <w:right w:val="single" w:sz="4" w:space="0" w:color="E6E6E6"/>
+          <w:insideH w:val="nil"/>
+          <w:insideV w:val="nil"/>
+        </w:tblBorders>
+        <w:tblLayout w:type="fixed"/>
+        <w:tblLook w:val="04A0" w:firstRow="1" w:lastRow="0" w:firstColumn="1" w:lastColumn="0" w:noHBand="0" w:noVBand="1"/>
+      </w:tblPr>
+      <w:tblGrid>
+        <w:gridCol w:w="9864"/>
+      </w:tblGrid>
+      <w:tr>
+        <w:trPr>
+          <w:cantSplit/>
+        </w:trPr>
+        <w:tc>
+          <w:tcPr>
+            <w:tcW w:w="9864" w:type="dxa"/>
+            <w:shd w:val="clear" w:color="auto" w:fill="FBFBFB"/>
+            <w:tcMar>
+              <w:top w:w="80" w:type="dxa"/>
+              <w:left w:w="140" w:type="dxa"/>
+              <w:bottom w:w="80" w:type="dxa"/>
+              <w:right w:w="140" w:type="dxa"/>
+            </w:tcMar>
+          </w:tcPr>
+          <w:p>
+            <w:pPr>
+              <w:spacing w:after="60"/>
+            </w:pPr>
+            <w:r>
+              <w:rPr>
+                <w:b/>
+                <w:color w:val="1B6B3A"/>
+                <w:sz w:val="21"/>
+              </w:rPr>
+              <w:t>Task</w:t>
+            </w:r>
+            <w:r>
+              <w:rPr>
+                <w:sz w:val="21"/>
+              </w:rPr>
+              <w:t xml:space="preserve">  List, update, and remove user applications, and say where their logs and events appear. Event meaning stays in section 8.</w:t>
+            </w:r>
+          </w:p>
+        </w:tc>
+      </w:tr>
+    </w:tbl>
+    <w:p>
+      <w:pPr>
+        <w:spacing w:before="40" w:after="40" w:line="240" w:lineRule="auto"/>
+      </w:pPr>
+    </w:p>
+    <w:p>
+      <w:pPr>
         <w:pStyle w:val="Heading1"/>
         <w:pBdr>
           <w:bottom w:val="single" w:sz="12" w:space="1" w:color="111111"/>
@@ -9732,7 +12247,7 @@
       </w:pPr>
       <w:r>
         <w:lastRenderedPageBreak/>
-        <w:t>12.  Security</w:t>
+        <w:t>12.  Deployment and Scaling</w:t>
       </w:r>
     </w:p>
     <w:tbl>
@@ -9783,7 +12298,7 @@
               <w:rPr>
                 <w:sz w:val="21"/>
               </w:rPr>
-              <w:t xml:space="preserve">  Secure access to the reader and the path to its destination.</w:t>
+              <w:t xml:space="preserve">  Move from one reader to a site with many readers.</w:t>
             </w:r>
           </w:p>
           <w:p>
@@ -9802,7 +12317,7 @@
               <w:rPr>
                 <w:sz w:val="21"/>
               </w:rPr>
-              <w:t xml:space="preserve">  IT administrators, network engineers, and cloud engineers.</w:t>
+              <w:t xml:space="preserve">  Solution architects and integrators.</w:t>
             </w:r>
           </w:p>
           <w:p>
@@ -9821,7 +12336,7 @@
               <w:rPr>
                 <w:sz w:val="21"/>
               </w:rPr>
-              <w:t xml:space="preserve">  Authentication, certificates, and transport security. Destination pages link here for certificate steps.</w:t>
+              <w:t xml:space="preserve">  How readers are arranged and told apart in a deployment. Per-reader setup stays in sections 2 through 6.</w:t>
             </w:r>
           </w:p>
         </w:tc>
@@ -9837,7 +12352,7 @@
         <w:pStyle w:val="Heading2"/>
       </w:pPr>
       <w:r>
-        <w:t>12.1   Authentication</w:t>
+        <w:t>12.1   Single-Reader Deployment</w:t>
       </w:r>
     </w:p>
     <w:tbl>
@@ -9888,7 +12403,7 @@
               <w:rPr>
                 <w:sz w:val="21"/>
               </w:rPr>
-              <w:t xml:space="preserve">  Explain who signs in, to which interface, and how credentials are used.</w:t>
+              <w:t xml:space="preserve">  Describe a complete one-reader deployment and the parts it contains.</w:t>
             </w:r>
           </w:p>
         </w:tc>
@@ -9904,7 +12419,7 @@
         <w:pStyle w:val="Heading2"/>
       </w:pPr>
       <w:r>
-        <w:t>12.2   Network Security</w:t>
+        <w:t>12.2   Multiple-Reader Architecture</w:t>
       </w:r>
     </w:p>
     <w:tbl>
@@ -9912,7 +12427,7 @@
         <w:tblW w:w="9864" w:type="dxa"/>
         <w:tblBorders>
           <w:top w:val="single" w:sz="4" w:space="0" w:color="E6E6E6"/>
-          <w:left w:val="single" w:sz="18" w:space="0" w:color="1B6B3A"/>
+          <w:left w:val="single" w:sz="18" w:space="0" w:color="1F4E79"/>
           <w:bottom w:val="single" w:sz="4" w:space="0" w:color="E6E6E6"/>
           <w:right w:val="single" w:sz="4" w:space="0" w:color="E6E6E6"/>
           <w:insideH w:val="nil"/>
@@ -9946,16 +12461,16 @@
             <w:r>
               <w:rPr>
                 <w:b/>
-                <w:color w:val="1B6B3A"/>
-                <w:sz w:val="21"/>
-              </w:rPr>
-              <w:t>Task</w:t>
-            </w:r>
-            <w:r>
-              <w:rPr>
-                <w:sz w:val="21"/>
-              </w:rPr>
-              <w:t xml:space="preserve">  Apply the network controls that protect reachability to the reader.</w:t>
+                <w:color w:val="1F4E79"/>
+                <w:sz w:val="21"/>
+              </w:rPr>
+              <w:t>Concept</w:t>
+            </w:r>
+            <w:r>
+              <w:rPr>
+                <w:sz w:val="21"/>
+              </w:rPr>
+              <w:t xml:space="preserve">  Show how several readers share a destination and how the application sees them as separate sources.</w:t>
             </w:r>
           </w:p>
         </w:tc>
@@ -9971,7 +12486,7 @@
         <w:pStyle w:val="Heading2"/>
       </w:pPr>
       <w:r>
-        <w:t>12.3   MQTT Security</w:t>
+        <w:t>12.3   Shared MQTT Broker</w:t>
       </w:r>
     </w:p>
     <w:tbl>
@@ -9979,7 +12494,7 @@
         <w:tblW w:w="9864" w:type="dxa"/>
         <w:tblBorders>
           <w:top w:val="single" w:sz="4" w:space="0" w:color="E6E6E6"/>
-          <w:left w:val="single" w:sz="18" w:space="0" w:color="1B6B3A"/>
+          <w:left w:val="single" w:sz="18" w:space="0" w:color="1F4E79"/>
           <w:bottom w:val="single" w:sz="4" w:space="0" w:color="E6E6E6"/>
           <w:right w:val="single" w:sz="4" w:space="0" w:color="E6E6E6"/>
           <w:insideH w:val="nil"/>
@@ -10013,16 +12528,16 @@
             <w:r>
               <w:rPr>
                 <w:b/>
-                <w:color w:val="1B6B3A"/>
-                <w:sz w:val="21"/>
-              </w:rPr>
-              <w:t>Task</w:t>
-            </w:r>
-            <w:r>
-              <w:rPr>
-                <w:sz w:val="21"/>
-              </w:rPr>
-              <w:t xml:space="preserve">  Secure the MQTT connection. Link to Certificates and TLS / mTLS for the material those steps use.</w:t>
+                <w:color w:val="1F4E79"/>
+                <w:sz w:val="21"/>
+              </w:rPr>
+              <w:t>Concept</w:t>
+            </w:r>
+            <w:r>
+              <w:rPr>
+                <w:sz w:val="21"/>
+              </w:rPr>
+              <w:t xml:space="preserve">  Explain what changes when many readers use one broker, including topic separation.</w:t>
             </w:r>
           </w:p>
         </w:tc>
@@ -10038,7 +12553,7 @@
         <w:pStyle w:val="Heading2"/>
       </w:pPr>
       <w:r>
-        <w:t>12.4   REST Security</w:t>
+        <w:t>12.4   Centralized Backend Architecture</w:t>
       </w:r>
     </w:p>
     <w:tbl>
@@ -10046,7 +12561,7 @@
         <w:tblW w:w="9864" w:type="dxa"/>
         <w:tblBorders>
           <w:top w:val="single" w:sz="4" w:space="0" w:color="E6E6E6"/>
-          <w:left w:val="single" w:sz="18" w:space="0" w:color="1B6B3A"/>
+          <w:left w:val="single" w:sz="18" w:space="0" w:color="1F4E79"/>
           <w:bottom w:val="single" w:sz="4" w:space="0" w:color="E6E6E6"/>
           <w:right w:val="single" w:sz="4" w:space="0" w:color="E6E6E6"/>
           <w:insideH w:val="nil"/>
@@ -10080,16 +12595,16 @@
             <w:r>
               <w:rPr>
                 <w:b/>
-                <w:color w:val="1B6B3A"/>
-                <w:sz w:val="21"/>
-              </w:rPr>
-              <w:t>Task</w:t>
-            </w:r>
-            <w:r>
-              <w:rPr>
-                <w:sz w:val="21"/>
-              </w:rPr>
-              <w:t xml:space="preserve">  Secure the local REST interface.</w:t>
+                <w:color w:val="1F4E79"/>
+                <w:sz w:val="21"/>
+              </w:rPr>
+              <w:t>Concept</w:t>
+            </w:r>
+            <w:r>
+              <w:rPr>
+                <w:sz w:val="21"/>
+              </w:rPr>
+              <w:t xml:space="preserve">  Show a central application behind the broker or cloud, and what that application is responsible for.</w:t>
             </w:r>
           </w:p>
         </w:tc>
@@ -10105,7 +12620,7 @@
         <w:pStyle w:val="Heading2"/>
       </w:pPr>
       <w:r>
-        <w:t>12.5   Certificates</w:t>
+        <w:t>12.5   Reader Identification</w:t>
       </w:r>
     </w:p>
     <w:tbl>
@@ -10156,7 +12671,7 @@
               <w:rPr>
                 <w:sz w:val="21"/>
               </w:rPr>
-              <w:t xml:space="preserve">  Install, replace, and remove the certificates a connection needs.</w:t>
+              <w:t xml:space="preserve">  Set the identity used to tell readers apart in a deployment. The identity field inside a tag message is defined in section 7.</w:t>
             </w:r>
           </w:p>
         </w:tc>
@@ -10172,7 +12687,7 @@
         <w:pStyle w:val="Heading2"/>
       </w:pPr>
       <w:r>
-        <w:t>12.6   TLS / mTLS</w:t>
+        <w:t>12.6   Provisioning</w:t>
       </w:r>
     </w:p>
     <w:tbl>
@@ -10223,7 +12738,7 @@
               <w:rPr>
                 <w:sz w:val="21"/>
               </w:rPr>
-              <w:t xml:space="preserve">  Turn on TLS and mutual TLS and confirm the handshake.</w:t>
+              <w:t xml:space="preserve">  Repeat a known-good setup on the next reader. Describe the unit of configuration that moves with the reader.</w:t>
             </w:r>
           </w:p>
         </w:tc>
@@ -10239,7 +12754,7 @@
         <w:pStyle w:val="Heading2"/>
       </w:pPr>
       <w:r>
-        <w:t>12.7   Security Best Practices</w:t>
+        <w:t>12.7   Scaling Considerations</w:t>
       </w:r>
     </w:p>
     <w:tbl>
@@ -10290,7 +12805,7 @@
               <w:rPr>
                 <w:sz w:val="21"/>
               </w:rPr>
-              <w:t xml:space="preserve">  Collect the practices for a production reader. The checklist guide in section 14 links here.</w:t>
+              <w:t xml:space="preserve">  State what grows with the number of readers: connections, topics, volume, and operations. Keep this to decisions, and link to the task pages.</w:t>
             </w:r>
           </w:p>
         </w:tc>
@@ -10303,6 +12818,73 @@
     </w:p>
     <w:p>
       <w:pPr>
+        <w:pStyle w:val="Heading2"/>
+      </w:pPr>
+      <w:r>
+        <w:t>12.8   Performance Tuning and High-Density Tag Sizing</w:t>
+      </w:r>
+    </w:p>
+    <w:tbl>
+      <w:tblPr>
+        <w:tblW w:w="9864" w:type="dxa"/>
+        <w:tblBorders>
+          <w:top w:val="single" w:sz="4" w:space="0" w:color="E6E6E6"/>
+          <w:left w:val="single" w:sz="18" w:space="0" w:color="1F4E79"/>
+          <w:bottom w:val="single" w:sz="4" w:space="0" w:color="E6E6E6"/>
+          <w:right w:val="single" w:sz="4" w:space="0" w:color="E6E6E6"/>
+          <w:insideH w:val="nil"/>
+          <w:insideV w:val="nil"/>
+        </w:tblBorders>
+        <w:tblLayout w:type="fixed"/>
+        <w:tblLook w:val="04A0" w:firstRow="1" w:lastRow="0" w:firstColumn="1" w:lastColumn="0" w:noHBand="0" w:noVBand="1"/>
+      </w:tblPr>
+      <w:tblGrid>
+        <w:gridCol w:w="9864"/>
+      </w:tblGrid>
+      <w:tr>
+        <w:trPr>
+          <w:cantSplit/>
+        </w:trPr>
+        <w:tc>
+          <w:tcPr>
+            <w:tcW w:w="9864" w:type="dxa"/>
+            <w:shd w:val="clear" w:color="auto" w:fill="FBFBFB"/>
+            <w:tcMar>
+              <w:top w:w="80" w:type="dxa"/>
+              <w:left w:w="140" w:type="dxa"/>
+              <w:bottom w:w="80" w:type="dxa"/>
+              <w:right w:w="140" w:type="dxa"/>
+            </w:tcMar>
+          </w:tcPr>
+          <w:p>
+            <w:pPr>
+              <w:spacing w:after="60"/>
+            </w:pPr>
+            <w:r>
+              <w:rPr>
+                <w:b/>
+                <w:color w:val="1F4E79"/>
+                <w:sz w:val="21"/>
+              </w:rPr>
+              <w:t>Concept</w:t>
+            </w:r>
+            <w:r>
+              <w:rPr>
+                <w:sz w:val="21"/>
+              </w:rPr>
+              <w:t xml:space="preserve">  Explain how reported tag fields, batching, MQTT QoS, and read rates affect reader load and network bandwidth in high-volume sites.</w:t>
+            </w:r>
+          </w:p>
+        </w:tc>
+      </w:tr>
+    </w:tbl>
+    <w:p>
+      <w:pPr>
+        <w:spacing w:before="40" w:after="40" w:line="240" w:lineRule="auto"/>
+      </w:pPr>
+    </w:p>
+    <w:p>
+      <w:pPr>
         <w:pStyle w:val="Heading1"/>
         <w:pBdr>
           <w:bottom w:val="single" w:sz="12" w:space="1" w:color="111111"/>
@@ -10310,7 +12892,7 @@
       </w:pPr>
       <w:r>
         <w:lastRenderedPageBreak/>
-        <w:t>13.  Monitoring and Maintenance</w:t>
+        <w:t>13.  Security</w:t>
       </w:r>
     </w:p>
     <w:tbl>
@@ -10361,7 +12943,7 @@
               <w:rPr>
                 <w:sz w:val="21"/>
               </w:rPr>
-              <w:t xml:space="preserve">  Keep a reader healthy after it is in service.</w:t>
+              <w:t xml:space="preserve">  Secure access to the reader and the path to its destination.</w:t>
             </w:r>
           </w:p>
           <w:p>
@@ -10380,7 +12962,7 @@
               <w:rPr>
                 <w:sz w:val="21"/>
               </w:rPr>
-              <w:t xml:space="preserve">  Operations and support engineers.</w:t>
+              <w:t xml:space="preserve">  IT administrators, network engineers, and cloud engineers.</w:t>
             </w:r>
           </w:p>
           <w:p>
@@ -10399,7 +12981,7 @@
               <w:rPr>
                 <w:sz w:val="21"/>
               </w:rPr>
-              <w:t xml:space="preserve">  Health, logs, backup, and firmware procedures. Event definitions stay in section 8.</w:t>
+              <w:t xml:space="preserve">  Authentication, certificates, and transport security. Destination pages link here for certificate steps.</w:t>
             </w:r>
           </w:p>
         </w:tc>
@@ -10415,7 +12997,7 @@
         <w:pStyle w:val="Heading2"/>
       </w:pPr>
       <w:r>
-        <w:t>13.1   Reader Health</w:t>
+        <w:t>13.1   Authentication</w:t>
       </w:r>
     </w:p>
     <w:tbl>
@@ -10423,7 +13005,7 @@
         <w:tblW w:w="9864" w:type="dxa"/>
         <w:tblBorders>
           <w:top w:val="single" w:sz="4" w:space="0" w:color="E6E6E6"/>
-          <w:left w:val="single" w:sz="18" w:space="0" w:color="1B6B3A"/>
+          <w:left w:val="single" w:sz="18" w:space="0" w:color="1F4E79"/>
           <w:bottom w:val="single" w:sz="4" w:space="0" w:color="E6E6E6"/>
           <w:right w:val="single" w:sz="4" w:space="0" w:color="E6E6E6"/>
           <w:insideH w:val="nil"/>
@@ -10457,16 +13039,16 @@
             <w:r>
               <w:rPr>
                 <w:b/>
-                <w:color w:val="1B6B3A"/>
-                <w:sz w:val="21"/>
-              </w:rPr>
-              <w:t>Task</w:t>
-            </w:r>
-            <w:r>
-              <w:rPr>
-                <w:sz w:val="21"/>
-              </w:rPr>
-              <w:t xml:space="preserve">  Check that the reader hardware and radio are in a good state.</w:t>
+                <w:color w:val="1F4E79"/>
+                <w:sz w:val="21"/>
+              </w:rPr>
+              <w:t>Concept</w:t>
+            </w:r>
+            <w:r>
+              <w:rPr>
+                <w:sz w:val="21"/>
+              </w:rPr>
+              <w:t xml:space="preserve">  Explain who signs in, to which interface, and how credentials are used.</w:t>
             </w:r>
           </w:p>
         </w:tc>
@@ -10482,7 +13064,7 @@
         <w:pStyle w:val="Heading2"/>
       </w:pPr>
       <w:r>
-        <w:t>13.2   ZIoTC Status</w:t>
+        <w:t>13.2   Network Security</w:t>
       </w:r>
     </w:p>
     <w:tbl>
@@ -10533,7 +13115,7 @@
               <w:rPr>
                 <w:sz w:val="21"/>
               </w:rPr>
-              <w:t xml:space="preserve">  Check that the connector service is running and connected.</w:t>
+              <w:t xml:space="preserve">  Apply the network controls that protect reachability to the reader.</w:t>
             </w:r>
           </w:p>
         </w:tc>
@@ -10549,7 +13131,7 @@
         <w:pStyle w:val="Heading2"/>
       </w:pPr>
       <w:r>
-        <w:t>13.3   Endpoint and Interface Status</w:t>
+        <w:t>13.3   MQTT Security</w:t>
       </w:r>
     </w:p>
     <w:tbl>
@@ -10600,7 +13182,7 @@
               <w:rPr>
                 <w:sz w:val="21"/>
               </w:rPr>
-              <w:t xml:space="preserve">  Check each endpoint and interface and read a failure state.</w:t>
+              <w:t xml:space="preserve">  Secure the MQTT connection. Link to Certificates and TLS / mTLS for the material those steps use.</w:t>
             </w:r>
           </w:p>
         </w:tc>
@@ -10616,7 +13198,7 @@
         <w:pStyle w:val="Heading2"/>
       </w:pPr>
       <w:r>
-        <w:t>13.4   Logs and Diagnostics</w:t>
+        <w:t>13.4   REST Security</w:t>
       </w:r>
     </w:p>
     <w:tbl>
@@ -10667,7 +13249,7 @@
               <w:rPr>
                 <w:sz w:val="21"/>
               </w:rPr>
-              <w:t xml:space="preserve">  Collect logs and the diagnostic information support needs.</w:t>
+              <w:t xml:space="preserve">  Secure the local REST interface.</w:t>
             </w:r>
           </w:p>
         </w:tc>
@@ -10683,7 +13265,7 @@
         <w:pStyle w:val="Heading2"/>
       </w:pPr>
       <w:r>
-        <w:t>13.5   Backup and Restore</w:t>
+        <w:t>13.5   Certificates</w:t>
       </w:r>
     </w:p>
     <w:tbl>
@@ -10734,7 +13316,7 @@
               <w:rPr>
                 <w:sz w:val="21"/>
               </w:rPr>
-              <w:t xml:space="preserve">  Save a configuration and restore it onto a reader.</w:t>
+              <w:t xml:space="preserve">  Install, replace, and remove the certificates a connection needs.</w:t>
             </w:r>
           </w:p>
         </w:tc>
@@ -10750,7 +13332,7 @@
         <w:pStyle w:val="Heading2"/>
       </w:pPr>
       <w:r>
-        <w:t>13.6   Firmware Updates</w:t>
+        <w:t>13.6   TLS / mTLS</w:t>
       </w:r>
     </w:p>
     <w:tbl>
@@ -10801,7 +13383,7 @@
               <w:rPr>
                 <w:sz w:val="21"/>
               </w:rPr>
-              <w:t xml:space="preserve">  Update reader firmware and confirm the version afterward. Progress events are defined in section 8.</w:t>
+              <w:t xml:space="preserve">  Turn on TLS and mutual TLS and confirm the handshake.</w:t>
             </w:r>
           </w:p>
         </w:tc>
@@ -10814,6 +13396,73 @@
     </w:p>
     <w:p>
       <w:pPr>
+        <w:pStyle w:val="Heading2"/>
+      </w:pPr>
+      <w:r>
+        <w:t>13.7   Security Best Practices</w:t>
+      </w:r>
+    </w:p>
+    <w:tbl>
+      <w:tblPr>
+        <w:tblW w:w="9864" w:type="dxa"/>
+        <w:tblBorders>
+          <w:top w:val="single" w:sz="4" w:space="0" w:color="E6E6E6"/>
+          <w:left w:val="single" w:sz="18" w:space="0" w:color="1F4E79"/>
+          <w:bottom w:val="single" w:sz="4" w:space="0" w:color="E6E6E6"/>
+          <w:right w:val="single" w:sz="4" w:space="0" w:color="E6E6E6"/>
+          <w:insideH w:val="nil"/>
+          <w:insideV w:val="nil"/>
+        </w:tblBorders>
+        <w:tblLayout w:type="fixed"/>
+        <w:tblLook w:val="04A0" w:firstRow="1" w:lastRow="0" w:firstColumn="1" w:lastColumn="0" w:noHBand="0" w:noVBand="1"/>
+      </w:tblPr>
+      <w:tblGrid>
+        <w:gridCol w:w="9864"/>
+      </w:tblGrid>
+      <w:tr>
+        <w:trPr>
+          <w:cantSplit/>
+        </w:trPr>
+        <w:tc>
+          <w:tcPr>
+            <w:tcW w:w="9864" w:type="dxa"/>
+            <w:shd w:val="clear" w:color="auto" w:fill="FBFBFB"/>
+            <w:tcMar>
+              <w:top w:w="80" w:type="dxa"/>
+              <w:left w:w="140" w:type="dxa"/>
+              <w:bottom w:w="80" w:type="dxa"/>
+              <w:right w:w="140" w:type="dxa"/>
+            </w:tcMar>
+          </w:tcPr>
+          <w:p>
+            <w:pPr>
+              <w:spacing w:after="60"/>
+            </w:pPr>
+            <w:r>
+              <w:rPr>
+                <w:b/>
+                <w:color w:val="1F4E79"/>
+                <w:sz w:val="21"/>
+              </w:rPr>
+              <w:t>Concept</w:t>
+            </w:r>
+            <w:r>
+              <w:rPr>
+                <w:sz w:val="21"/>
+              </w:rPr>
+              <w:t xml:space="preserve">  Collect the practices for a production reader. The checklist guide in section 15 links here.</w:t>
+            </w:r>
+          </w:p>
+        </w:tc>
+      </w:tr>
+    </w:tbl>
+    <w:p>
+      <w:pPr>
+        <w:spacing w:before="40" w:after="40" w:line="240" w:lineRule="auto"/>
+      </w:pPr>
+    </w:p>
+    <w:p>
+      <w:pPr>
         <w:pStyle w:val="Heading1"/>
         <w:pBdr>
           <w:bottom w:val="single" w:sz="12" w:space="1" w:color="111111"/>
@@ -10821,7 +13470,7 @@
       </w:pPr>
       <w:r>
         <w:lastRenderedPageBreak/>
-        <w:t>14.  Guides &amp; Best Practices</w:t>
+        <w:t>14.  Monitoring and Maintenance</w:t>
       </w:r>
     </w:p>
     <w:tbl>
@@ -10872,7 +13521,7 @@
               <w:rPr>
                 <w:sz w:val="21"/>
               </w:rPr>
-              <w:t xml:space="preserve">  Give end-to-end paths for the jobs people do most often.</w:t>
+              <w:t xml:space="preserve">  Keep a reader healthy after it is in service.</w:t>
             </w:r>
           </w:p>
           <w:p>
@@ -10891,7 +13540,7 @@
               <w:rPr>
                 <w:sz w:val="21"/>
               </w:rPr>
-              <w:t xml:space="preserve">  Integrators and application developers who want a full path.</w:t>
+              <w:t xml:space="preserve">  Operations and support engineers.</w:t>
             </w:r>
           </w:p>
           <w:p>
@@ -10910,7 +13559,7 @@
               <w:rPr>
                 <w:sz w:val="21"/>
               </w:rPr>
-              <w:t xml:space="preserve">  Sequence and advice. Each step links to the task page that owns the procedure.</w:t>
+              <w:t xml:space="preserve">  Health, logs, backup, and firmware procedures. Event definitions stay in section 8.</w:t>
             </w:r>
           </w:p>
         </w:tc>
@@ -10926,7 +13575,7 @@
         <w:pStyle w:val="Heading2"/>
       </w:pPr>
       <w:r>
-        <w:t>14.1   Configure a Reader for MQTT</w:t>
+        <w:t>14.1   Reader Health</w:t>
       </w:r>
     </w:p>
     <w:tbl>
@@ -10934,7 +13583,7 @@
         <w:tblW w:w="9864" w:type="dxa"/>
         <w:tblBorders>
           <w:top w:val="single" w:sz="4" w:space="0" w:color="E6E6E6"/>
-          <w:left w:val="single" w:sz="18" w:space="0" w:color="8A5A00"/>
+          <w:left w:val="single" w:sz="18" w:space="0" w:color="1B6B3A"/>
           <w:bottom w:val="single" w:sz="4" w:space="0" w:color="E6E6E6"/>
           <w:right w:val="single" w:sz="4" w:space="0" w:color="E6E6E6"/>
           <w:insideH w:val="nil"/>
@@ -10968,16 +13617,16 @@
             <w:r>
               <w:rPr>
                 <w:b/>
-                <w:color w:val="8A5A00"/>
-                <w:sz w:val="21"/>
-              </w:rPr>
-              <w:t>Guide</w:t>
-            </w:r>
-            <w:r>
-              <w:rPr>
-                <w:sz w:val="21"/>
-              </w:rPr>
-              <w:t xml:space="preserve">  Order the steps from a reachable reader to a connector that is ready for MQTT. Link to sections 2, 3, 4, and 5.</w:t>
+                <w:color w:val="1B6B3A"/>
+                <w:sz w:val="21"/>
+              </w:rPr>
+              <w:t>Task</w:t>
+            </w:r>
+            <w:r>
+              <w:rPr>
+                <w:sz w:val="21"/>
+              </w:rPr>
+              <w:t xml:space="preserve">  Check that the reader hardware and radio are in a good state.</w:t>
             </w:r>
           </w:p>
         </w:tc>
@@ -10993,7 +13642,7 @@
         <w:pStyle w:val="Heading2"/>
       </w:pPr>
       <w:r>
-        <w:t>14.2   Send Tag Data to an MQTT Broker</w:t>
+        <w:t>14.2   ZIoTC Status</w:t>
       </w:r>
     </w:p>
     <w:tbl>
@@ -11001,7 +13650,7 @@
         <w:tblW w:w="9864" w:type="dxa"/>
         <w:tblBorders>
           <w:top w:val="single" w:sz="4" w:space="0" w:color="E6E6E6"/>
-          <w:left w:val="single" w:sz="18" w:space="0" w:color="8A5A00"/>
+          <w:left w:val="single" w:sz="18" w:space="0" w:color="1B6B3A"/>
           <w:bottom w:val="single" w:sz="4" w:space="0" w:color="E6E6E6"/>
           <w:right w:val="single" w:sz="4" w:space="0" w:color="E6E6E6"/>
           <w:insideH w:val="nil"/>
@@ -11035,16 +13684,16 @@
             <w:r>
               <w:rPr>
                 <w:b/>
-                <w:color w:val="8A5A00"/>
-                <w:sz w:val="21"/>
-              </w:rPr>
-              <w:t>Guide</w:t>
-            </w:r>
-            <w:r>
-              <w:rPr>
-                <w:sz w:val="21"/>
-              </w:rPr>
-              <w:t xml:space="preserve">  Order the steps from a connected broker to tag messages arriving. Link to sections 5, 6, and 7.</w:t>
+                <w:color w:val="1B6B3A"/>
+                <w:sz w:val="21"/>
+              </w:rPr>
+              <w:t>Task</w:t>
+            </w:r>
+            <w:r>
+              <w:rPr>
+                <w:sz w:val="21"/>
+              </w:rPr>
+              <w:t xml:space="preserve">  Check that the connector service is running and connected.</w:t>
             </w:r>
           </w:p>
         </w:tc>
@@ -11060,7 +13709,7 @@
         <w:pStyle w:val="Heading2"/>
       </w:pPr>
       <w:r>
-        <w:t>14.3   Connect to AWS IoT Core</w:t>
+        <w:t>14.3   Endpoint and Interface Status</w:t>
       </w:r>
     </w:p>
     <w:tbl>
@@ -11068,7 +13717,7 @@
         <w:tblW w:w="9864" w:type="dxa"/>
         <w:tblBorders>
           <w:top w:val="single" w:sz="4" w:space="0" w:color="E6E6E6"/>
-          <w:left w:val="single" w:sz="18" w:space="0" w:color="8A5A00"/>
+          <w:left w:val="single" w:sz="18" w:space="0" w:color="1B6B3A"/>
           <w:bottom w:val="single" w:sz="4" w:space="0" w:color="E6E6E6"/>
           <w:right w:val="single" w:sz="4" w:space="0" w:color="E6E6E6"/>
           <w:insideH w:val="nil"/>
@@ -11102,16 +13751,16 @@
             <w:r>
               <w:rPr>
                 <w:b/>
-                <w:color w:val="8A5A00"/>
-                <w:sz w:val="21"/>
-              </w:rPr>
-              <w:t>Guide</w:t>
-            </w:r>
-            <w:r>
-              <w:rPr>
-                <w:sz w:val="21"/>
-              </w:rPr>
-              <w:t xml:space="preserve">  Order the AWS path. The AWS settings page in section 5 owns the procedure.</w:t>
+                <w:color w:val="1B6B3A"/>
+                <w:sz w:val="21"/>
+              </w:rPr>
+              <w:t>Task</w:t>
+            </w:r>
+            <w:r>
+              <w:rPr>
+                <w:sz w:val="21"/>
+              </w:rPr>
+              <w:t xml:space="preserve">  Check each endpoint and interface and read a failure state.</w:t>
             </w:r>
           </w:p>
         </w:tc>
@@ -11127,7 +13776,7 @@
         <w:pStyle w:val="Heading2"/>
       </w:pPr>
       <w:r>
-        <w:t>14.4   Connect to Azure IoT Hub</w:t>
+        <w:t>14.4   Logs and Diagnostics</w:t>
       </w:r>
     </w:p>
     <w:tbl>
@@ -11135,7 +13784,7 @@
         <w:tblW w:w="9864" w:type="dxa"/>
         <w:tblBorders>
           <w:top w:val="single" w:sz="4" w:space="0" w:color="E6E6E6"/>
-          <w:left w:val="single" w:sz="18" w:space="0" w:color="8A5A00"/>
+          <w:left w:val="single" w:sz="18" w:space="0" w:color="1B6B3A"/>
           <w:bottom w:val="single" w:sz="4" w:space="0" w:color="E6E6E6"/>
           <w:right w:val="single" w:sz="4" w:space="0" w:color="E6E6E6"/>
           <w:insideH w:val="nil"/>
@@ -11169,16 +13818,16 @@
             <w:r>
               <w:rPr>
                 <w:b/>
-                <w:color w:val="8A5A00"/>
-                <w:sz w:val="21"/>
-              </w:rPr>
-              <w:t>Guide</w:t>
-            </w:r>
-            <w:r>
-              <w:rPr>
-                <w:sz w:val="21"/>
-              </w:rPr>
-              <w:t xml:space="preserve">  Order the Azure path. The Azure settings page in section 5 owns the procedure.</w:t>
+                <w:color w:val="1B6B3A"/>
+                <w:sz w:val="21"/>
+              </w:rPr>
+              <w:t>Task</w:t>
+            </w:r>
+            <w:r>
+              <w:rPr>
+                <w:sz w:val="21"/>
+              </w:rPr>
+              <w:t xml:space="preserve">  Collect logs and the diagnostic information support needs.</w:t>
             </w:r>
           </w:p>
         </w:tc>
@@ -11194,7 +13843,7 @@
         <w:pStyle w:val="Heading2"/>
       </w:pPr>
       <w:r>
-        <w:t>14.5   Configure RFID Operations</w:t>
+        <w:t>14.5   Backup and Restore</w:t>
       </w:r>
     </w:p>
     <w:tbl>
@@ -11202,7 +13851,7 @@
         <w:tblW w:w="9864" w:type="dxa"/>
         <w:tblBorders>
           <w:top w:val="single" w:sz="4" w:space="0" w:color="E6E6E6"/>
-          <w:left w:val="single" w:sz="18" w:space="0" w:color="8A5A00"/>
+          <w:left w:val="single" w:sz="18" w:space="0" w:color="1B6B3A"/>
           <w:bottom w:val="single" w:sz="4" w:space="0" w:color="E6E6E6"/>
           <w:right w:val="single" w:sz="4" w:space="0" w:color="E6E6E6"/>
           <w:insideH w:val="nil"/>
@@ -11236,16 +13885,16 @@
             <w:r>
               <w:rPr>
                 <w:b/>
-                <w:color w:val="8A5A00"/>
-                <w:sz w:val="21"/>
-              </w:rPr>
-              <w:t>Guide</w:t>
-            </w:r>
-            <w:r>
-              <w:rPr>
-                <w:sz w:val="21"/>
-              </w:rPr>
-              <w:t xml:space="preserve">  Order a typical radio setup. Section 6 owns each setting.</w:t>
+                <w:color w:val="1B6B3A"/>
+                <w:sz w:val="21"/>
+              </w:rPr>
+              <w:t>Task</w:t>
+            </w:r>
+            <w:r>
+              <w:rPr>
+                <w:sz w:val="21"/>
+              </w:rPr>
+              <w:t xml:space="preserve">  Save a configuration and restore it onto a reader.</w:t>
             </w:r>
           </w:p>
         </w:tc>
@@ -11261,7 +13910,7 @@
         <w:pStyle w:val="Heading2"/>
       </w:pPr>
       <w:r>
-        <w:t>14.6   Receive and Process Tag Data</w:t>
+        <w:t>14.6   Firmware Updates</w:t>
       </w:r>
     </w:p>
     <w:tbl>
@@ -11269,7 +13918,7 @@
         <w:tblW w:w="9864" w:type="dxa"/>
         <w:tblBorders>
           <w:top w:val="single" w:sz="4" w:space="0" w:color="E6E6E6"/>
-          <w:left w:val="single" w:sz="18" w:space="0" w:color="8A5A00"/>
+          <w:left w:val="single" w:sz="18" w:space="0" w:color="1B6B3A"/>
           <w:bottom w:val="single" w:sz="4" w:space="0" w:color="E6E6E6"/>
           <w:right w:val="single" w:sz="4" w:space="0" w:color="E6E6E6"/>
           <w:insideH w:val="nil"/>
@@ -11303,16 +13952,16 @@
             <w:r>
               <w:rPr>
                 <w:b/>
-                <w:color w:val="8A5A00"/>
-                <w:sz w:val="21"/>
-              </w:rPr>
-              <w:t>Guide</w:t>
-            </w:r>
-            <w:r>
-              <w:rPr>
-                <w:sz w:val="21"/>
-              </w:rPr>
-              <w:t xml:space="preserve">  Order the path from a published message to application handling. Sections 7 and 10 own the details.</w:t>
+                <w:color w:val="1B6B3A"/>
+                <w:sz w:val="21"/>
+              </w:rPr>
+              <w:t>Task</w:t>
+            </w:r>
+            <w:r>
+              <w:rPr>
+                <w:sz w:val="21"/>
+              </w:rPr>
+              <w:t xml:space="preserve">  Update reader firmware and confirm the version afterward. Progress events are defined in section 8.</w:t>
             </w:r>
           </w:p>
         </w:tc>
@@ -11328,7 +13977,7 @@
         <w:pStyle w:val="Heading2"/>
       </w:pPr>
       <w:r>
-        <w:t>14.7   Send Commands and Process Responses</w:t>
+        <w:t>14.7   Restart, Factory Reset, and Replace a Reader</w:t>
       </w:r>
     </w:p>
     <w:tbl>
@@ -11336,7 +13985,7 @@
         <w:tblW w:w="9864" w:type="dxa"/>
         <w:tblBorders>
           <w:top w:val="single" w:sz="4" w:space="0" w:color="E6E6E6"/>
-          <w:left w:val="single" w:sz="18" w:space="0" w:color="8A5A00"/>
+          <w:left w:val="single" w:sz="18" w:space="0" w:color="1B6B3A"/>
           <w:bottom w:val="single" w:sz="4" w:space="0" w:color="E6E6E6"/>
           <w:right w:val="single" w:sz="4" w:space="0" w:color="E6E6E6"/>
           <w:insideH w:val="nil"/>
@@ -11370,16 +14019,16 @@
             <w:r>
               <w:rPr>
                 <w:b/>
-                <w:color w:val="8A5A00"/>
-                <w:sz w:val="21"/>
-              </w:rPr>
-              <w:t>Guide</w:t>
-            </w:r>
-            <w:r>
-              <w:rPr>
-                <w:sz w:val="21"/>
-              </w:rPr>
-              <w:t xml:space="preserve">  Order one command round trip. Section 10 owns the application steps.</w:t>
+                <w:color w:val="1B6B3A"/>
+                <w:sz w:val="21"/>
+              </w:rPr>
+              <w:t>Task</w:t>
+            </w:r>
+            <w:r>
+              <w:rPr>
+                <w:sz w:val="21"/>
+              </w:rPr>
+              <w:t xml:space="preserve">  Restart a reader, reset it to factory defaults, or replace a unit in the field using a saved configuration.</w:t>
             </w:r>
           </w:p>
         </w:tc>
@@ -11392,10 +14041,119 @@
     </w:p>
     <w:p>
       <w:pPr>
+        <w:pStyle w:val="Heading1"/>
+        <w:pBdr>
+          <w:bottom w:val="single" w:sz="12" w:space="1" w:color="111111"/>
+        </w:pBdr>
+      </w:pPr>
+      <w:r>
+        <w:lastRenderedPageBreak/>
+        <w:t>15.  Guides &amp; Best Practices</w:t>
+      </w:r>
+    </w:p>
+    <w:tbl>
+      <w:tblPr>
+        <w:tblW w:w="9864" w:type="dxa"/>
+        <w:tblBorders>
+          <w:top w:val="single" w:sz="4" w:space="0" w:color="E4E4E4"/>
+          <w:left w:val="single" w:sz="18" w:space="0" w:color="111111"/>
+          <w:bottom w:val="single" w:sz="4" w:space="0" w:color="E4E4E4"/>
+          <w:right w:val="single" w:sz="4" w:space="0" w:color="E4E4E4"/>
+          <w:insideH w:val="nil"/>
+          <w:insideV w:val="nil"/>
+        </w:tblBorders>
+        <w:tblLayout w:type="fixed"/>
+        <w:tblLook w:val="04A0" w:firstRow="1" w:lastRow="0" w:firstColumn="1" w:lastColumn="0" w:noHBand="0" w:noVBand="1"/>
+      </w:tblPr>
+      <w:tblGrid>
+        <w:gridCol w:w="9864"/>
+      </w:tblGrid>
+      <w:tr>
+        <w:trPr>
+          <w:cantSplit/>
+        </w:trPr>
+        <w:tc>
+          <w:tcPr>
+            <w:tcW w:w="9864" w:type="dxa"/>
+            <w:shd w:val="clear" w:color="auto" w:fill="F4F4F4"/>
+            <w:tcMar>
+              <w:top w:w="80" w:type="dxa"/>
+              <w:left w:w="140" w:type="dxa"/>
+              <w:bottom w:w="80" w:type="dxa"/>
+              <w:right w:w="140" w:type="dxa"/>
+            </w:tcMar>
+          </w:tcPr>
+          <w:p>
+            <w:pPr>
+              <w:spacing w:after="60"/>
+            </w:pPr>
+            <w:r>
+              <w:rPr>
+                <w:b/>
+                <w:color w:val="111111"/>
+                <w:sz w:val="21"/>
+              </w:rPr>
+              <w:t>Purpose</w:t>
+            </w:r>
+            <w:r>
+              <w:rPr>
+                <w:sz w:val="21"/>
+              </w:rPr>
+              <w:t xml:space="preserve">  Give end-to-end paths for the jobs people do most often.</w:t>
+            </w:r>
+          </w:p>
+          <w:p>
+            <w:pPr>
+              <w:spacing w:after="60"/>
+            </w:pPr>
+            <w:r>
+              <w:rPr>
+                <w:b/>
+                <w:color w:val="111111"/>
+                <w:sz w:val="21"/>
+              </w:rPr>
+              <w:t>Audience</w:t>
+            </w:r>
+            <w:r>
+              <w:rPr>
+                <w:sz w:val="21"/>
+              </w:rPr>
+              <w:t xml:space="preserve">  Integrators and application developers who want a full path.</w:t>
+            </w:r>
+          </w:p>
+          <w:p>
+            <w:pPr>
+              <w:spacing w:after="60"/>
+            </w:pPr>
+            <w:r>
+              <w:rPr>
+                <w:b/>
+                <w:color w:val="111111"/>
+                <w:sz w:val="21"/>
+              </w:rPr>
+              <w:t>This section owns</w:t>
+            </w:r>
+            <w:r>
+              <w:rPr>
+                <w:sz w:val="21"/>
+              </w:rPr>
+              <w:t xml:space="preserve">  Sequence and advice. Each step links to the task page that owns the procedure.</w:t>
+            </w:r>
+          </w:p>
+        </w:tc>
+      </w:tr>
+    </w:tbl>
+    <w:p>
+      <w:pPr>
+        <w:spacing w:before="40" w:after="40" w:line="240" w:lineRule="auto"/>
+      </w:pPr>
+    </w:p>
+    <w:p>
+      <w:pPr>
         <w:pStyle w:val="Heading2"/>
       </w:pPr>
       <w:r>
-        <w:t>14.8   Configure Management Events</w:t>
+        <w:t>15.1   Configure a Reader for MQTT</w:t>
       </w:r>
     </w:p>
     <w:tbl>
@@ -11446,7 +14204,7 @@
               <w:rPr>
                 <w:sz w:val="21"/>
               </w:rPr>
-              <w:t xml:space="preserve">  Order how to turn on the events an application needs. Section 8 owns what each event means.</w:t>
+              <w:t xml:space="preserve">  Order the steps from a reachable reader to a connector that is ready for MQTT. Link to sections 2, 3, 4, and 5.</w:t>
             </w:r>
           </w:p>
         </w:tc>
@@ -11462,8 +14220,7 @@
         <w:pStyle w:val="Heading2"/>
       </w:pPr>
       <w:r>
-        <w:lastRenderedPageBreak/>
-        <w:t>14.9   Configure BLE Data Routing</w:t>
+        <w:t>15.2   Send Tag Data to an MQTT Broker</w:t>
       </w:r>
     </w:p>
     <w:tbl>
@@ -11514,7 +14271,7 @@
               <w:rPr>
                 <w:sz w:val="21"/>
               </w:rPr>
-              <w:t xml:space="preserve">  Order BLE from scan to destination. Section 9 owns the procedure.</w:t>
+              <w:t xml:space="preserve">  Order the steps from a connected broker to tag messages arriving. Link to sections 5, 6, and 7.</w:t>
             </w:r>
           </w:p>
         </w:tc>
@@ -11530,7 +14287,7 @@
         <w:pStyle w:val="Heading2"/>
       </w:pPr>
       <w:r>
-        <w:t>14.10   Integrate Multiple Readers</w:t>
+        <w:t>15.3   Connect to AWS IoT Core</w:t>
       </w:r>
     </w:p>
     <w:tbl>
@@ -11581,7 +14338,7 @@
               <w:rPr>
                 <w:sz w:val="21"/>
               </w:rPr>
-              <w:t xml:space="preserve">  Order the path from one working reader to the next readers. Section 11 owns the deployment model.</w:t>
+              <w:t xml:space="preserve">  Order the AWS path. The AWS settings page in section 5 owns the procedure.</w:t>
             </w:r>
           </w:p>
         </w:tc>
@@ -11597,7 +14354,7 @@
         <w:pStyle w:val="Heading2"/>
       </w:pPr>
       <w:r>
-        <w:t>14.11   Reader Configuration Best Practices</w:t>
+        <w:t>15.4   Connect to Azure IoT Hub</w:t>
       </w:r>
     </w:p>
     <w:tbl>
@@ -11648,7 +14405,7 @@
               <w:rPr>
                 <w:sz w:val="21"/>
               </w:rPr>
-              <w:t xml:space="preserve">  Collect configuration advice and link each item to the task page that owns the setting.</w:t>
+              <w:t xml:space="preserve">  Order the Azure path. The Azure settings page in section 5 owns the procedure.</w:t>
             </w:r>
           </w:p>
         </w:tc>
@@ -11664,7 +14421,7 @@
         <w:pStyle w:val="Heading2"/>
       </w:pPr>
       <w:r>
-        <w:t>14.12   MQTT Topic Design Best Practices</w:t>
+        <w:t>15.5   Configure RFID Operations</w:t>
       </w:r>
     </w:p>
     <w:tbl>
@@ -11715,7 +14472,7 @@
               <w:rPr>
                 <w:sz w:val="21"/>
               </w:rPr>
-              <w:t xml:space="preserve">  Advise on topic layout for one reader and for many. Section 7 owns the topic model.</w:t>
+              <w:t xml:space="preserve">  Order a typical radio setup. Section 6 owns each setting.</w:t>
             </w:r>
           </w:p>
         </w:tc>
@@ -11731,7 +14488,7 @@
         <w:pStyle w:val="Heading2"/>
       </w:pPr>
       <w:r>
-        <w:t>14.13   Security Best Practices</w:t>
+        <w:t>15.6   Receive and Process Tag Data</w:t>
       </w:r>
     </w:p>
     <w:tbl>
@@ -11782,7 +14539,7 @@
               <w:rPr>
                 <w:sz w:val="21"/>
               </w:rPr>
-              <w:t xml:space="preserve">  Give the order in which to apply security. Section 12 owns the practices.</w:t>
+              <w:t xml:space="preserve">  Order the path from a published message to application handling. Sections 7 and 10 own the details.</w:t>
             </w:r>
           </w:p>
         </w:tc>
@@ -11798,7 +14555,7 @@
         <w:pStyle w:val="Heading2"/>
       </w:pPr>
       <w:r>
-        <w:t>14.14   Deployment Best Practices</w:t>
+        <w:t>15.7   Send Commands and Process Responses</w:t>
       </w:r>
     </w:p>
     <w:tbl>
@@ -11849,7 +14606,7 @@
               <w:rPr>
                 <w:sz w:val="21"/>
               </w:rPr>
-              <w:t xml:space="preserve">  Give deployment advice for a site. Section 11 owns the architecture.</w:t>
+              <w:t xml:space="preserve">  Order one command round trip. Section 10 owns the application steps.</w:t>
             </w:r>
           </w:p>
         </w:tc>
@@ -11862,6 +14619,476 @@
     </w:p>
     <w:p>
       <w:pPr>
+        <w:pStyle w:val="Heading2"/>
+      </w:pPr>
+      <w:r>
+        <w:t>15.8   Configure Management Events</w:t>
+      </w:r>
+    </w:p>
+    <w:tbl>
+      <w:tblPr>
+        <w:tblW w:w="9864" w:type="dxa"/>
+        <w:tblBorders>
+          <w:top w:val="single" w:sz="4" w:space="0" w:color="E6E6E6"/>
+          <w:left w:val="single" w:sz="18" w:space="0" w:color="8A5A00"/>
+          <w:bottom w:val="single" w:sz="4" w:space="0" w:color="E6E6E6"/>
+          <w:right w:val="single" w:sz="4" w:space="0" w:color="E6E6E6"/>
+          <w:insideH w:val="nil"/>
+          <w:insideV w:val="nil"/>
+        </w:tblBorders>
+        <w:tblLayout w:type="fixed"/>
+        <w:tblLook w:val="04A0" w:firstRow="1" w:lastRow="0" w:firstColumn="1" w:lastColumn="0" w:noHBand="0" w:noVBand="1"/>
+      </w:tblPr>
+      <w:tblGrid>
+        <w:gridCol w:w="9864"/>
+      </w:tblGrid>
+      <w:tr>
+        <w:trPr>
+          <w:cantSplit/>
+        </w:trPr>
+        <w:tc>
+          <w:tcPr>
+            <w:tcW w:w="9864" w:type="dxa"/>
+            <w:shd w:val="clear" w:color="auto" w:fill="FBFBFB"/>
+            <w:tcMar>
+              <w:top w:w="80" w:type="dxa"/>
+              <w:left w:w="140" w:type="dxa"/>
+              <w:bottom w:w="80" w:type="dxa"/>
+              <w:right w:w="140" w:type="dxa"/>
+            </w:tcMar>
+          </w:tcPr>
+          <w:p>
+            <w:pPr>
+              <w:spacing w:after="60"/>
+            </w:pPr>
+            <w:r>
+              <w:rPr>
+                <w:b/>
+                <w:color w:val="8A5A00"/>
+                <w:sz w:val="21"/>
+              </w:rPr>
+              <w:t>Guide</w:t>
+            </w:r>
+            <w:r>
+              <w:rPr>
+                <w:sz w:val="21"/>
+              </w:rPr>
+              <w:t xml:space="preserve">  Order how to turn on the events an application needs. Section 8 owns what each event means.</w:t>
+            </w:r>
+          </w:p>
+        </w:tc>
+      </w:tr>
+    </w:tbl>
+    <w:p>
+      <w:pPr>
+        <w:spacing w:before="40" w:after="40" w:line="240" w:lineRule="auto"/>
+      </w:pPr>
+    </w:p>
+    <w:p>
+      <w:pPr>
+        <w:pStyle w:val="Heading2"/>
+      </w:pPr>
+      <w:r>
+        <w:lastRenderedPageBreak/>
+        <w:t>15.9   Configure BLE Data Routing</w:t>
+      </w:r>
+    </w:p>
+    <w:tbl>
+      <w:tblPr>
+        <w:tblW w:w="9864" w:type="dxa"/>
+        <w:tblBorders>
+          <w:top w:val="single" w:sz="4" w:space="0" w:color="E6E6E6"/>
+          <w:left w:val="single" w:sz="18" w:space="0" w:color="8A5A00"/>
+          <w:bottom w:val="single" w:sz="4" w:space="0" w:color="E6E6E6"/>
+          <w:right w:val="single" w:sz="4" w:space="0" w:color="E6E6E6"/>
+          <w:insideH w:val="nil"/>
+          <w:insideV w:val="nil"/>
+        </w:tblBorders>
+        <w:tblLayout w:type="fixed"/>
+        <w:tblLook w:val="04A0" w:firstRow="1" w:lastRow="0" w:firstColumn="1" w:lastColumn="0" w:noHBand="0" w:noVBand="1"/>
+      </w:tblPr>
+      <w:tblGrid>
+        <w:gridCol w:w="9864"/>
+      </w:tblGrid>
+      <w:tr>
+        <w:trPr>
+          <w:cantSplit/>
+        </w:trPr>
+        <w:tc>
+          <w:tcPr>
+            <w:tcW w:w="9864" w:type="dxa"/>
+            <w:shd w:val="clear" w:color="auto" w:fill="FBFBFB"/>
+            <w:tcMar>
+              <w:top w:w="80" w:type="dxa"/>
+              <w:left w:w="140" w:type="dxa"/>
+              <w:bottom w:w="80" w:type="dxa"/>
+              <w:right w:w="140" w:type="dxa"/>
+            </w:tcMar>
+          </w:tcPr>
+          <w:p>
+            <w:pPr>
+              <w:spacing w:after="60"/>
+            </w:pPr>
+            <w:r>
+              <w:rPr>
+                <w:b/>
+                <w:color w:val="8A5A00"/>
+                <w:sz w:val="21"/>
+              </w:rPr>
+              <w:t>Guide</w:t>
+            </w:r>
+            <w:r>
+              <w:rPr>
+                <w:sz w:val="21"/>
+              </w:rPr>
+              <w:t xml:space="preserve">  Order BLE from scan to destination. Section 9 owns the procedure.</w:t>
+            </w:r>
+          </w:p>
+        </w:tc>
+      </w:tr>
+    </w:tbl>
+    <w:p>
+      <w:pPr>
+        <w:spacing w:before="40" w:after="40" w:line="240" w:lineRule="auto"/>
+      </w:pPr>
+    </w:p>
+    <w:p>
+      <w:pPr>
+        <w:pStyle w:val="Heading2"/>
+      </w:pPr>
+      <w:r>
+        <w:t>15.10   Integrate Multiple Readers</w:t>
+      </w:r>
+    </w:p>
+    <w:tbl>
+      <w:tblPr>
+        <w:tblW w:w="9864" w:type="dxa"/>
+        <w:tblBorders>
+          <w:top w:val="single" w:sz="4" w:space="0" w:color="E6E6E6"/>
+          <w:left w:val="single" w:sz="18" w:space="0" w:color="8A5A00"/>
+          <w:bottom w:val="single" w:sz="4" w:space="0" w:color="E6E6E6"/>
+          <w:right w:val="single" w:sz="4" w:space="0" w:color="E6E6E6"/>
+          <w:insideH w:val="nil"/>
+          <w:insideV w:val="nil"/>
+        </w:tblBorders>
+        <w:tblLayout w:type="fixed"/>
+        <w:tblLook w:val="04A0" w:firstRow="1" w:lastRow="0" w:firstColumn="1" w:lastColumn="0" w:noHBand="0" w:noVBand="1"/>
+      </w:tblPr>
+      <w:tblGrid>
+        <w:gridCol w:w="9864"/>
+      </w:tblGrid>
+      <w:tr>
+        <w:trPr>
+          <w:cantSplit/>
+        </w:trPr>
+        <w:tc>
+          <w:tcPr>
+            <w:tcW w:w="9864" w:type="dxa"/>
+            <w:shd w:val="clear" w:color="auto" w:fill="FBFBFB"/>
+            <w:tcMar>
+              <w:top w:w="80" w:type="dxa"/>
+              <w:left w:w="140" w:type="dxa"/>
+              <w:bottom w:w="80" w:type="dxa"/>
+              <w:right w:w="140" w:type="dxa"/>
+            </w:tcMar>
+          </w:tcPr>
+          <w:p>
+            <w:pPr>
+              <w:spacing w:after="60"/>
+            </w:pPr>
+            <w:r>
+              <w:rPr>
+                <w:b/>
+                <w:color w:val="8A5A00"/>
+                <w:sz w:val="21"/>
+              </w:rPr>
+              <w:t>Guide</w:t>
+            </w:r>
+            <w:r>
+              <w:rPr>
+                <w:sz w:val="21"/>
+              </w:rPr>
+              <w:t xml:space="preserve">  Order the path from one working reader to the next readers. Section 12 owns the deployment model.</w:t>
+            </w:r>
+          </w:p>
+        </w:tc>
+      </w:tr>
+    </w:tbl>
+    <w:p>
+      <w:pPr>
+        <w:spacing w:before="40" w:after="40" w:line="240" w:lineRule="auto"/>
+      </w:pPr>
+    </w:p>
+    <w:p>
+      <w:pPr>
+        <w:pStyle w:val="Heading2"/>
+      </w:pPr>
+      <w:r>
+        <w:t>15.11   Reader Configuration Best Practices</w:t>
+      </w:r>
+    </w:p>
+    <w:tbl>
+      <w:tblPr>
+        <w:tblW w:w="9864" w:type="dxa"/>
+        <w:tblBorders>
+          <w:top w:val="single" w:sz="4" w:space="0" w:color="E6E6E6"/>
+          <w:left w:val="single" w:sz="18" w:space="0" w:color="8A5A00"/>
+          <w:bottom w:val="single" w:sz="4" w:space="0" w:color="E6E6E6"/>
+          <w:right w:val="single" w:sz="4" w:space="0" w:color="E6E6E6"/>
+          <w:insideH w:val="nil"/>
+          <w:insideV w:val="nil"/>
+        </w:tblBorders>
+        <w:tblLayout w:type="fixed"/>
+        <w:tblLook w:val="04A0" w:firstRow="1" w:lastRow="0" w:firstColumn="1" w:lastColumn="0" w:noHBand="0" w:noVBand="1"/>
+      </w:tblPr>
+      <w:tblGrid>
+        <w:gridCol w:w="9864"/>
+      </w:tblGrid>
+      <w:tr>
+        <w:trPr>
+          <w:cantSplit/>
+        </w:trPr>
+        <w:tc>
+          <w:tcPr>
+            <w:tcW w:w="9864" w:type="dxa"/>
+            <w:shd w:val="clear" w:color="auto" w:fill="FBFBFB"/>
+            <w:tcMar>
+              <w:top w:w="80" w:type="dxa"/>
+              <w:left w:w="140" w:type="dxa"/>
+              <w:bottom w:w="80" w:type="dxa"/>
+              <w:right w:w="140" w:type="dxa"/>
+            </w:tcMar>
+          </w:tcPr>
+          <w:p>
+            <w:pPr>
+              <w:spacing w:after="60"/>
+            </w:pPr>
+            <w:r>
+              <w:rPr>
+                <w:b/>
+                <w:color w:val="8A5A00"/>
+                <w:sz w:val="21"/>
+              </w:rPr>
+              <w:t>Guide</w:t>
+            </w:r>
+            <w:r>
+              <w:rPr>
+                <w:sz w:val="21"/>
+              </w:rPr>
+              <w:t xml:space="preserve">  Collect configuration advice and link each item to the task page that owns the setting.</w:t>
+            </w:r>
+          </w:p>
+        </w:tc>
+      </w:tr>
+    </w:tbl>
+    <w:p>
+      <w:pPr>
+        <w:spacing w:before="40" w:after="40" w:line="240" w:lineRule="auto"/>
+      </w:pPr>
+    </w:p>
+    <w:p>
+      <w:pPr>
+        <w:pStyle w:val="Heading2"/>
+      </w:pPr>
+      <w:r>
+        <w:t>15.12   MQTT Topic Design Best Practices</w:t>
+      </w:r>
+    </w:p>
+    <w:tbl>
+      <w:tblPr>
+        <w:tblW w:w="9864" w:type="dxa"/>
+        <w:tblBorders>
+          <w:top w:val="single" w:sz="4" w:space="0" w:color="E6E6E6"/>
+          <w:left w:val="single" w:sz="18" w:space="0" w:color="8A5A00"/>
+          <w:bottom w:val="single" w:sz="4" w:space="0" w:color="E6E6E6"/>
+          <w:right w:val="single" w:sz="4" w:space="0" w:color="E6E6E6"/>
+          <w:insideH w:val="nil"/>
+          <w:insideV w:val="nil"/>
+        </w:tblBorders>
+        <w:tblLayout w:type="fixed"/>
+        <w:tblLook w:val="04A0" w:firstRow="1" w:lastRow="0" w:firstColumn="1" w:lastColumn="0" w:noHBand="0" w:noVBand="1"/>
+      </w:tblPr>
+      <w:tblGrid>
+        <w:gridCol w:w="9864"/>
+      </w:tblGrid>
+      <w:tr>
+        <w:trPr>
+          <w:cantSplit/>
+        </w:trPr>
+        <w:tc>
+          <w:tcPr>
+            <w:tcW w:w="9864" w:type="dxa"/>
+            <w:shd w:val="clear" w:color="auto" w:fill="FBFBFB"/>
+            <w:tcMar>
+              <w:top w:w="80" w:type="dxa"/>
+              <w:left w:w="140" w:type="dxa"/>
+              <w:bottom w:w="80" w:type="dxa"/>
+              <w:right w:w="140" w:type="dxa"/>
+            </w:tcMar>
+          </w:tcPr>
+          <w:p>
+            <w:pPr>
+              <w:spacing w:after="60"/>
+            </w:pPr>
+            <w:r>
+              <w:rPr>
+                <w:b/>
+                <w:color w:val="8A5A00"/>
+                <w:sz w:val="21"/>
+              </w:rPr>
+              <w:t>Guide</w:t>
+            </w:r>
+            <w:r>
+              <w:rPr>
+                <w:sz w:val="21"/>
+              </w:rPr>
+              <w:t xml:space="preserve">  Advise on topic layout for one reader and for many. Section 7 owns the topic model.</w:t>
+            </w:r>
+          </w:p>
+        </w:tc>
+      </w:tr>
+    </w:tbl>
+    <w:p>
+      <w:pPr>
+        <w:spacing w:before="40" w:after="40" w:line="240" w:lineRule="auto"/>
+      </w:pPr>
+    </w:p>
+    <w:p>
+      <w:pPr>
+        <w:pStyle w:val="Heading2"/>
+      </w:pPr>
+      <w:r>
+        <w:t>15.13   Security Best Practices</w:t>
+      </w:r>
+    </w:p>
+    <w:tbl>
+      <w:tblPr>
+        <w:tblW w:w="9864" w:type="dxa"/>
+        <w:tblBorders>
+          <w:top w:val="single" w:sz="4" w:space="0" w:color="E6E6E6"/>
+          <w:left w:val="single" w:sz="18" w:space="0" w:color="8A5A00"/>
+          <w:bottom w:val="single" w:sz="4" w:space="0" w:color="E6E6E6"/>
+          <w:right w:val="single" w:sz="4" w:space="0" w:color="E6E6E6"/>
+          <w:insideH w:val="nil"/>
+          <w:insideV w:val="nil"/>
+        </w:tblBorders>
+        <w:tblLayout w:type="fixed"/>
+        <w:tblLook w:val="04A0" w:firstRow="1" w:lastRow="0" w:firstColumn="1" w:lastColumn="0" w:noHBand="0" w:noVBand="1"/>
+      </w:tblPr>
+      <w:tblGrid>
+        <w:gridCol w:w="9864"/>
+      </w:tblGrid>
+      <w:tr>
+        <w:trPr>
+          <w:cantSplit/>
+        </w:trPr>
+        <w:tc>
+          <w:tcPr>
+            <w:tcW w:w="9864" w:type="dxa"/>
+            <w:shd w:val="clear" w:color="auto" w:fill="FBFBFB"/>
+            <w:tcMar>
+              <w:top w:w="80" w:type="dxa"/>
+              <w:left w:w="140" w:type="dxa"/>
+              <w:bottom w:w="80" w:type="dxa"/>
+              <w:right w:w="140" w:type="dxa"/>
+            </w:tcMar>
+          </w:tcPr>
+          <w:p>
+            <w:pPr>
+              <w:spacing w:after="60"/>
+            </w:pPr>
+            <w:r>
+              <w:rPr>
+                <w:b/>
+                <w:color w:val="8A5A00"/>
+                <w:sz w:val="21"/>
+              </w:rPr>
+              <w:t>Guide</w:t>
+            </w:r>
+            <w:r>
+              <w:rPr>
+                <w:sz w:val="21"/>
+              </w:rPr>
+              <w:t xml:space="preserve">  Give the order in which to apply security. Section 13 owns the practices.</w:t>
+            </w:r>
+          </w:p>
+        </w:tc>
+      </w:tr>
+    </w:tbl>
+    <w:p>
+      <w:pPr>
+        <w:spacing w:before="40" w:after="40" w:line="240" w:lineRule="auto"/>
+      </w:pPr>
+    </w:p>
+    <w:p>
+      <w:pPr>
+        <w:pStyle w:val="Heading2"/>
+      </w:pPr>
+      <w:r>
+        <w:t>15.14   Deployment Best Practices</w:t>
+      </w:r>
+    </w:p>
+    <w:tbl>
+      <w:tblPr>
+        <w:tblW w:w="9864" w:type="dxa"/>
+        <w:tblBorders>
+          <w:top w:val="single" w:sz="4" w:space="0" w:color="E6E6E6"/>
+          <w:left w:val="single" w:sz="18" w:space="0" w:color="8A5A00"/>
+          <w:bottom w:val="single" w:sz="4" w:space="0" w:color="E6E6E6"/>
+          <w:right w:val="single" w:sz="4" w:space="0" w:color="E6E6E6"/>
+          <w:insideH w:val="nil"/>
+          <w:insideV w:val="nil"/>
+        </w:tblBorders>
+        <w:tblLayout w:type="fixed"/>
+        <w:tblLook w:val="04A0" w:firstRow="1" w:lastRow="0" w:firstColumn="1" w:lastColumn="0" w:noHBand="0" w:noVBand="1"/>
+      </w:tblPr>
+      <w:tblGrid>
+        <w:gridCol w:w="9864"/>
+      </w:tblGrid>
+      <w:tr>
+        <w:trPr>
+          <w:cantSplit/>
+        </w:trPr>
+        <w:tc>
+          <w:tcPr>
+            <w:tcW w:w="9864" w:type="dxa"/>
+            <w:shd w:val="clear" w:color="auto" w:fill="FBFBFB"/>
+            <w:tcMar>
+              <w:top w:w="80" w:type="dxa"/>
+              <w:left w:w="140" w:type="dxa"/>
+              <w:bottom w:w="80" w:type="dxa"/>
+              <w:right w:w="140" w:type="dxa"/>
+            </w:tcMar>
+          </w:tcPr>
+          <w:p>
+            <w:pPr>
+              <w:spacing w:after="60"/>
+            </w:pPr>
+            <w:r>
+              <w:rPr>
+                <w:b/>
+                <w:color w:val="8A5A00"/>
+                <w:sz w:val="21"/>
+              </w:rPr>
+              <w:t>Guide</w:t>
+            </w:r>
+            <w:r>
+              <w:rPr>
+                <w:sz w:val="21"/>
+              </w:rPr>
+              <w:t xml:space="preserve">  Give deployment advice for a site. Section 12 owns the architecture.</w:t>
+            </w:r>
+          </w:p>
+        </w:tc>
+      </w:tr>
+    </w:tbl>
+    <w:p>
+      <w:pPr>
+        <w:spacing w:before="40" w:after="40" w:line="240" w:lineRule="auto"/>
+      </w:pPr>
+    </w:p>
+    <w:p>
+      <w:pPr>
         <w:pStyle w:val="Heading1"/>
         <w:pBdr>
           <w:bottom w:val="single" w:sz="12" w:space="1" w:color="111111"/>
@@ -11869,7 +15096,7 @@
       </w:pPr>
       <w:r>
         <w:lastRenderedPageBreak/>
-        <w:t>15.  Troubleshooting</w:t>
+        <w:t>16.  Troubleshooting</w:t>
       </w:r>
     </w:p>
     <w:tbl>
@@ -11974,7 +15201,7 @@
         <w:pStyle w:val="Heading2"/>
       </w:pPr>
       <w:r>
-        <w:t>15.1   Reader Access Issues</w:t>
+        <w:t>16.1   Reader Access Issues</w:t>
       </w:r>
     </w:p>
     <w:tbl>
@@ -12041,7 +15268,7 @@
         <w:pStyle w:val="Heading2"/>
       </w:pPr>
       <w:r>
-        <w:t>15.2   Network Issues</w:t>
+        <w:t>16.2   Network Issues</w:t>
       </w:r>
     </w:p>
     <w:tbl>
@@ -12108,7 +15335,7 @@
         <w:pStyle w:val="Heading2"/>
       </w:pPr>
       <w:r>
-        <w:t>15.3   ZIoTC Configuration Issues</w:t>
+        <w:t>16.3   ZIoTC Configuration Issues</w:t>
       </w:r>
     </w:p>
     <w:tbl>
@@ -12175,7 +15402,7 @@
         <w:pStyle w:val="Heading2"/>
       </w:pPr>
       <w:r>
-        <w:t>15.4   MQTT Connectivity Issues</w:t>
+        <w:t>16.4   MQTT Connectivity Issues</w:t>
       </w:r>
     </w:p>
     <w:tbl>
@@ -12226,7 +15453,7 @@
               <w:rPr>
                 <w:sz w:val="21"/>
               </w:rPr>
-              <w:t xml:space="preserve">  Start from a broker connection that fails or drops. Link to Generic MQTT Broker and to section 12.</w:t>
+              <w:t xml:space="preserve">  Start from a broker connection that fails or drops. Link to Generic MQTT Broker and to section 13.</w:t>
             </w:r>
           </w:p>
         </w:tc>
@@ -12242,7 +15469,7 @@
         <w:pStyle w:val="Heading2"/>
       </w:pPr>
       <w:r>
-        <w:t>15.5   Cloud Connectivity Issues</w:t>
+        <w:t>16.5   Cloud Connectivity Issues</w:t>
       </w:r>
     </w:p>
     <w:tbl>
@@ -12309,7 +15536,7 @@
         <w:pStyle w:val="Heading2"/>
       </w:pPr>
       <w:r>
-        <w:t>15.6   Authentication and Certificate Issues</w:t>
+        <w:t>16.6   Authentication and Certificate Issues</w:t>
       </w:r>
     </w:p>
     <w:tbl>
@@ -12360,7 +15587,7 @@
               <w:rPr>
                 <w:sz w:val="21"/>
               </w:rPr>
-              <w:t xml:space="preserve">  Start from a rejected sign-in or a failed handshake. Link to section 12.</w:t>
+              <w:t xml:space="preserve">  Start from a rejected sign-in or a failed handshake. Link to section 13.</w:t>
             </w:r>
           </w:p>
         </w:tc>
@@ -12376,7 +15603,7 @@
         <w:pStyle w:val="Heading2"/>
       </w:pPr>
       <w:r>
-        <w:t>15.7   RFID Issues</w:t>
+        <w:t>16.7   RFID Issues</w:t>
       </w:r>
     </w:p>
     <w:tbl>
@@ -12444,7 +15671,7 @@
       </w:pPr>
       <w:r>
         <w:lastRenderedPageBreak/>
-        <w:t>15.8   BLE Issues</w:t>
+        <w:t>16.8   BLE Issues</w:t>
       </w:r>
     </w:p>
     <w:tbl>
@@ -12511,7 +15738,7 @@
         <w:pStyle w:val="Heading2"/>
       </w:pPr>
       <w:r>
-        <w:t>15.9   Missing Tag Data</w:t>
+        <w:t>16.9   Missing Tag Data</w:t>
       </w:r>
     </w:p>
     <w:tbl>
@@ -12578,7 +15805,7 @@
         <w:pStyle w:val="Heading2"/>
       </w:pPr>
       <w:r>
-        <w:t>15.10   Missing Events</w:t>
+        <w:t>16.10   Missing Events</w:t>
       </w:r>
     </w:p>
     <w:tbl>
@@ -12645,7 +15872,7 @@
         <w:pStyle w:val="Heading2"/>
       </w:pPr>
       <w:r>
-        <w:t>15.11   Command and Response Issues</w:t>
+        <w:t>16.11   Command and Response Issues</w:t>
       </w:r>
     </w:p>
     <w:tbl>
@@ -12709,6 +15936,73 @@
     </w:p>
     <w:p>
       <w:pPr>
+        <w:pStyle w:val="Heading2"/>
+      </w:pPr>
+      <w:r>
+        <w:t>16.12   Collect Diagnostic Information</w:t>
+      </w:r>
+    </w:p>
+    <w:tbl>
+      <w:tblPr>
+        <w:tblW w:w="9864" w:type="dxa"/>
+        <w:tblBorders>
+          <w:top w:val="single" w:sz="4" w:space="0" w:color="E6E6E6"/>
+          <w:left w:val="single" w:sz="18" w:space="0" w:color="8C3A2F"/>
+          <w:bottom w:val="single" w:sz="4" w:space="0" w:color="E6E6E6"/>
+          <w:right w:val="single" w:sz="4" w:space="0" w:color="E6E6E6"/>
+          <w:insideH w:val="nil"/>
+          <w:insideV w:val="nil"/>
+        </w:tblBorders>
+        <w:tblLayout w:type="fixed"/>
+        <w:tblLook w:val="04A0" w:firstRow="1" w:lastRow="0" w:firstColumn="1" w:lastColumn="0" w:noHBand="0" w:noVBand="1"/>
+      </w:tblPr>
+      <w:tblGrid>
+        <w:gridCol w:w="9864"/>
+      </w:tblGrid>
+      <w:tr>
+        <w:trPr>
+          <w:cantSplit/>
+        </w:trPr>
+        <w:tc>
+          <w:tcPr>
+            <w:tcW w:w="9864" w:type="dxa"/>
+            <w:shd w:val="clear" w:color="auto" w:fill="FBFBFB"/>
+            <w:tcMar>
+              <w:top w:w="80" w:type="dxa"/>
+              <w:left w:w="140" w:type="dxa"/>
+              <w:bottom w:w="80" w:type="dxa"/>
+              <w:right w:w="140" w:type="dxa"/>
+            </w:tcMar>
+          </w:tcPr>
+          <w:p>
+            <w:pPr>
+              <w:spacing w:after="60"/>
+            </w:pPr>
+            <w:r>
+              <w:rPr>
+                <w:b/>
+                <w:color w:val="8C3A2F"/>
+                <w:sz w:val="21"/>
+              </w:rPr>
+              <w:t>Troubleshooting</w:t>
+            </w:r>
+            <w:r>
+              <w:rPr>
+                <w:sz w:val="21"/>
+              </w:rPr>
+              <w:t xml:space="preserve">  List what logs, configuration files, and version details to gather before contacting support. Link to Logs and Diagnostics in section 14.</w:t>
+            </w:r>
+          </w:p>
+        </w:tc>
+      </w:tr>
+    </w:tbl>
+    <w:p>
+      <w:pPr>
+        <w:spacing w:before="40" w:after="40" w:line="240" w:lineRule="auto"/>
+      </w:pPr>
+    </w:p>
+    <w:p>
+      <w:pPr>
         <w:pStyle w:val="Heading1"/>
         <w:pBdr>
           <w:bottom w:val="single" w:sz="12" w:space="1" w:color="111111"/>
@@ -12716,7 +16010,7 @@
       </w:pPr>
       <w:r>
         <w:lastRenderedPageBreak/>
-        <w:t>16.  Solution Examples and Use Cases</w:t>
+        <w:t>17.  Solution Examples and Use Cases</w:t>
       </w:r>
     </w:p>
     <w:tbl>
@@ -12821,7 +16115,7 @@
         <w:pStyle w:val="Heading2"/>
       </w:pPr>
       <w:r>
-        <w:t>16.1   Warehouse Inventory Tracking</w:t>
+        <w:t>17.1   Warehouse Inventory Tracking</w:t>
       </w:r>
     </w:p>
     <w:tbl>
@@ -12888,7 +16182,7 @@
         <w:pStyle w:val="Heading2"/>
       </w:pPr>
       <w:r>
-        <w:t>16.2   Dock-Door Shipment Verification</w:t>
+        <w:t>17.2   Dock-Door Shipment Verification</w:t>
       </w:r>
     </w:p>
     <w:tbl>
@@ -12955,7 +16249,7 @@
         <w:pStyle w:val="Heading2"/>
       </w:pPr>
       <w:r>
-        <w:t>16.3   Asset Tracking</w:t>
+        <w:t>17.3   Asset Tracking</w:t>
       </w:r>
     </w:p>
     <w:tbl>
@@ -13022,7 +16316,7 @@
         <w:pStyle w:val="Heading2"/>
       </w:pPr>
       <w:r>
-        <w:t>16.4   Retail Inventory</w:t>
+        <w:t>17.4   Retail Inventory</w:t>
       </w:r>
     </w:p>
     <w:tbl>
@@ -13089,7 +16383,7 @@
         <w:pStyle w:val="Heading2"/>
       </w:pPr>
       <w:r>
-        <w:t>16.5   Reader → MQTT Broker → WMS</w:t>
+        <w:t>17.5   Reader → MQTT Broker → WMS</w:t>
       </w:r>
     </w:p>
     <w:tbl>
@@ -13156,7 +16450,7 @@
         <w:pStyle w:val="Heading2"/>
       </w:pPr>
       <w:r>
-        <w:t>16.6   Reader → AWS IoT Core</w:t>
+        <w:t>17.6   Reader → AWS IoT Core</w:t>
       </w:r>
     </w:p>
     <w:tbl>
@@ -13223,7 +16517,7 @@
         <w:pStyle w:val="Heading2"/>
       </w:pPr>
       <w:r>
-        <w:t>16.7   Reader → Azure IoT Hub</w:t>
+        <w:t>17.7   Reader → Azure IoT Hub</w:t>
       </w:r>
     </w:p>
     <w:tbl>
@@ -13291,7 +16585,7 @@
       </w:pPr>
       <w:r>
         <w:lastRenderedPageBreak/>
-        <w:t>16.8   Multiple Readers → Central Application</w:t>
+        <w:t>17.8   Multiple Readers → Central Application</w:t>
       </w:r>
     </w:p>
     <w:tbl>
@@ -13342,7 +16636,7 @@
               <w:rPr>
                 <w:sz w:val="21"/>
               </w:rPr>
-              <w:t xml:space="preserve">  Show several readers feeding one application. The deployment model stays in section 11.</w:t>
+              <w:t xml:space="preserve">  Show several readers feeding one application. The deployment model stays in section 12.</w:t>
             </w:r>
           </w:p>
         </w:tc>
@@ -13355,6 +16649,74 @@
     </w:p>
     <w:p>
       <w:pPr>
+        <w:pStyle w:val="Heading2"/>
+      </w:pPr>
+      <w:r>
+        <w:lastRenderedPageBreak/>
+        <w:t>17.9   Edge Filtering and On-Reader Processing</w:t>
+      </w:r>
+    </w:p>
+    <w:tbl>
+      <w:tblPr>
+        <w:tblW w:w="9864" w:type="dxa"/>
+        <w:tblBorders>
+          <w:top w:val="single" w:sz="4" w:space="0" w:color="E6E6E6"/>
+          <w:left w:val="single" w:sz="18" w:space="0" w:color="5C3D7A"/>
+          <w:bottom w:val="single" w:sz="4" w:space="0" w:color="E6E6E6"/>
+          <w:right w:val="single" w:sz="4" w:space="0" w:color="E6E6E6"/>
+          <w:insideH w:val="nil"/>
+          <w:insideV w:val="nil"/>
+        </w:tblBorders>
+        <w:tblLayout w:type="fixed"/>
+        <w:tblLook w:val="04A0" w:firstRow="1" w:lastRow="0" w:firstColumn="1" w:lastColumn="0" w:noHBand="0" w:noVBand="1"/>
+      </w:tblPr>
+      <w:tblGrid>
+        <w:gridCol w:w="9864"/>
+      </w:tblGrid>
+      <w:tr>
+        <w:trPr>
+          <w:cantSplit/>
+        </w:trPr>
+        <w:tc>
+          <w:tcPr>
+            <w:tcW w:w="9864" w:type="dxa"/>
+            <w:shd w:val="clear" w:color="auto" w:fill="FBFBFB"/>
+            <w:tcMar>
+              <w:top w:w="80" w:type="dxa"/>
+              <w:left w:w="140" w:type="dxa"/>
+              <w:bottom w:w="80" w:type="dxa"/>
+              <w:right w:w="140" w:type="dxa"/>
+            </w:tcMar>
+          </w:tcPr>
+          <w:p>
+            <w:pPr>
+              <w:spacing w:after="60"/>
+            </w:pPr>
+            <w:r>
+              <w:rPr>
+                <w:b/>
+                <w:color w:val="5C3D7A"/>
+                <w:sz w:val="21"/>
+              </w:rPr>
+              <w:t>Example</w:t>
+            </w:r>
+            <w:r>
+              <w:rPr>
+                <w:sz w:val="21"/>
+              </w:rPr>
+              <w:t xml:space="preserve">  Show an on-reader application filtering and summarizing tag reads locally before sending events to the destination. Link to section 11.</w:t>
+            </w:r>
+          </w:p>
+        </w:tc>
+      </w:tr>
+    </w:tbl>
+    <w:p>
+      <w:pPr>
+        <w:spacing w:before="40" w:after="40" w:line="240" w:lineRule="auto"/>
+      </w:pPr>
+    </w:p>
+    <w:p>
+      <w:pPr>
         <w:pStyle w:val="Heading1"/>
         <w:pBdr>
           <w:bottom w:val="single" w:sz="12" w:space="1" w:color="111111"/>
@@ -13362,7 +16724,7 @@
       </w:pPr>
       <w:r>
         <w:lastRenderedPageBreak/>
-        <w:t>17.  Migration</w:t>
+        <w:t>18.  Migration</w:t>
       </w:r>
     </w:p>
     <w:tbl>
@@ -13467,7 +16829,7 @@
         <w:pStyle w:val="Heading2"/>
       </w:pPr>
       <w:r>
-        <w:t>17.1   Migration Overview</w:t>
+        <w:t>18.1   Migration Overview</w:t>
       </w:r>
     </w:p>
     <w:tbl>
@@ -13534,7 +16896,7 @@
         <w:pStyle w:val="Heading2"/>
       </w:pPr>
       <w:r>
-        <w:t>17.2   FxConnect to ZIoTC</w:t>
+        <w:t>18.2   FxConnect to ZIoTC</w:t>
       </w:r>
     </w:p>
     <w:tbl>
@@ -13601,7 +16963,7 @@
         <w:pStyle w:val="Heading2"/>
       </w:pPr>
       <w:r>
-        <w:t>17.3   123RFID Desktop to ZIoTC</w:t>
+        <w:t>18.3   123RFID Desktop to ZIoTC</w:t>
       </w:r>
     </w:p>
     <w:tbl>
@@ -13668,7 +17030,7 @@
         <w:pStyle w:val="Heading2"/>
       </w:pPr>
       <w:r>
-        <w:t>17.4   RFID API3 to ZIoTC</w:t>
+        <w:t>18.4   RFID API3 to ZIoTC</w:t>
       </w:r>
     </w:p>
     <w:tbl>
@@ -13735,7 +17097,7 @@
         <w:pStyle w:val="Heading2"/>
       </w:pPr>
       <w:r>
-        <w:t>17.5   Configuration Mapping</w:t>
+        <w:t>18.5   Configuration Mapping</w:t>
       </w:r>
     </w:p>
     <w:tbl>
@@ -13806,7 +17168,7 @@
       </w:pPr>
       <w:r>
         <w:lastRenderedPageBreak/>
-        <w:t>18.  API Reference</w:t>
+        <w:t>19.  API Reference</w:t>
       </w:r>
     </w:p>
     <w:tbl>
@@ -13911,7 +17273,7 @@
         <w:pStyle w:val="Heading2"/>
       </w:pPr>
       <w:r>
-        <w:t>18.1   REST API Reference</w:t>
+        <w:t>19.1   REST API Reference</w:t>
       </w:r>
     </w:p>
     <w:tbl>
@@ -13978,7 +17340,7 @@
         <w:pStyle w:val="Heading2"/>
       </w:pPr>
       <w:r>
-        <w:t>18.2   MQTT API Reference</w:t>
+        <w:t>19.2   MQTT API Reference</w:t>
       </w:r>
     </w:p>
     <w:tbl>
@@ -14045,7 +17407,7 @@
         <w:pStyle w:val="Heading2"/>
       </w:pPr>
       <w:r>
-        <w:t>18.3   MQTT Command Reference</w:t>
+        <w:t>19.3   MQTT Command Reference</w:t>
       </w:r>
     </w:p>
     <w:tbl>
@@ -14112,7 +17474,7 @@
         <w:pStyle w:val="Heading2"/>
       </w:pPr>
       <w:r>
-        <w:t>18.4   MQTT Topic Reference</w:t>
+        <w:t>19.4   MQTT Topic Reference</w:t>
       </w:r>
     </w:p>
     <w:tbl>
@@ -14179,7 +17541,7 @@
         <w:pStyle w:val="Heading2"/>
       </w:pPr>
       <w:r>
-        <w:t>18.5   Tag Data Schema</w:t>
+        <w:t>19.5   Tag Data Schema</w:t>
       </w:r>
     </w:p>
     <w:tbl>
@@ -14246,7 +17608,7 @@
         <w:pStyle w:val="Heading2"/>
       </w:pPr>
       <w:r>
-        <w:t>18.6   Management Event Schema</w:t>
+        <w:t>19.6   Management Event Schema</w:t>
       </w:r>
     </w:p>
     <w:tbl>
@@ -14313,7 +17675,7 @@
         <w:pStyle w:val="Heading2"/>
       </w:pPr>
       <w:r>
-        <w:t>18.7   Heartbeat Schema</w:t>
+        <w:t>19.7   Heartbeat Schema</w:t>
       </w:r>
     </w:p>
     <w:tbl>
@@ -14380,7 +17742,7 @@
         <w:pStyle w:val="Heading2"/>
       </w:pPr>
       <w:r>
-        <w:t>18.8   BLE Event Schema</w:t>
+        <w:t>19.8   BLE Event Schema</w:t>
       </w:r>
     </w:p>
     <w:tbl>
@@ -14447,8 +17809,7 @@
         <w:pStyle w:val="Heading2"/>
       </w:pPr>
       <w:r>
-        <w:lastRenderedPageBreak/>
-        <w:t>18.9   Configuration Parameters</w:t>
+        <w:t>19.9   Command and Response Schema</w:t>
       </w:r>
     </w:p>
     <w:tbl>
@@ -14499,7 +17860,7 @@
               <w:rPr>
                 <w:sz w:val="21"/>
               </w:rPr>
-              <w:t xml:space="preserve">  List configuration parameters, with the task page that sets each one.</w:t>
+              <w:t xml:space="preserve">  Give the command and response message schema. How commands and responses work stays in section 7.</w:t>
             </w:r>
           </w:p>
         </w:tc>
@@ -14515,7 +17876,8 @@
         <w:pStyle w:val="Heading2"/>
       </w:pPr>
       <w:r>
-        <w:t>18.10   Defaults and Limits</w:t>
+        <w:lastRenderedPageBreak/>
+        <w:t>19.10   Configuration Parameters</w:t>
       </w:r>
     </w:p>
     <w:tbl>
@@ -14566,7 +17928,7 @@
               <w:rPr>
                 <w:sz w:val="21"/>
               </w:rPr>
-              <w:t xml:space="preserve">  List default values and limits in one table.</w:t>
+              <w:t xml:space="preserve">  List configuration parameters, with the task page that sets each one.</w:t>
             </w:r>
           </w:p>
         </w:tc>
@@ -14582,7 +17944,7 @@
         <w:pStyle w:val="Heading2"/>
       </w:pPr>
       <w:r>
-        <w:t>18.11   Supported Features by Reader</w:t>
+        <w:t>19.11   Defaults and Limits</w:t>
       </w:r>
     </w:p>
     <w:tbl>
@@ -14633,7 +17995,7 @@
               <w:rPr>
                 <w:sz w:val="21"/>
               </w:rPr>
-              <w:t xml:space="preserve">  Matrix of features against reader models. Narrative differences stay in section 1.</w:t>
+              <w:t xml:space="preserve">  List default values and limits in one table.</w:t>
             </w:r>
           </w:p>
         </w:tc>
@@ -14649,7 +18011,7 @@
         <w:pStyle w:val="Heading2"/>
       </w:pPr>
       <w:r>
-        <w:t>18.12   Compatibility Matrix</w:t>
+        <w:t>19.12   Supported Features by Reader</w:t>
       </w:r>
     </w:p>
     <w:tbl>
@@ -14700,7 +18062,7 @@
               <w:rPr>
                 <w:sz w:val="21"/>
               </w:rPr>
-              <w:t xml:space="preserve">  Show which software versions, destinations, and features work together.</w:t>
+              <w:t xml:space="preserve">  Matrix of features against reader models. Narrative differences stay in section 1.</w:t>
             </w:r>
           </w:p>
         </w:tc>
@@ -14716,7 +18078,7 @@
         <w:pStyle w:val="Heading2"/>
       </w:pPr>
       <w:r>
-        <w:t>18.13   Status and Error Codes</w:t>
+        <w:t>19.13   Compatibility Matrix</w:t>
       </w:r>
     </w:p>
     <w:tbl>
@@ -14767,7 +18129,7 @@
               <w:rPr>
                 <w:sz w:val="21"/>
               </w:rPr>
-              <w:t xml:space="preserve">  List status and error codes and the troubleshooting page for each group.</w:t>
+              <w:t xml:space="preserve">  Show which software versions, destinations, and features work together.</w:t>
             </w:r>
           </w:p>
         </w:tc>
@@ -14783,7 +18145,7 @@
         <w:pStyle w:val="Heading2"/>
       </w:pPr>
       <w:r>
-        <w:t>18.14   Known Issues</w:t>
+        <w:t>19.14   Status and Error Codes</w:t>
       </w:r>
     </w:p>
     <w:tbl>
@@ -14834,7 +18196,7 @@
               <w:rPr>
                 <w:sz w:val="21"/>
               </w:rPr>
-              <w:t xml:space="preserve">  List known issues, the versions they affect, and the workaround.</w:t>
+              <w:t xml:space="preserve">  List status and error codes and the troubleshooting page for each group.</w:t>
             </w:r>
           </w:p>
         </w:tc>
@@ -14850,7 +18212,74 @@
         <w:pStyle w:val="Heading2"/>
       </w:pPr>
       <w:r>
-        <w:t>18.15   Release Notes</w:t>
+        <w:t>19.15   Known Issues</w:t>
+      </w:r>
+    </w:p>
+    <w:tbl>
+      <w:tblPr>
+        <w:tblW w:w="9864" w:type="dxa"/>
+        <w:tblBorders>
+          <w:top w:val="single" w:sz="4" w:space="0" w:color="E6E6E6"/>
+          <w:left w:val="single" w:sz="18" w:space="0" w:color="3D3D3D"/>
+          <w:bottom w:val="single" w:sz="4" w:space="0" w:color="E6E6E6"/>
+          <w:right w:val="single" w:sz="4" w:space="0" w:color="E6E6E6"/>
+          <w:insideH w:val="nil"/>
+          <w:insideV w:val="nil"/>
+        </w:tblBorders>
+        <w:tblLayout w:type="fixed"/>
+        <w:tblLook w:val="04A0" w:firstRow="1" w:lastRow="0" w:firstColumn="1" w:lastColumn="0" w:noHBand="0" w:noVBand="1"/>
+      </w:tblPr>
+      <w:tblGrid>
+        <w:gridCol w:w="9864"/>
+      </w:tblGrid>
+      <w:tr>
+        <w:trPr>
+          <w:cantSplit/>
+        </w:trPr>
+        <w:tc>
+          <w:tcPr>
+            <w:tcW w:w="9864" w:type="dxa"/>
+            <w:shd w:val="clear" w:color="auto" w:fill="FBFBFB"/>
+            <w:tcMar>
+              <w:top w:w="80" w:type="dxa"/>
+              <w:left w:w="140" w:type="dxa"/>
+              <w:bottom w:w="80" w:type="dxa"/>
+              <w:right w:w="140" w:type="dxa"/>
+            </w:tcMar>
+          </w:tcPr>
+          <w:p>
+            <w:pPr>
+              <w:spacing w:after="60"/>
+            </w:pPr>
+            <w:r>
+              <w:rPr>
+                <w:b/>
+                <w:color w:val="3D3D3D"/>
+                <w:sz w:val="21"/>
+              </w:rPr>
+              <w:t>Reference</w:t>
+            </w:r>
+            <w:r>
+              <w:rPr>
+                <w:sz w:val="21"/>
+              </w:rPr>
+              <w:t xml:space="preserve">  List known issues, the versions they affect, and the workaround.</w:t>
+            </w:r>
+          </w:p>
+        </w:tc>
+      </w:tr>
+    </w:tbl>
+    <w:p>
+      <w:pPr>
+        <w:spacing w:before="40" w:after="40" w:line="240" w:lineRule="auto"/>
+      </w:pPr>
+    </w:p>
+    <w:p>
+      <w:pPr>
+        <w:pStyle w:val="Heading2"/>
+      </w:pPr>
+      <w:r>
+        <w:t>19.16   Release Notes</w:t>
       </w:r>
     </w:p>
     <w:tbl>
